--- a/docs/manuals/et/ET07-線上測驗.docx
+++ b/docs/manuals/et/ET07-線上測驗.docx
@@ -7,6 +7,8 @@
         <w:spacing w:after="0"/>
         <w:jc w:val="center"/>
       </w:pPr>
+      <w:bookmarkStart w:id="0" w:name="_GoBack"/>
+      <w:bookmarkEnd w:id="0"/>
     </w:p>
     <w:p>
       <w:pPr>
@@ -155,7 +157,13 @@
         <w:rPr>
           <w:sz w:val="44"/>
         </w:rPr>
-        <w:t>ET07 線上測驗</w:t>
+        <w:t xml:space="preserve">ET07 </w:t>
+      </w:r>
+      <w:r>
+        <w:rPr>
+          <w:sz w:val="44"/>
+        </w:rPr>
+        <w:t>線上測驗</w:t>
       </w:r>
     </w:p>
     <w:p>
@@ -191,20 +199,26 @@
     <w:tbl>
       <w:tblPr>
         <w:tblStyle w:val="aff2"/>
-        <w:tblW w:type="auto" w:w="0"/>
+        <w:tblW w:w="0" w:type="auto"/>
         <w:jc w:val="center"/>
-        <w:tblLook w:firstColumn="1" w:firstRow="1" w:lastColumn="0" w:lastRow="0" w:noHBand="0" w:noVBand="1" w:val="04A0"/>
+        <w:tblLook w:val="04A0" w:firstRow="1" w:lastRow="0" w:firstColumn="1" w:lastColumn="0" w:noHBand="0" w:noVBand="1"/>
       </w:tblPr>
       <w:tblGrid>
-        <w:gridCol w:w="4680"/>
-        <w:gridCol w:w="4680"/>
+        <w:gridCol w:w="2160"/>
+        <w:gridCol w:w="3600"/>
       </w:tblGrid>
       <w:tr>
+        <w:trPr>
+          <w:jc w:val="center"/>
+        </w:trPr>
         <w:tc>
           <w:tcPr>
-            <w:tcW w:type="dxa" w:w="2160"/>
+            <w:tcW w:w="2160" w:type="dxa"/>
           </w:tcPr>
           <w:p>
+            <w:pPr>
+              <w:spacing w:before="60" w:after="60"/>
+            </w:pPr>
             <w:r>
               <w:t>版本</w:t>
             </w:r>
@@ -212,9 +226,12 @@
         </w:tc>
         <w:tc>
           <w:tcPr>
-            <w:tcW w:type="dxa" w:w="3600"/>
+            <w:tcW w:w="3600" w:type="dxa"/>
           </w:tcPr>
           <w:p>
+            <w:pPr>
+              <w:spacing w:before="60" w:after="60"/>
+            </w:pPr>
             <w:r>
               <w:t>1.0</w:t>
             </w:r>
@@ -222,11 +239,17 @@
         </w:tc>
       </w:tr>
       <w:tr>
+        <w:trPr>
+          <w:jc w:val="center"/>
+        </w:trPr>
         <w:tc>
           <w:tcPr>
-            <w:tcW w:type="dxa" w:w="2160"/>
+            <w:tcW w:w="2160" w:type="dxa"/>
           </w:tcPr>
           <w:p>
+            <w:pPr>
+              <w:spacing w:before="60" w:after="60"/>
+            </w:pPr>
             <w:r>
               <w:t>建立日期</w:t>
             </w:r>
@@ -234,9 +257,12 @@
         </w:tc>
         <w:tc>
           <w:tcPr>
-            <w:tcW w:type="dxa" w:w="3600"/>
+            <w:tcW w:w="3600" w:type="dxa"/>
           </w:tcPr>
           <w:p>
+            <w:pPr>
+              <w:spacing w:before="60" w:after="60"/>
+            </w:pPr>
             <w:r>
               <w:t>2026/10/20</w:t>
             </w:r>
@@ -244,11 +270,17 @@
         </w:tc>
       </w:tr>
       <w:tr>
+        <w:trPr>
+          <w:jc w:val="center"/>
+        </w:trPr>
         <w:tc>
           <w:tcPr>
-            <w:tcW w:type="dxa" w:w="2160"/>
+            <w:tcW w:w="2160" w:type="dxa"/>
           </w:tcPr>
           <w:p>
+            <w:pPr>
+              <w:spacing w:before="60" w:after="60"/>
+            </w:pPr>
             <w:r>
               <w:t>更新日期</w:t>
             </w:r>
@@ -256,19 +288,27 @@
         </w:tc>
         <w:tc>
           <w:tcPr>
-            <w:tcW w:type="dxa" w:w="3600"/>
+            <w:tcW w:w="3600" w:type="dxa"/>
           </w:tcPr>
           <w:p>
-            <w:r/>
+            <w:pPr>
+              <w:spacing w:before="60" w:after="60"/>
+            </w:pPr>
           </w:p>
         </w:tc>
       </w:tr>
       <w:tr>
+        <w:trPr>
+          <w:jc w:val="center"/>
+        </w:trPr>
         <w:tc>
           <w:tcPr>
-            <w:tcW w:type="dxa" w:w="2160"/>
+            <w:tcW w:w="2160" w:type="dxa"/>
           </w:tcPr>
           <w:p>
+            <w:pPr>
+              <w:spacing w:before="60" w:after="60"/>
+            </w:pPr>
             <w:r>
               <w:t>作者</w:t>
             </w:r>
@@ -276,9 +316,12 @@
         </w:tc>
         <w:tc>
           <w:tcPr>
-            <w:tcW w:type="dxa" w:w="3600"/>
+            <w:tcW w:w="3600" w:type="dxa"/>
           </w:tcPr>
           <w:p>
+            <w:pPr>
+              <w:spacing w:before="60" w:after="60"/>
+            </w:pPr>
             <w:r>
               <w:t>朱可棠</w:t>
             </w:r>
@@ -289,31 +332,38 @@
     <w:p>
       <w:pPr>
         <w:pStyle w:val="Heading1NoTOC"/>
-        <w:pageBreakBefore/>
       </w:pPr>
       <w:r>
-        <w:t>文件制/修訂履歷</w:t>
+        <w:lastRenderedPageBreak/>
+        <w:t>文件制</w:t>
+      </w:r>
+      <w:r>
+        <w:t>/</w:t>
+      </w:r>
+      <w:r>
+        <w:t>修訂履歷</w:t>
       </w:r>
     </w:p>
     <w:tbl>
       <w:tblPr>
         <w:tblStyle w:val="aff2"/>
-        <w:tblW w:type="auto" w:w="0"/>
-        <w:tblLook w:firstColumn="1" w:firstRow="1" w:lastColumn="0" w:lastRow="0" w:noHBand="0" w:noVBand="1" w:val="04A0"/>
+        <w:tblW w:w="0" w:type="auto"/>
+        <w:tblLook w:val="04A0" w:firstRow="1" w:lastRow="0" w:firstColumn="1" w:lastColumn="0" w:noHBand="0" w:noVBand="1"/>
       </w:tblPr>
       <w:tblGrid>
-        <w:gridCol w:w="2340"/>
-        <w:gridCol w:w="2340"/>
-        <w:gridCol w:w="2340"/>
-        <w:gridCol w:w="2340"/>
+        <w:gridCol w:w="1151"/>
+        <w:gridCol w:w="1729"/>
+        <w:gridCol w:w="4320"/>
+        <w:gridCol w:w="2160"/>
       </w:tblGrid>
       <w:tr>
         <w:tc>
           <w:tcPr>
-            <w:tcW w:type="dxa" w:w="1151"/>
+            <w:tcW w:w="1151" w:type="dxa"/>
           </w:tcPr>
           <w:p>
             <w:pPr>
+              <w:spacing w:before="60" w:after="60"/>
               <w:jc w:val="center"/>
             </w:pPr>
             <w:r>
@@ -326,10 +376,11 @@
         </w:tc>
         <w:tc>
           <w:tcPr>
-            <w:tcW w:type="dxa" w:w="1729"/>
+            <w:tcW w:w="1729" w:type="dxa"/>
           </w:tcPr>
           <w:p>
             <w:pPr>
+              <w:spacing w:before="60" w:after="60"/>
               <w:jc w:val="center"/>
             </w:pPr>
             <w:r>
@@ -342,10 +393,11 @@
         </w:tc>
         <w:tc>
           <w:tcPr>
-            <w:tcW w:type="dxa" w:w="4320"/>
+            <w:tcW w:w="4320" w:type="dxa"/>
           </w:tcPr>
           <w:p>
             <w:pPr>
+              <w:spacing w:before="60" w:after="60"/>
               <w:jc w:val="center"/>
             </w:pPr>
             <w:r>
@@ -358,10 +410,11 @@
         </w:tc>
         <w:tc>
           <w:tcPr>
-            <w:tcW w:type="dxa" w:w="2160"/>
+            <w:tcW w:w="2160" w:type="dxa"/>
           </w:tcPr>
           <w:p>
             <w:pPr>
+              <w:spacing w:before="60" w:after="60"/>
               <w:jc w:val="center"/>
             </w:pPr>
             <w:r>
@@ -376,10 +429,11 @@
       <w:tr>
         <w:tc>
           <w:tcPr>
-            <w:tcW w:type="dxa" w:w="1151"/>
+            <w:tcW w:w="1151" w:type="dxa"/>
           </w:tcPr>
           <w:p>
             <w:pPr>
+              <w:spacing w:before="60" w:after="60"/>
               <w:jc w:val="center"/>
             </w:pPr>
             <w:r>
@@ -389,10 +443,11 @@
         </w:tc>
         <w:tc>
           <w:tcPr>
-            <w:tcW w:type="dxa" w:w="1729"/>
+            <w:tcW w:w="1729" w:type="dxa"/>
           </w:tcPr>
           <w:p>
             <w:pPr>
+              <w:spacing w:before="60" w:after="60"/>
               <w:jc w:val="center"/>
             </w:pPr>
             <w:r>
@@ -402,9 +457,12 @@
         </w:tc>
         <w:tc>
           <w:tcPr>
-            <w:tcW w:type="dxa" w:w="4320"/>
+            <w:tcW w:w="4320" w:type="dxa"/>
           </w:tcPr>
           <w:p>
+            <w:pPr>
+              <w:spacing w:before="60" w:after="60"/>
+            </w:pPr>
             <w:r>
               <w:t>初次發行</w:t>
             </w:r>
@@ -412,10 +470,11 @@
         </w:tc>
         <w:tc>
           <w:tcPr>
-            <w:tcW w:type="dxa" w:w="2160"/>
+            <w:tcW w:w="2160" w:type="dxa"/>
           </w:tcPr>
           <w:p>
             <w:pPr>
+              <w:spacing w:before="60" w:after="60"/>
               <w:jc w:val="center"/>
             </w:pPr>
             <w:r>
@@ -428,25 +487,1416 @@
     <w:p>
       <w:pPr>
         <w:pStyle w:val="Heading1NoTOC"/>
-        <w:pageBreakBefore/>
       </w:pPr>
       <w:r>
+        <w:lastRenderedPageBreak/>
         <w:t>目錄</w:t>
       </w:r>
     </w:p>
     <w:p>
+      <w:pPr>
+        <w:pStyle w:val="14"/>
+        <w:tabs>
+          <w:tab w:val="right" w:leader="dot" w:pos="9350"/>
+        </w:tabs>
+        <w:rPr>
+          <w:rFonts w:asciiTheme="minorHAnsi" w:eastAsiaTheme="minorEastAsia" w:hAnsiTheme="minorHAnsi" w:cstheme="minorBidi"/>
+          <w:noProof/>
+          <w:color w:val="auto"/>
+          <w:kern w:val="2"/>
+          <w:szCs w:val="22"/>
+        </w:rPr>
+      </w:pPr>
       <w:r>
         <w:fldChar w:fldCharType="begin"/>
-        <w:instrText xml:space="preserve">TOC \o "1-2" \h \z \u</w:instrText>
+      </w:r>
+      <w:r>
+        <w:instrText>TOC \o "1-2" \h \z \u</w:instrText>
+      </w:r>
+      <w:r>
         <w:fldChar w:fldCharType="separate"/>
-        <w:t>目錄將於開啟文件時自動更新</w:t>
+      </w:r>
+      <w:hyperlink w:anchor="_Toc243386868" w:history="1">
+        <w:r>
+          <w:rPr>
+            <w:rStyle w:val="affb"/>
+            <w:rFonts w:hint="eastAsia"/>
+            <w:noProof/>
+          </w:rPr>
+          <w:t>壹、作業說明</w:t>
+        </w:r>
+        <w:r>
+          <w:rPr>
+            <w:noProof/>
+            <w:webHidden/>
+          </w:rPr>
+          <w:tab/>
+        </w:r>
+        <w:r>
+          <w:rPr>
+            <w:noProof/>
+            <w:webHidden/>
+          </w:rPr>
+          <w:fldChar w:fldCharType="begin"/>
+        </w:r>
+        <w:r>
+          <w:rPr>
+            <w:noProof/>
+            <w:webHidden/>
+          </w:rPr>
+          <w:instrText xml:space="preserve"> PAGEREF _Toc243386868 \h </w:instrText>
+        </w:r>
+        <w:r>
+          <w:rPr>
+            <w:noProof/>
+            <w:webHidden/>
+          </w:rPr>
+        </w:r>
+        <w:r>
+          <w:rPr>
+            <w:noProof/>
+            <w:webHidden/>
+          </w:rPr>
+          <w:fldChar w:fldCharType="separate"/>
+        </w:r>
+        <w:r>
+          <w:rPr>
+            <w:noProof/>
+            <w:webHidden/>
+          </w:rPr>
+          <w:t>1</w:t>
+        </w:r>
+        <w:r>
+          <w:rPr>
+            <w:noProof/>
+            <w:webHidden/>
+          </w:rPr>
+          <w:fldChar w:fldCharType="end"/>
+        </w:r>
+      </w:hyperlink>
+    </w:p>
+    <w:p>
+      <w:pPr>
+        <w:pStyle w:val="2a"/>
+        <w:tabs>
+          <w:tab w:val="right" w:leader="dot" w:pos="9350"/>
+        </w:tabs>
+        <w:rPr>
+          <w:rFonts w:asciiTheme="minorHAnsi" w:eastAsiaTheme="minorEastAsia" w:hAnsiTheme="minorHAnsi" w:cstheme="minorBidi"/>
+          <w:noProof/>
+          <w:color w:val="auto"/>
+          <w:kern w:val="2"/>
+          <w:szCs w:val="22"/>
+        </w:rPr>
+      </w:pPr>
+      <w:hyperlink w:anchor="_Toc243386869" w:history="1">
+        <w:r>
+          <w:rPr>
+            <w:rStyle w:val="affb"/>
+            <w:rFonts w:hint="eastAsia"/>
+            <w:noProof/>
+          </w:rPr>
+          <w:t>一、使用情境</w:t>
+        </w:r>
+        <w:r>
+          <w:rPr>
+            <w:noProof/>
+            <w:webHidden/>
+          </w:rPr>
+          <w:tab/>
+        </w:r>
+        <w:r>
+          <w:rPr>
+            <w:noProof/>
+            <w:webHidden/>
+          </w:rPr>
+          <w:fldChar w:fldCharType="begin"/>
+        </w:r>
+        <w:r>
+          <w:rPr>
+            <w:noProof/>
+            <w:webHidden/>
+          </w:rPr>
+          <w:instrText xml:space="preserve"> PAGEREF _Toc243386869 \h </w:instrText>
+        </w:r>
+        <w:r>
+          <w:rPr>
+            <w:noProof/>
+            <w:webHidden/>
+          </w:rPr>
+        </w:r>
+        <w:r>
+          <w:rPr>
+            <w:noProof/>
+            <w:webHidden/>
+          </w:rPr>
+          <w:fldChar w:fldCharType="separate"/>
+        </w:r>
+        <w:r>
+          <w:rPr>
+            <w:noProof/>
+            <w:webHidden/>
+          </w:rPr>
+          <w:t>1</w:t>
+        </w:r>
+        <w:r>
+          <w:rPr>
+            <w:noProof/>
+            <w:webHidden/>
+          </w:rPr>
+          <w:fldChar w:fldCharType="end"/>
+        </w:r>
+      </w:hyperlink>
+    </w:p>
+    <w:p>
+      <w:pPr>
+        <w:pStyle w:val="2a"/>
+        <w:tabs>
+          <w:tab w:val="right" w:leader="dot" w:pos="9350"/>
+        </w:tabs>
+        <w:rPr>
+          <w:rFonts w:asciiTheme="minorHAnsi" w:eastAsiaTheme="minorEastAsia" w:hAnsiTheme="minorHAnsi" w:cstheme="minorBidi"/>
+          <w:noProof/>
+          <w:color w:val="auto"/>
+          <w:kern w:val="2"/>
+          <w:szCs w:val="22"/>
+        </w:rPr>
+      </w:pPr>
+      <w:hyperlink w:anchor="_Toc243386870" w:history="1">
+        <w:r>
+          <w:rPr>
+            <w:rStyle w:val="affb"/>
+            <w:rFonts w:hint="eastAsia"/>
+            <w:noProof/>
+          </w:rPr>
+          <w:t>二、進入路徑</w:t>
+        </w:r>
+        <w:r>
+          <w:rPr>
+            <w:noProof/>
+            <w:webHidden/>
+          </w:rPr>
+          <w:tab/>
+        </w:r>
+        <w:r>
+          <w:rPr>
+            <w:noProof/>
+            <w:webHidden/>
+          </w:rPr>
+          <w:fldChar w:fldCharType="begin"/>
+        </w:r>
+        <w:r>
+          <w:rPr>
+            <w:noProof/>
+            <w:webHidden/>
+          </w:rPr>
+          <w:instrText xml:space="preserve"> PAGEREF _Toc243386870 \h </w:instrText>
+        </w:r>
+        <w:r>
+          <w:rPr>
+            <w:noProof/>
+            <w:webHidden/>
+          </w:rPr>
+        </w:r>
+        <w:r>
+          <w:rPr>
+            <w:noProof/>
+            <w:webHidden/>
+          </w:rPr>
+          <w:fldChar w:fldCharType="separate"/>
+        </w:r>
+        <w:r>
+          <w:rPr>
+            <w:noProof/>
+            <w:webHidden/>
+          </w:rPr>
+          <w:t>1</w:t>
+        </w:r>
+        <w:r>
+          <w:rPr>
+            <w:noProof/>
+            <w:webHidden/>
+          </w:rPr>
+          <w:fldChar w:fldCharType="end"/>
+        </w:r>
+      </w:hyperlink>
+    </w:p>
+    <w:p>
+      <w:pPr>
+        <w:pStyle w:val="14"/>
+        <w:tabs>
+          <w:tab w:val="right" w:leader="dot" w:pos="9350"/>
+        </w:tabs>
+        <w:rPr>
+          <w:rFonts w:asciiTheme="minorHAnsi" w:eastAsiaTheme="minorEastAsia" w:hAnsiTheme="minorHAnsi" w:cstheme="minorBidi"/>
+          <w:noProof/>
+          <w:color w:val="auto"/>
+          <w:kern w:val="2"/>
+          <w:szCs w:val="22"/>
+        </w:rPr>
+      </w:pPr>
+      <w:hyperlink w:anchor="_Toc243386871" w:history="1">
+        <w:r>
+          <w:rPr>
+            <w:rStyle w:val="affb"/>
+            <w:rFonts w:hint="eastAsia"/>
+            <w:noProof/>
+          </w:rPr>
+          <w:t>貳、操作說明</w:t>
+        </w:r>
+        <w:r>
+          <w:rPr>
+            <w:noProof/>
+            <w:webHidden/>
+          </w:rPr>
+          <w:tab/>
+        </w:r>
+        <w:r>
+          <w:rPr>
+            <w:noProof/>
+            <w:webHidden/>
+          </w:rPr>
+          <w:fldChar w:fldCharType="begin"/>
+        </w:r>
+        <w:r>
+          <w:rPr>
+            <w:noProof/>
+            <w:webHidden/>
+          </w:rPr>
+          <w:instrText xml:space="preserve"> PAGEREF _Toc243386871 \h </w:instrText>
+        </w:r>
+        <w:r>
+          <w:rPr>
+            <w:noProof/>
+            <w:webHidden/>
+          </w:rPr>
+        </w:r>
+        <w:r>
+          <w:rPr>
+            <w:noProof/>
+            <w:webHidden/>
+          </w:rPr>
+          <w:fldChar w:fldCharType="separate"/>
+        </w:r>
+        <w:r>
+          <w:rPr>
+            <w:noProof/>
+            <w:webHidden/>
+          </w:rPr>
+          <w:t>2</w:t>
+        </w:r>
+        <w:r>
+          <w:rPr>
+            <w:noProof/>
+            <w:webHidden/>
+          </w:rPr>
+          <w:fldChar w:fldCharType="end"/>
+        </w:r>
+      </w:hyperlink>
+    </w:p>
+    <w:p>
+      <w:pPr>
+        <w:pStyle w:val="2a"/>
+        <w:tabs>
+          <w:tab w:val="right" w:leader="dot" w:pos="9350"/>
+        </w:tabs>
+        <w:rPr>
+          <w:rFonts w:asciiTheme="minorHAnsi" w:eastAsiaTheme="minorEastAsia" w:hAnsiTheme="minorHAnsi" w:cstheme="minorBidi"/>
+          <w:noProof/>
+          <w:color w:val="auto"/>
+          <w:kern w:val="2"/>
+          <w:szCs w:val="22"/>
+        </w:rPr>
+      </w:pPr>
+      <w:hyperlink w:anchor="_Toc243386872" w:history="1">
+        <w:r>
+          <w:rPr>
+            <w:rStyle w:val="affb"/>
+            <w:rFonts w:hint="eastAsia"/>
+            <w:noProof/>
+          </w:rPr>
+          <w:t>一、畫面與前置設定</w:t>
+        </w:r>
+        <w:r>
+          <w:rPr>
+            <w:noProof/>
+            <w:webHidden/>
+          </w:rPr>
+          <w:tab/>
+        </w:r>
+        <w:r>
+          <w:rPr>
+            <w:noProof/>
+            <w:webHidden/>
+          </w:rPr>
+          <w:fldChar w:fldCharType="begin"/>
+        </w:r>
+        <w:r>
+          <w:rPr>
+            <w:noProof/>
+            <w:webHidden/>
+          </w:rPr>
+          <w:instrText xml:space="preserve"> PAGEREF _Toc243386872 \h </w:instrText>
+        </w:r>
+        <w:r>
+          <w:rPr>
+            <w:noProof/>
+            <w:webHidden/>
+          </w:rPr>
+        </w:r>
+        <w:r>
+          <w:rPr>
+            <w:noProof/>
+            <w:webHidden/>
+          </w:rPr>
+          <w:fldChar w:fldCharType="separate"/>
+        </w:r>
+        <w:r>
+          <w:rPr>
+            <w:noProof/>
+            <w:webHidden/>
+          </w:rPr>
+          <w:t>2</w:t>
+        </w:r>
+        <w:r>
+          <w:rPr>
+            <w:noProof/>
+            <w:webHidden/>
+          </w:rPr>
+          <w:fldChar w:fldCharType="end"/>
+        </w:r>
+      </w:hyperlink>
+    </w:p>
+    <w:p>
+      <w:pPr>
+        <w:pStyle w:val="2a"/>
+        <w:tabs>
+          <w:tab w:val="right" w:leader="dot" w:pos="9350"/>
+        </w:tabs>
+        <w:rPr>
+          <w:rFonts w:asciiTheme="minorHAnsi" w:eastAsiaTheme="minorEastAsia" w:hAnsiTheme="minorHAnsi" w:cstheme="minorBidi"/>
+          <w:noProof/>
+          <w:color w:val="auto"/>
+          <w:kern w:val="2"/>
+          <w:szCs w:val="22"/>
+        </w:rPr>
+      </w:pPr>
+      <w:hyperlink w:anchor="_Toc243386873" w:history="1">
+        <w:r>
+          <w:rPr>
+            <w:rStyle w:val="affb"/>
+            <w:rFonts w:hint="eastAsia"/>
+            <w:noProof/>
+          </w:rPr>
+          <w:t>二、開始作答</w:t>
+        </w:r>
+        <w:r>
+          <w:rPr>
+            <w:noProof/>
+            <w:webHidden/>
+          </w:rPr>
+          <w:tab/>
+        </w:r>
+        <w:r>
+          <w:rPr>
+            <w:noProof/>
+            <w:webHidden/>
+          </w:rPr>
+          <w:fldChar w:fldCharType="begin"/>
+        </w:r>
+        <w:r>
+          <w:rPr>
+            <w:noProof/>
+            <w:webHidden/>
+          </w:rPr>
+          <w:instrText xml:space="preserve"> PAGEREF _Toc243386873 \h </w:instrText>
+        </w:r>
+        <w:r>
+          <w:rPr>
+            <w:noProof/>
+            <w:webHidden/>
+          </w:rPr>
+        </w:r>
+        <w:r>
+          <w:rPr>
+            <w:noProof/>
+            <w:webHidden/>
+          </w:rPr>
+          <w:fldChar w:fldCharType="separate"/>
+        </w:r>
+        <w:r>
+          <w:rPr>
+            <w:noProof/>
+            <w:webHidden/>
+          </w:rPr>
+          <w:t>3</w:t>
+        </w:r>
+        <w:r>
+          <w:rPr>
+            <w:noProof/>
+            <w:webHidden/>
+          </w:rPr>
+          <w:fldChar w:fldCharType="end"/>
+        </w:r>
+      </w:hyperlink>
+    </w:p>
+    <w:p>
+      <w:pPr>
+        <w:pStyle w:val="2a"/>
+        <w:tabs>
+          <w:tab w:val="right" w:leader="dot" w:pos="9350"/>
+        </w:tabs>
+        <w:rPr>
+          <w:rFonts w:asciiTheme="minorHAnsi" w:eastAsiaTheme="minorEastAsia" w:hAnsiTheme="minorHAnsi" w:cstheme="minorBidi"/>
+          <w:noProof/>
+          <w:color w:val="auto"/>
+          <w:kern w:val="2"/>
+          <w:szCs w:val="22"/>
+        </w:rPr>
+      </w:pPr>
+      <w:hyperlink w:anchor="_Toc243386874" w:history="1">
+        <w:r>
+          <w:rPr>
+            <w:rStyle w:val="affb"/>
+            <w:rFonts w:hint="eastAsia"/>
+            <w:noProof/>
+          </w:rPr>
+          <w:t>三、作答與跳題</w:t>
+        </w:r>
+        <w:r>
+          <w:rPr>
+            <w:noProof/>
+            <w:webHidden/>
+          </w:rPr>
+          <w:tab/>
+        </w:r>
+        <w:r>
+          <w:rPr>
+            <w:noProof/>
+            <w:webHidden/>
+          </w:rPr>
+          <w:fldChar w:fldCharType="begin"/>
+        </w:r>
+        <w:r>
+          <w:rPr>
+            <w:noProof/>
+            <w:webHidden/>
+          </w:rPr>
+          <w:instrText xml:space="preserve"> PAGEREF _Toc243386874 \h </w:instrText>
+        </w:r>
+        <w:r>
+          <w:rPr>
+            <w:noProof/>
+            <w:webHidden/>
+          </w:rPr>
+        </w:r>
+        <w:r>
+          <w:rPr>
+            <w:noProof/>
+            <w:webHidden/>
+          </w:rPr>
+          <w:fldChar w:fldCharType="separate"/>
+        </w:r>
+        <w:r>
+          <w:rPr>
+            <w:noProof/>
+            <w:webHidden/>
+          </w:rPr>
+          <w:t>3</w:t>
+        </w:r>
+        <w:r>
+          <w:rPr>
+            <w:noProof/>
+            <w:webHidden/>
+          </w:rPr>
+          <w:fldChar w:fldCharType="end"/>
+        </w:r>
+      </w:hyperlink>
+    </w:p>
+    <w:p>
+      <w:pPr>
+        <w:pStyle w:val="2a"/>
+        <w:tabs>
+          <w:tab w:val="right" w:leader="dot" w:pos="9350"/>
+        </w:tabs>
+        <w:rPr>
+          <w:rFonts w:asciiTheme="minorHAnsi" w:eastAsiaTheme="minorEastAsia" w:hAnsiTheme="minorHAnsi" w:cstheme="minorBidi"/>
+          <w:noProof/>
+          <w:color w:val="auto"/>
+          <w:kern w:val="2"/>
+          <w:szCs w:val="22"/>
+        </w:rPr>
+      </w:pPr>
+      <w:hyperlink w:anchor="_Toc243386875" w:history="1">
+        <w:r>
+          <w:rPr>
+            <w:rStyle w:val="affb"/>
+            <w:rFonts w:hint="eastAsia"/>
+            <w:noProof/>
+          </w:rPr>
+          <w:t>四、離開作答畫面</w:t>
+        </w:r>
+        <w:r>
+          <w:rPr>
+            <w:noProof/>
+            <w:webHidden/>
+          </w:rPr>
+          <w:tab/>
+        </w:r>
+        <w:r>
+          <w:rPr>
+            <w:noProof/>
+            <w:webHidden/>
+          </w:rPr>
+          <w:fldChar w:fldCharType="begin"/>
+        </w:r>
+        <w:r>
+          <w:rPr>
+            <w:noProof/>
+            <w:webHidden/>
+          </w:rPr>
+          <w:instrText xml:space="preserve"> PAGEREF _Toc243386875 \h </w:instrText>
+        </w:r>
+        <w:r>
+          <w:rPr>
+            <w:noProof/>
+            <w:webHidden/>
+          </w:rPr>
+        </w:r>
+        <w:r>
+          <w:rPr>
+            <w:noProof/>
+            <w:webHidden/>
+          </w:rPr>
+          <w:fldChar w:fldCharType="separate"/>
+        </w:r>
+        <w:r>
+          <w:rPr>
+            <w:noProof/>
+            <w:webHidden/>
+          </w:rPr>
+          <w:t>3</w:t>
+        </w:r>
+        <w:r>
+          <w:rPr>
+            <w:noProof/>
+            <w:webHidden/>
+          </w:rPr>
+          <w:fldChar w:fldCharType="end"/>
+        </w:r>
+      </w:hyperlink>
+    </w:p>
+    <w:p>
+      <w:pPr>
+        <w:pStyle w:val="2a"/>
+        <w:tabs>
+          <w:tab w:val="right" w:leader="dot" w:pos="9350"/>
+        </w:tabs>
+        <w:rPr>
+          <w:rFonts w:asciiTheme="minorHAnsi" w:eastAsiaTheme="minorEastAsia" w:hAnsiTheme="minorHAnsi" w:cstheme="minorBidi"/>
+          <w:noProof/>
+          <w:color w:val="auto"/>
+          <w:kern w:val="2"/>
+          <w:szCs w:val="22"/>
+        </w:rPr>
+      </w:pPr>
+      <w:hyperlink w:anchor="_Toc243386876" w:history="1">
+        <w:r>
+          <w:rPr>
+            <w:rStyle w:val="affb"/>
+            <w:rFonts w:hint="eastAsia"/>
+            <w:noProof/>
+          </w:rPr>
+          <w:t>五、提交</w:t>
+        </w:r>
+        <w:r>
+          <w:rPr>
+            <w:noProof/>
+            <w:webHidden/>
+          </w:rPr>
+          <w:tab/>
+        </w:r>
+        <w:r>
+          <w:rPr>
+            <w:noProof/>
+            <w:webHidden/>
+          </w:rPr>
+          <w:fldChar w:fldCharType="begin"/>
+        </w:r>
+        <w:r>
+          <w:rPr>
+            <w:noProof/>
+            <w:webHidden/>
+          </w:rPr>
+          <w:instrText xml:space="preserve"> PAGEREF _Toc243386876 \h </w:instrText>
+        </w:r>
+        <w:r>
+          <w:rPr>
+            <w:noProof/>
+            <w:webHidden/>
+          </w:rPr>
+        </w:r>
+        <w:r>
+          <w:rPr>
+            <w:noProof/>
+            <w:webHidden/>
+          </w:rPr>
+          <w:fldChar w:fldCharType="separate"/>
+        </w:r>
+        <w:r>
+          <w:rPr>
+            <w:noProof/>
+            <w:webHidden/>
+          </w:rPr>
+          <w:t>4</w:t>
+        </w:r>
+        <w:r>
+          <w:rPr>
+            <w:noProof/>
+            <w:webHidden/>
+          </w:rPr>
+          <w:fldChar w:fldCharType="end"/>
+        </w:r>
+      </w:hyperlink>
+    </w:p>
+    <w:p>
+      <w:pPr>
+        <w:pStyle w:val="2a"/>
+        <w:tabs>
+          <w:tab w:val="right" w:leader="dot" w:pos="9350"/>
+        </w:tabs>
+        <w:rPr>
+          <w:rFonts w:asciiTheme="minorHAnsi" w:eastAsiaTheme="minorEastAsia" w:hAnsiTheme="minorHAnsi" w:cstheme="minorBidi"/>
+          <w:noProof/>
+          <w:color w:val="auto"/>
+          <w:kern w:val="2"/>
+          <w:szCs w:val="22"/>
+        </w:rPr>
+      </w:pPr>
+      <w:hyperlink w:anchor="_Toc243386877" w:history="1">
+        <w:r>
+          <w:rPr>
+            <w:rStyle w:val="affb"/>
+            <w:rFonts w:hint="eastAsia"/>
+            <w:noProof/>
+          </w:rPr>
+          <w:t>六、成績計算方式</w:t>
+        </w:r>
+        <w:r>
+          <w:rPr>
+            <w:noProof/>
+            <w:webHidden/>
+          </w:rPr>
+          <w:tab/>
+        </w:r>
+        <w:r>
+          <w:rPr>
+            <w:noProof/>
+            <w:webHidden/>
+          </w:rPr>
+          <w:fldChar w:fldCharType="begin"/>
+        </w:r>
+        <w:r>
+          <w:rPr>
+            <w:noProof/>
+            <w:webHidden/>
+          </w:rPr>
+          <w:instrText xml:space="preserve"> PAGEREF _Toc243386877 \h </w:instrText>
+        </w:r>
+        <w:r>
+          <w:rPr>
+            <w:noProof/>
+            <w:webHidden/>
+          </w:rPr>
+        </w:r>
+        <w:r>
+          <w:rPr>
+            <w:noProof/>
+            <w:webHidden/>
+          </w:rPr>
+          <w:fldChar w:fldCharType="separate"/>
+        </w:r>
+        <w:r>
+          <w:rPr>
+            <w:noProof/>
+            <w:webHidden/>
+          </w:rPr>
+          <w:t>4</w:t>
+        </w:r>
+        <w:r>
+          <w:rPr>
+            <w:noProof/>
+            <w:webHidden/>
+          </w:rPr>
+          <w:fldChar w:fldCharType="end"/>
+        </w:r>
+      </w:hyperlink>
+    </w:p>
+    <w:p>
+      <w:pPr>
+        <w:pStyle w:val="2a"/>
+        <w:tabs>
+          <w:tab w:val="right" w:leader="dot" w:pos="9350"/>
+        </w:tabs>
+        <w:rPr>
+          <w:rFonts w:asciiTheme="minorHAnsi" w:eastAsiaTheme="minorEastAsia" w:hAnsiTheme="minorHAnsi" w:cstheme="minorBidi"/>
+          <w:noProof/>
+          <w:color w:val="auto"/>
+          <w:kern w:val="2"/>
+          <w:szCs w:val="22"/>
+        </w:rPr>
+      </w:pPr>
+      <w:hyperlink w:anchor="_Toc243386878" w:history="1">
+        <w:r>
+          <w:rPr>
+            <w:rStyle w:val="affb"/>
+            <w:rFonts w:hint="eastAsia"/>
+            <w:noProof/>
+          </w:rPr>
+          <w:t>七、查看結果</w:t>
+        </w:r>
+        <w:r>
+          <w:rPr>
+            <w:noProof/>
+            <w:webHidden/>
+          </w:rPr>
+          <w:tab/>
+        </w:r>
+        <w:r>
+          <w:rPr>
+            <w:noProof/>
+            <w:webHidden/>
+          </w:rPr>
+          <w:fldChar w:fldCharType="begin"/>
+        </w:r>
+        <w:r>
+          <w:rPr>
+            <w:noProof/>
+            <w:webHidden/>
+          </w:rPr>
+          <w:instrText xml:space="preserve"> PAGEREF _Toc243386878 \h </w:instrText>
+        </w:r>
+        <w:r>
+          <w:rPr>
+            <w:noProof/>
+            <w:webHidden/>
+          </w:rPr>
+        </w:r>
+        <w:r>
+          <w:rPr>
+            <w:noProof/>
+            <w:webHidden/>
+          </w:rPr>
+          <w:fldChar w:fldCharType="separate"/>
+        </w:r>
+        <w:r>
+          <w:rPr>
+            <w:noProof/>
+            <w:webHidden/>
+          </w:rPr>
+          <w:t>5</w:t>
+        </w:r>
+        <w:r>
+          <w:rPr>
+            <w:noProof/>
+            <w:webHidden/>
+          </w:rPr>
+          <w:fldChar w:fldCharType="end"/>
+        </w:r>
+      </w:hyperlink>
+    </w:p>
+    <w:p>
+      <w:pPr>
+        <w:pStyle w:val="2a"/>
+        <w:tabs>
+          <w:tab w:val="right" w:leader="dot" w:pos="9350"/>
+        </w:tabs>
+        <w:rPr>
+          <w:rFonts w:asciiTheme="minorHAnsi" w:eastAsiaTheme="minorEastAsia" w:hAnsiTheme="minorHAnsi" w:cstheme="minorBidi"/>
+          <w:noProof/>
+          <w:color w:val="auto"/>
+          <w:kern w:val="2"/>
+          <w:szCs w:val="22"/>
+        </w:rPr>
+      </w:pPr>
+      <w:hyperlink w:anchor="_Toc243386879" w:history="1">
+        <w:r>
+          <w:rPr>
+            <w:rStyle w:val="affb"/>
+            <w:rFonts w:hint="eastAsia"/>
+            <w:noProof/>
+          </w:rPr>
+          <w:t>八、回看歷次作答</w:t>
+        </w:r>
+        <w:r>
+          <w:rPr>
+            <w:noProof/>
+            <w:webHidden/>
+          </w:rPr>
+          <w:tab/>
+        </w:r>
+        <w:r>
+          <w:rPr>
+            <w:noProof/>
+            <w:webHidden/>
+          </w:rPr>
+          <w:fldChar w:fldCharType="begin"/>
+        </w:r>
+        <w:r>
+          <w:rPr>
+            <w:noProof/>
+            <w:webHidden/>
+          </w:rPr>
+          <w:instrText xml:space="preserve"> PAGEREF _Toc243386879 \h </w:instrText>
+        </w:r>
+        <w:r>
+          <w:rPr>
+            <w:noProof/>
+            <w:webHidden/>
+          </w:rPr>
+        </w:r>
+        <w:r>
+          <w:rPr>
+            <w:noProof/>
+            <w:webHidden/>
+          </w:rPr>
+          <w:fldChar w:fldCharType="separate"/>
+        </w:r>
+        <w:r>
+          <w:rPr>
+            <w:noProof/>
+            <w:webHidden/>
+          </w:rPr>
+          <w:t>6</w:t>
+        </w:r>
+        <w:r>
+          <w:rPr>
+            <w:noProof/>
+            <w:webHidden/>
+          </w:rPr>
+          <w:fldChar w:fldCharType="end"/>
+        </w:r>
+      </w:hyperlink>
+    </w:p>
+    <w:p>
+      <w:pPr>
+        <w:pStyle w:val="2a"/>
+        <w:tabs>
+          <w:tab w:val="right" w:leader="dot" w:pos="9350"/>
+        </w:tabs>
+        <w:rPr>
+          <w:rFonts w:asciiTheme="minorHAnsi" w:eastAsiaTheme="minorEastAsia" w:hAnsiTheme="minorHAnsi" w:cstheme="minorBidi"/>
+          <w:noProof/>
+          <w:color w:val="auto"/>
+          <w:kern w:val="2"/>
+          <w:szCs w:val="22"/>
+        </w:rPr>
+      </w:pPr>
+      <w:hyperlink w:anchor="_Toc243386880" w:history="1">
+        <w:r>
+          <w:rPr>
+            <w:rStyle w:val="affb"/>
+            <w:rFonts w:hint="eastAsia"/>
+            <w:noProof/>
+          </w:rPr>
+          <w:t>九、重考次數用完</w:t>
+        </w:r>
+        <w:r>
+          <w:rPr>
+            <w:noProof/>
+            <w:webHidden/>
+          </w:rPr>
+          <w:tab/>
+        </w:r>
+        <w:r>
+          <w:rPr>
+            <w:noProof/>
+            <w:webHidden/>
+          </w:rPr>
+          <w:fldChar w:fldCharType="begin"/>
+        </w:r>
+        <w:r>
+          <w:rPr>
+            <w:noProof/>
+            <w:webHidden/>
+          </w:rPr>
+          <w:instrText xml:space="preserve"> PAGEREF _Toc243386880 \h </w:instrText>
+        </w:r>
+        <w:r>
+          <w:rPr>
+            <w:noProof/>
+            <w:webHidden/>
+          </w:rPr>
+        </w:r>
+        <w:r>
+          <w:rPr>
+            <w:noProof/>
+            <w:webHidden/>
+          </w:rPr>
+          <w:fldChar w:fldCharType="separate"/>
+        </w:r>
+        <w:r>
+          <w:rPr>
+            <w:noProof/>
+            <w:webHidden/>
+          </w:rPr>
+          <w:t>6</w:t>
+        </w:r>
+        <w:r>
+          <w:rPr>
+            <w:noProof/>
+            <w:webHidden/>
+          </w:rPr>
+          <w:fldChar w:fldCharType="end"/>
+        </w:r>
+      </w:hyperlink>
+    </w:p>
+    <w:p>
+      <w:pPr>
+        <w:pStyle w:val="2a"/>
+        <w:tabs>
+          <w:tab w:val="right" w:leader="dot" w:pos="9350"/>
+        </w:tabs>
+        <w:rPr>
+          <w:rFonts w:asciiTheme="minorHAnsi" w:eastAsiaTheme="minorEastAsia" w:hAnsiTheme="minorHAnsi" w:cstheme="minorBidi"/>
+          <w:noProof/>
+          <w:color w:val="auto"/>
+          <w:kern w:val="2"/>
+          <w:szCs w:val="22"/>
+        </w:rPr>
+      </w:pPr>
+      <w:hyperlink w:anchor="_Toc243386881" w:history="1">
+        <w:r>
+          <w:rPr>
+            <w:rStyle w:val="affb"/>
+            <w:rFonts w:hint="eastAsia"/>
+            <w:noProof/>
+          </w:rPr>
+          <w:t>十、課程關閉後</w:t>
+        </w:r>
+        <w:r>
+          <w:rPr>
+            <w:noProof/>
+            <w:webHidden/>
+          </w:rPr>
+          <w:tab/>
+        </w:r>
+        <w:r>
+          <w:rPr>
+            <w:noProof/>
+            <w:webHidden/>
+          </w:rPr>
+          <w:fldChar w:fldCharType="begin"/>
+        </w:r>
+        <w:r>
+          <w:rPr>
+            <w:noProof/>
+            <w:webHidden/>
+          </w:rPr>
+          <w:instrText xml:space="preserve"> PAGEREF _Toc243386881 \h </w:instrText>
+        </w:r>
+        <w:r>
+          <w:rPr>
+            <w:noProof/>
+            <w:webHidden/>
+          </w:rPr>
+        </w:r>
+        <w:r>
+          <w:rPr>
+            <w:noProof/>
+            <w:webHidden/>
+          </w:rPr>
+          <w:fldChar w:fldCharType="separate"/>
+        </w:r>
+        <w:r>
+          <w:rPr>
+            <w:noProof/>
+            <w:webHidden/>
+          </w:rPr>
+          <w:t>7</w:t>
+        </w:r>
+        <w:r>
+          <w:rPr>
+            <w:noProof/>
+            <w:webHidden/>
+          </w:rPr>
+          <w:fldChar w:fldCharType="end"/>
+        </w:r>
+      </w:hyperlink>
+    </w:p>
+    <w:p>
+      <w:pPr>
+        <w:pStyle w:val="14"/>
+        <w:tabs>
+          <w:tab w:val="right" w:leader="dot" w:pos="9350"/>
+        </w:tabs>
+        <w:rPr>
+          <w:rFonts w:asciiTheme="minorHAnsi" w:eastAsiaTheme="minorEastAsia" w:hAnsiTheme="minorHAnsi" w:cstheme="minorBidi"/>
+          <w:noProof/>
+          <w:color w:val="auto"/>
+          <w:kern w:val="2"/>
+          <w:szCs w:val="22"/>
+        </w:rPr>
+      </w:pPr>
+      <w:hyperlink w:anchor="_Toc243386882" w:history="1">
+        <w:r>
+          <w:rPr>
+            <w:rStyle w:val="affb"/>
+            <w:rFonts w:hint="eastAsia"/>
+            <w:noProof/>
+          </w:rPr>
+          <w:t>參、常見訊息與處置</w:t>
+        </w:r>
+        <w:r>
+          <w:rPr>
+            <w:noProof/>
+            <w:webHidden/>
+          </w:rPr>
+          <w:tab/>
+        </w:r>
+        <w:r>
+          <w:rPr>
+            <w:noProof/>
+            <w:webHidden/>
+          </w:rPr>
+          <w:fldChar w:fldCharType="begin"/>
+        </w:r>
+        <w:r>
+          <w:rPr>
+            <w:noProof/>
+            <w:webHidden/>
+          </w:rPr>
+          <w:instrText xml:space="preserve"> PAGEREF _Toc243386882 \h </w:instrText>
+        </w:r>
+        <w:r>
+          <w:rPr>
+            <w:noProof/>
+            <w:webHidden/>
+          </w:rPr>
+        </w:r>
+        <w:r>
+          <w:rPr>
+            <w:noProof/>
+            <w:webHidden/>
+          </w:rPr>
+          <w:fldChar w:fldCharType="separate"/>
+        </w:r>
+        <w:r>
+          <w:rPr>
+            <w:noProof/>
+            <w:webHidden/>
+          </w:rPr>
+          <w:t>8</w:t>
+        </w:r>
+        <w:r>
+          <w:rPr>
+            <w:noProof/>
+            <w:webHidden/>
+          </w:rPr>
+          <w:fldChar w:fldCharType="end"/>
+        </w:r>
+      </w:hyperlink>
+    </w:p>
+    <w:p>
+      <w:pPr>
+        <w:pStyle w:val="2a"/>
+        <w:tabs>
+          <w:tab w:val="right" w:leader="dot" w:pos="9350"/>
+        </w:tabs>
+        <w:rPr>
+          <w:rFonts w:asciiTheme="minorHAnsi" w:eastAsiaTheme="minorEastAsia" w:hAnsiTheme="minorHAnsi" w:cstheme="minorBidi"/>
+          <w:noProof/>
+          <w:color w:val="auto"/>
+          <w:kern w:val="2"/>
+          <w:szCs w:val="22"/>
+        </w:rPr>
+      </w:pPr>
+      <w:hyperlink w:anchor="_Toc243386883" w:history="1">
+        <w:r>
+          <w:rPr>
+            <w:rStyle w:val="affb"/>
+            <w:rFonts w:hint="eastAsia"/>
+            <w:noProof/>
+          </w:rPr>
+          <w:t>一、被擋下（動作沒有完成）</w:t>
+        </w:r>
+        <w:r>
+          <w:rPr>
+            <w:noProof/>
+            <w:webHidden/>
+          </w:rPr>
+          <w:tab/>
+        </w:r>
+        <w:r>
+          <w:rPr>
+            <w:noProof/>
+            <w:webHidden/>
+          </w:rPr>
+          <w:fldChar w:fldCharType="begin"/>
+        </w:r>
+        <w:r>
+          <w:rPr>
+            <w:noProof/>
+            <w:webHidden/>
+          </w:rPr>
+          <w:instrText xml:space="preserve"> PAGEREF _Toc243386883 \h </w:instrText>
+        </w:r>
+        <w:r>
+          <w:rPr>
+            <w:noProof/>
+            <w:webHidden/>
+          </w:rPr>
+        </w:r>
+        <w:r>
+          <w:rPr>
+            <w:noProof/>
+            <w:webHidden/>
+          </w:rPr>
+          <w:fldChar w:fldCharType="separate"/>
+        </w:r>
+        <w:r>
+          <w:rPr>
+            <w:noProof/>
+            <w:webHidden/>
+          </w:rPr>
+          <w:t>8</w:t>
+        </w:r>
+        <w:r>
+          <w:rPr>
+            <w:noProof/>
+            <w:webHidden/>
+          </w:rPr>
+          <w:fldChar w:fldCharType="end"/>
+        </w:r>
+      </w:hyperlink>
+    </w:p>
+    <w:p>
+      <w:pPr>
+        <w:pStyle w:val="2a"/>
+        <w:tabs>
+          <w:tab w:val="right" w:leader="dot" w:pos="9350"/>
+        </w:tabs>
+        <w:rPr>
+          <w:rFonts w:asciiTheme="minorHAnsi" w:eastAsiaTheme="minorEastAsia" w:hAnsiTheme="minorHAnsi" w:cstheme="minorBidi"/>
+          <w:noProof/>
+          <w:color w:val="auto"/>
+          <w:kern w:val="2"/>
+          <w:szCs w:val="22"/>
+        </w:rPr>
+      </w:pPr>
+      <w:hyperlink w:anchor="_Toc243386884" w:history="1">
+        <w:r>
+          <w:rPr>
+            <w:rStyle w:val="affb"/>
+            <w:rFonts w:hint="eastAsia"/>
+            <w:noProof/>
+          </w:rPr>
+          <w:t>二、有警告（動作完成但需判斷）</w:t>
+        </w:r>
+        <w:r>
+          <w:rPr>
+            <w:noProof/>
+            <w:webHidden/>
+          </w:rPr>
+          <w:tab/>
+        </w:r>
+        <w:r>
+          <w:rPr>
+            <w:noProof/>
+            <w:webHidden/>
+          </w:rPr>
+          <w:fldChar w:fldCharType="begin"/>
+        </w:r>
+        <w:r>
+          <w:rPr>
+            <w:noProof/>
+            <w:webHidden/>
+          </w:rPr>
+          <w:instrText xml:space="preserve"> PAGEREF _Toc243386884 \h </w:instrText>
+        </w:r>
+        <w:r>
+          <w:rPr>
+            <w:noProof/>
+            <w:webHidden/>
+          </w:rPr>
+        </w:r>
+        <w:r>
+          <w:rPr>
+            <w:noProof/>
+            <w:webHidden/>
+          </w:rPr>
+          <w:fldChar w:fldCharType="separate"/>
+        </w:r>
+        <w:r>
+          <w:rPr>
+            <w:noProof/>
+            <w:webHidden/>
+          </w:rPr>
+          <w:t>8</w:t>
+        </w:r>
+        <w:r>
+          <w:rPr>
+            <w:noProof/>
+            <w:webHidden/>
+          </w:rPr>
+          <w:fldChar w:fldCharType="end"/>
+        </w:r>
+      </w:hyperlink>
+    </w:p>
+    <w:p>
+      <w:pPr>
+        <w:pStyle w:val="2a"/>
+        <w:tabs>
+          <w:tab w:val="right" w:leader="dot" w:pos="9350"/>
+        </w:tabs>
+        <w:rPr>
+          <w:rFonts w:asciiTheme="minorHAnsi" w:eastAsiaTheme="minorEastAsia" w:hAnsiTheme="minorHAnsi" w:cstheme="minorBidi"/>
+          <w:noProof/>
+          <w:color w:val="auto"/>
+          <w:kern w:val="2"/>
+          <w:szCs w:val="22"/>
+        </w:rPr>
+      </w:pPr>
+      <w:hyperlink w:anchor="_Toc243386885" w:history="1">
+        <w:r>
+          <w:rPr>
+            <w:rStyle w:val="affb"/>
+            <w:rFonts w:hint="eastAsia"/>
+            <w:noProof/>
+          </w:rPr>
+          <w:t>三、送出後的結果訊息</w:t>
+        </w:r>
+        <w:r>
+          <w:rPr>
+            <w:noProof/>
+            <w:webHidden/>
+          </w:rPr>
+          <w:tab/>
+        </w:r>
+        <w:r>
+          <w:rPr>
+            <w:noProof/>
+            <w:webHidden/>
+          </w:rPr>
+          <w:fldChar w:fldCharType="begin"/>
+        </w:r>
+        <w:r>
+          <w:rPr>
+            <w:noProof/>
+            <w:webHidden/>
+          </w:rPr>
+          <w:instrText xml:space="preserve"> PAGEREF _Toc243386885 \h </w:instrText>
+        </w:r>
+        <w:r>
+          <w:rPr>
+            <w:noProof/>
+            <w:webHidden/>
+          </w:rPr>
+        </w:r>
+        <w:r>
+          <w:rPr>
+            <w:noProof/>
+            <w:webHidden/>
+          </w:rPr>
+          <w:fldChar w:fldCharType="separate"/>
+        </w:r>
+        <w:r>
+          <w:rPr>
+            <w:noProof/>
+            <w:webHidden/>
+          </w:rPr>
+          <w:t>8</w:t>
+        </w:r>
+        <w:r>
+          <w:rPr>
+            <w:noProof/>
+            <w:webHidden/>
+          </w:rPr>
+          <w:fldChar w:fldCharType="end"/>
+        </w:r>
+      </w:hyperlink>
+    </w:p>
+    <w:p>
+      <w:pPr>
+        <w:pStyle w:val="2a"/>
+        <w:tabs>
+          <w:tab w:val="right" w:leader="dot" w:pos="9350"/>
+        </w:tabs>
+        <w:rPr>
+          <w:rFonts w:asciiTheme="minorHAnsi" w:eastAsiaTheme="minorEastAsia" w:hAnsiTheme="minorHAnsi" w:cstheme="minorBidi"/>
+          <w:noProof/>
+          <w:color w:val="auto"/>
+          <w:kern w:val="2"/>
+          <w:szCs w:val="22"/>
+        </w:rPr>
+      </w:pPr>
+      <w:hyperlink w:anchor="_Toc243386886" w:history="1">
+        <w:r>
+          <w:rPr>
+            <w:rStyle w:val="affb"/>
+            <w:rFonts w:hint="eastAsia"/>
+            <w:noProof/>
+          </w:rPr>
+          <w:t>四、其他情況</w:t>
+        </w:r>
+        <w:r>
+          <w:rPr>
+            <w:noProof/>
+            <w:webHidden/>
+          </w:rPr>
+          <w:tab/>
+        </w:r>
+        <w:r>
+          <w:rPr>
+            <w:noProof/>
+            <w:webHidden/>
+          </w:rPr>
+          <w:fldChar w:fldCharType="begin"/>
+        </w:r>
+        <w:r>
+          <w:rPr>
+            <w:noProof/>
+            <w:webHidden/>
+          </w:rPr>
+          <w:instrText xml:space="preserve"> PAGEREF _Toc243386886 \h </w:instrText>
+        </w:r>
+        <w:r>
+          <w:rPr>
+            <w:noProof/>
+            <w:webHidden/>
+          </w:rPr>
+        </w:r>
+        <w:r>
+          <w:rPr>
+            <w:noProof/>
+            <w:webHidden/>
+          </w:rPr>
+          <w:fldChar w:fldCharType="separate"/>
+        </w:r>
+        <w:r>
+          <w:rPr>
+            <w:noProof/>
+            <w:webHidden/>
+          </w:rPr>
+          <w:t>9</w:t>
+        </w:r>
+        <w:r>
+          <w:rPr>
+            <w:noProof/>
+            <w:webHidden/>
+          </w:rPr>
+          <w:fldChar w:fldCharType="end"/>
+        </w:r>
+      </w:hyperlink>
+    </w:p>
+    <w:p>
+      <w:r>
         <w:fldChar w:fldCharType="end"/>
       </w:r>
     </w:p>
     <w:p>
       <w:pPr>
         <w:sectPr>
-          <w:footerReference w:type="default" r:id="rId8"/>
           <w:pgSz w:w="12240" w:h="15840"/>
           <w:pgMar w:top="1440" w:right="1440" w:bottom="1440" w:left="1440" w:header="720" w:footer="720" w:gutter="0"/>
           <w:cols w:space="720"/>
@@ -458,20 +1908,26 @@
       <w:pPr>
         <w:pStyle w:val="1"/>
       </w:pPr>
+      <w:bookmarkStart w:id="1" w:name="_Toc243386868"/>
       <w:r>
+        <w:lastRenderedPageBreak/>
         <w:t>壹、作業說明</w:t>
       </w:r>
+      <w:bookmarkEnd w:id="1"/>
     </w:p>
     <w:p>
       <w:pPr>
         <w:pStyle w:val="2"/>
       </w:pPr>
+      <w:bookmarkStart w:id="2" w:name="_Toc243386869"/>
       <w:r>
         <w:t>一、使用情境</w:t>
       </w:r>
+      <w:bookmarkEnd w:id="2"/>
     </w:p>
     <w:p>
       <w:pPr>
+        <w:keepNext/>
         <w:ind w:firstLine="482"/>
       </w:pPr>
       <w:r>
@@ -490,26 +1946,23 @@
     <w:tbl>
       <w:tblPr>
         <w:tblStyle w:val="aff2"/>
-        <w:tblW w:type="auto" w:w="0"/>
+        <w:tblW w:w="0" w:type="auto"/>
         <w:tblLayout w:type="fixed"/>
-        <w:tblLook w:firstColumn="1" w:firstRow="1" w:lastColumn="0" w:lastRow="0" w:noHBand="0" w:noVBand="1" w:val="04A0"/>
-        <w:tblLayout w:type="fixed"/>
+        <w:tblLook w:val="04A0" w:firstRow="1" w:lastRow="0" w:firstColumn="1" w:lastColumn="0" w:noHBand="0" w:noVBand="1"/>
       </w:tblPr>
       <w:tblGrid>
-        <w:gridCol w:w="4680"/>
-        <w:gridCol w:w="4680"/>
+        <w:gridCol w:w="1787"/>
+        <w:gridCol w:w="7573"/>
       </w:tblGrid>
       <w:tr>
         <w:tc>
           <w:tcPr>
-            <w:tcW w:type="dxa" w:w="1787"/>
+            <w:tcW w:w="1787" w:type="dxa"/>
           </w:tcPr>
           <w:p>
-            <w:r>
-              <w:rPr>
-                <w:b/>
-              </w:rPr>
-            </w:r>
+            <w:pPr>
+              <w:spacing w:before="60" w:after="60"/>
+            </w:pPr>
             <w:r>
               <w:rPr>
                 <w:b/>
@@ -520,14 +1973,12 @@
         </w:tc>
         <w:tc>
           <w:tcPr>
-            <w:tcW w:type="dxa" w:w="7573"/>
+            <w:tcW w:w="7573" w:type="dxa"/>
           </w:tcPr>
           <w:p>
-            <w:r>
-              <w:rPr>
-                <w:b/>
-              </w:rPr>
-            </w:r>
+            <w:pPr>
+              <w:spacing w:before="60" w:after="60"/>
+            </w:pPr>
             <w:r>
               <w:rPr>
                 <w:b/>
@@ -540,10 +1991,12 @@
       <w:tr>
         <w:tc>
           <w:tcPr>
-            <w:tcW w:type="dxa" w:w="1787"/>
+            <w:tcW w:w="1787" w:type="dxa"/>
           </w:tcPr>
           <w:p>
-            <w:r/>
+            <w:pPr>
+              <w:spacing w:before="60" w:after="60"/>
+            </w:pPr>
             <w:r>
               <w:t>學員</w:t>
             </w:r>
@@ -551,10 +2004,12 @@
         </w:tc>
         <w:tc>
           <w:tcPr>
-            <w:tcW w:type="dxa" w:w="7573"/>
+            <w:tcW w:w="7573" w:type="dxa"/>
           </w:tcPr>
           <w:p>
-            <w:r/>
+            <w:pPr>
+              <w:spacing w:before="60" w:after="60"/>
+            </w:pPr>
             <w:r>
               <w:t>作答已加入課程中的測驗；查看成績、逐題對錯與正確答案；回看自己每一次的作答</w:t>
             </w:r>
@@ -564,10 +2019,12 @@
       <w:tr>
         <w:tc>
           <w:tcPr>
-            <w:tcW w:type="dxa" w:w="1787"/>
+            <w:tcW w:w="1787" w:type="dxa"/>
           </w:tcPr>
           <w:p>
-            <w:r/>
+            <w:pPr>
+              <w:spacing w:before="60" w:after="60"/>
+            </w:pPr>
             <w:r>
               <w:t>教師、管理者</w:t>
             </w:r>
@@ -575,12 +2032,20 @@
         </w:tc>
         <w:tc>
           <w:tcPr>
-            <w:tcW w:type="dxa" w:w="7573"/>
+            <w:tcW w:w="7573" w:type="dxa"/>
           </w:tcPr>
           <w:p>
-            <w:r/>
+            <w:pPr>
+              <w:spacing w:before="60" w:after="60"/>
+            </w:pPr>
             <w:r>
-              <w:t>預覽課程時檢視測驗的題目內容，不能作答、不留下作答紀錄（由課程列表「全部課程」進入，見 ET01 課程列表）</w:t>
+              <w:t>預覽課程時檢視測驗的題目內容，不能作答、不留下作答紀錄（由課程列表「全部課程」進入，見</w:t>
+            </w:r>
+            <w:r>
+              <w:t xml:space="preserve"> ET01 </w:t>
+            </w:r>
+            <w:r>
+              <w:t>課程列表）</w:t>
             </w:r>
           </w:p>
         </w:tc>
@@ -591,7 +2056,13 @@
         <w:ind w:firstLine="482"/>
       </w:pPr>
       <w:r>
-        <w:t>測驗是課程章節中的一個項目，及格分數、作答時間與重考次數上限由教師於 ET05 課程建立與編輯設定。學員須先完成同一章節中排在測驗前面的教材，才能點開測驗。</w:t>
+        <w:t>測驗是課程章節中的一個項目，及格分數、作答時間與重考次數上限由教師於</w:t>
+      </w:r>
+      <w:r>
+        <w:t xml:space="preserve"> ET05 </w:t>
+      </w:r>
+      <w:r>
+        <w:t>課程建立與編輯設定。學員須先完成同一章節中排在測驗前面的教材，才能點開測驗。</w:t>
       </w:r>
     </w:p>
     <w:p>
@@ -608,40 +2079,68 @@
         <w:t>及格後</w:t>
       </w:r>
       <w:r>
-        <w:t>，該測驗項目即標示完成，同一章節後續的項目與下一章隨之解鎖；未及格則後續內容維持鎖定，須重新作答直到及格。學員的測驗成績與作答明細，教師於 ET02 學員學習表現查看。</w:t>
+        <w:t>，該測驗項目即標示完成，同一章節後續的項目與下一章隨之解鎖；未及格則後續內容維持鎖定，須重新作答直到及格。學員的測驗成績與作答明細，教師於</w:t>
+      </w:r>
+      <w:r>
+        <w:t xml:space="preserve"> ET02 </w:t>
+      </w:r>
+      <w:r>
+        <w:t>學員學習表現查看。</w:t>
       </w:r>
     </w:p>
     <w:p>
       <w:pPr>
         <w:pStyle w:val="2"/>
       </w:pPr>
+      <w:bookmarkStart w:id="3" w:name="_Toc243386870"/>
       <w:r>
         <w:t>二、進入路徑</w:t>
       </w:r>
+      <w:bookmarkEnd w:id="3"/>
     </w:p>
     <w:p>
       <w:pPr>
         <w:ind w:firstLine="482"/>
       </w:pPr>
       <w:r>
-        <w:t>側邊選單「教育訓練 → 我的課程」，點課程卡片進入 ET06 課程學習，再於左側章節清單點測驗項目。測驗資訊與作答入口直接顯示於右側內容區；按下作答後才進入獨立的作答畫面。</w:t>
+        <w:t>側邊選單「教育訓練</w:t>
+      </w:r>
+      <w:r>
+        <w:t xml:space="preserve"> → </w:t>
+      </w:r>
+      <w:r>
+        <w:t>我的課程」，點課程卡片進入</w:t>
+      </w:r>
+      <w:r>
+        <w:t xml:space="preserve"> ET06 </w:t>
+      </w:r>
+      <w:r>
+        <w:t>課程學習，再於左側章節清單點測驗項目。測驗資訊與作答入口直接顯示於右側內容區；按下作答後才進入獨立</w:t>
+      </w:r>
+      <w:r>
+        <w:t>的作答畫面。</w:t>
       </w:r>
     </w:p>
     <w:p>
       <w:pPr>
         <w:pStyle w:val="1"/>
       </w:pPr>
+      <w:bookmarkStart w:id="4" w:name="_Toc243386871"/>
       <w:r>
+        <w:lastRenderedPageBreak/>
         <w:t>貳、操作說明</w:t>
       </w:r>
+      <w:bookmarkEnd w:id="4"/>
     </w:p>
     <w:p>
       <w:pPr>
         <w:pStyle w:val="2"/>
       </w:pPr>
+      <w:bookmarkStart w:id="5" w:name="_Toc243386872"/>
       <w:r>
         <w:t>一、畫面與前置設定</w:t>
       </w:r>
+      <w:bookmarkEnd w:id="5"/>
     </w:p>
     <w:p>
       <w:pPr>
@@ -655,26 +2154,29 @@
       <w:pPr>
         <w:keepNext/>
         <w:spacing w:before="160" w:after="40"/>
-        <w:ind w:left="0" w:firstLine="0"/>
         <w:jc w:val="center"/>
       </w:pPr>
       <w:r>
+        <w:rPr>
+          <w:noProof/>
+        </w:rPr>
         <w:drawing>
-          <wp:inline xmlns:a="http://schemas.openxmlformats.org/drawingml/2006/main" xmlns:pic="http://schemas.openxmlformats.org/drawingml/2006/picture">
-            <wp:extent cx="5580000" cy="4840180"/>
+          <wp:inline distT="0" distB="0" distL="0" distR="0">
+            <wp:extent cx="4044136" cy="3507947"/>
+            <wp:effectExtent l="0" t="0" r="0" b="0"/>
             <wp:docPr id="1" name="Picture 1"/>
             <wp:cNvGraphicFramePr>
-              <a:graphicFrameLocks noChangeAspect="1"/>
+              <a:graphicFrameLocks xmlns:a="http://schemas.openxmlformats.org/drawingml/2006/main" noChangeAspect="1"/>
             </wp:cNvGraphicFramePr>
-            <a:graphic>
+            <a:graphic xmlns:a="http://schemas.openxmlformats.org/drawingml/2006/main">
               <a:graphicData uri="http://schemas.openxmlformats.org/drawingml/2006/picture">
-                <pic:pic>
+                <pic:pic xmlns:pic="http://schemas.openxmlformats.org/drawingml/2006/picture">
                   <pic:nvPicPr>
                     <pic:cNvPr id="0" name="et07-01.png"/>
                     <pic:cNvPicPr/>
                   </pic:nvPicPr>
                   <pic:blipFill>
-                    <a:blip r:embed="rId9"/>
+                    <a:blip r:embed="rId8"/>
                     <a:stretch>
                       <a:fillRect/>
                     </a:stretch>
@@ -682,9 +2184,11 @@
                   <pic:spPr>
                     <a:xfrm>
                       <a:off x="0" y="0"/>
-                      <a:ext cx="5580000" cy="4840180"/>
+                      <a:ext cx="4044136" cy="3507947"/>
                     </a:xfrm>
-                    <a:prstGeom prst="rect"/>
+                    <a:prstGeom prst="rect">
+                      <a:avLst/>
+                    </a:prstGeom>
                   </pic:spPr>
                 </pic:pic>
               </a:graphicData>
@@ -696,7 +2200,6 @@
     <w:p>
       <w:pPr>
         <w:spacing w:after="160"/>
-        <w:ind w:firstLine="0"/>
         <w:jc w:val="center"/>
       </w:pPr>
       <w:r>
@@ -709,6 +2212,7 @@
     </w:p>
     <w:p>
       <w:pPr>
+        <w:keepNext/>
         <w:ind w:firstLine="482"/>
       </w:pPr>
       <w:r>
@@ -718,26 +2222,23 @@
     <w:tbl>
       <w:tblPr>
         <w:tblStyle w:val="aff2"/>
-        <w:tblW w:type="auto" w:w="0"/>
+        <w:tblW w:w="0" w:type="auto"/>
         <w:tblLayout w:type="fixed"/>
-        <w:tblLook w:firstColumn="1" w:firstRow="1" w:lastColumn="0" w:lastRow="0" w:noHBand="0" w:noVBand="1" w:val="04A0"/>
-        <w:tblLayout w:type="fixed"/>
+        <w:tblLook w:val="04A0" w:firstRow="1" w:lastRow="0" w:firstColumn="1" w:lastColumn="0" w:noHBand="0" w:noVBand="1"/>
       </w:tblPr>
       <w:tblGrid>
-        <w:gridCol w:w="4680"/>
-        <w:gridCol w:w="4680"/>
+        <w:gridCol w:w="1674"/>
+        <w:gridCol w:w="7686"/>
       </w:tblGrid>
       <w:tr>
         <w:tc>
           <w:tcPr>
-            <w:tcW w:type="dxa" w:w="1674"/>
+            <w:tcW w:w="1674" w:type="dxa"/>
           </w:tcPr>
           <w:p>
-            <w:r>
-              <w:rPr>
-                <w:b/>
-              </w:rPr>
-            </w:r>
+            <w:pPr>
+              <w:spacing w:before="60" w:after="60"/>
+            </w:pPr>
             <w:r>
               <w:rPr>
                 <w:b/>
@@ -748,14 +2249,12 @@
         </w:tc>
         <w:tc>
           <w:tcPr>
-            <w:tcW w:type="dxa" w:w="7686"/>
+            <w:tcW w:w="7686" w:type="dxa"/>
           </w:tcPr>
           <w:p>
-            <w:r>
-              <w:rPr>
-                <w:b/>
-              </w:rPr>
-            </w:r>
+            <w:pPr>
+              <w:spacing w:before="60" w:after="60"/>
+            </w:pPr>
             <w:r>
               <w:rPr>
                 <w:b/>
@@ -768,10 +2267,12 @@
       <w:tr>
         <w:tc>
           <w:tcPr>
-            <w:tcW w:type="dxa" w:w="1674"/>
+            <w:tcW w:w="1674" w:type="dxa"/>
           </w:tcPr>
           <w:p>
-            <w:r/>
+            <w:pPr>
+              <w:spacing w:before="60" w:after="60"/>
+            </w:pPr>
             <w:r>
               <w:t>作答時間</w:t>
             </w:r>
@@ -779,10 +2280,12 @@
         </w:tc>
         <w:tc>
           <w:tcPr>
-            <w:tcW w:type="dxa" w:w="7686"/>
+            <w:tcW w:w="7686" w:type="dxa"/>
           </w:tcPr>
           <w:p>
-            <w:r/>
+            <w:pPr>
+              <w:spacing w:before="60" w:after="60"/>
+            </w:pPr>
             <w:r>
               <w:t>顯示「不限時」者，作答時沒有倒數，只能自行按「提交」交卷</w:t>
             </w:r>
@@ -792,10 +2295,12 @@
       <w:tr>
         <w:tc>
           <w:tcPr>
-            <w:tcW w:type="dxa" w:w="1674"/>
+            <w:tcW w:w="1674" w:type="dxa"/>
           </w:tcPr>
           <w:p>
-            <w:r/>
+            <w:pPr>
+              <w:spacing w:before="60" w:after="60"/>
+            </w:pPr>
             <w:r>
               <w:t>剩餘可作答</w:t>
             </w:r>
@@ -803,21 +2308,44 @@
         </w:tc>
         <w:tc>
           <w:tcPr>
-            <w:tcW w:type="dxa" w:w="7686"/>
+            <w:tcW w:w="7686" w:type="dxa"/>
           </w:tcPr>
           <w:p>
-            <w:r/>
+            <w:pPr>
+              <w:spacing w:before="60" w:after="60"/>
+            </w:pPr>
             <w:r>
-              <w:t xml:space="preserve">教師設定的重考次數上限 </w:t>
+              <w:t>教師設定的重考次數上限</w:t>
+            </w:r>
+            <w:r>
+              <w:t xml:space="preserve"> </w:t>
             </w:r>
             <w:r>
               <w:rPr>
                 <w:b/>
               </w:rPr>
-              <w:t>加 1</w:t>
+              <w:t>加</w:t>
             </w:r>
             <w:r>
-              <w:t>（含第一次作答）減去已作答次數。重考次數上限為 0 的測驗只能作答 1 次</w:t>
+              <w:rPr>
+                <w:b/>
+              </w:rPr>
+              <w:t xml:space="preserve"> 1</w:t>
+            </w:r>
+            <w:r>
+              <w:t>（含第一次作答）減去已作答次數。重考次數上限為</w:t>
+            </w:r>
+            <w:r>
+              <w:t xml:space="preserve"> 0 </w:t>
+            </w:r>
+            <w:r>
+              <w:t>的測驗只能作答</w:t>
+            </w:r>
+            <w:r>
+              <w:t xml:space="preserve"> 1 </w:t>
+            </w:r>
+            <w:r>
+              <w:t>次</w:t>
             </w:r>
           </w:p>
         </w:tc>
@@ -825,10 +2353,12 @@
       <w:tr>
         <w:tc>
           <w:tcPr>
-            <w:tcW w:type="dxa" w:w="1674"/>
+            <w:tcW w:w="1674" w:type="dxa"/>
           </w:tcPr>
           <w:p>
-            <w:r/>
+            <w:pPr>
+              <w:spacing w:before="60" w:after="60"/>
+            </w:pPr>
             <w:r>
               <w:t>目前成績</w:t>
             </w:r>
@@ -836,12 +2366,20 @@
         </w:tc>
         <w:tc>
           <w:tcPr>
-            <w:tcW w:type="dxa" w:w="7686"/>
+            <w:tcW w:w="7686" w:type="dxa"/>
           </w:tcPr>
           <w:p>
-            <w:r/>
+            <w:pPr>
+              <w:spacing w:before="60" w:after="60"/>
+            </w:pPr>
             <w:r>
-              <w:t>作答過後顯示「最近一次成績」與「最高分」，以百分制呈現（配分總和不是 100 時依比例換算）。</w:t>
+              <w:t>作答過後顯示「最近一次成績」與「最高分」，以百分制呈現（配分總和不是</w:t>
+            </w:r>
+            <w:r>
+              <w:t xml:space="preserve"> 100 </w:t>
+            </w:r>
+            <w:r>
+              <w:t>時依比例換算）。</w:t>
             </w:r>
             <w:r>
               <w:rPr>
@@ -858,10 +2396,12 @@
       <w:tr>
         <w:tc>
           <w:tcPr>
-            <w:tcW w:type="dxa" w:w="1674"/>
+            <w:tcW w:w="1674" w:type="dxa"/>
           </w:tcPr>
           <w:p>
-            <w:r/>
+            <w:pPr>
+              <w:spacing w:before="60" w:after="60"/>
+            </w:pPr>
             <w:r>
               <w:t>歷次作答紀錄</w:t>
             </w:r>
@@ -869,10 +2409,12 @@
         </w:tc>
         <w:tc>
           <w:tcPr>
-            <w:tcW w:type="dxa" w:w="7686"/>
+            <w:tcW w:w="7686" w:type="dxa"/>
           </w:tcPr>
           <w:p>
-            <w:r/>
+            <w:pPr>
+              <w:spacing w:before="60" w:after="60"/>
+            </w:pPr>
             <w:r>
               <w:t>尚未交過卷時不顯示</w:t>
             </w:r>
@@ -884,9 +2426,12 @@
       <w:pPr>
         <w:pStyle w:val="2"/>
       </w:pPr>
+      <w:bookmarkStart w:id="6" w:name="_Toc243386873"/>
       <w:r>
+        <w:lastRenderedPageBreak/>
         <w:t>二、開始作答</w:t>
       </w:r>
+      <w:bookmarkEnd w:id="6"/>
     </w:p>
     <w:p>
       <w:pPr>
@@ -926,13 +2471,16 @@
         <w:t>計入一次作答次數</w:t>
       </w:r>
       <w:r>
-        <w:t>並開始計時。題目與選項的順序於此時隨機排列，同一次作答中固定不變；每次重新作答都會重新排列。</w:t>
+        <w:t>並開始計時。題目與選項的</w:t>
+      </w:r>
+      <w:r>
+        <w:t>順序於此時隨機排列，同一次作答中固定不變；每次重新作答都會重新排列。</w:t>
       </w:r>
     </w:p>
     <w:p>
       <w:pPr>
         <w:spacing w:before="80" w:after="80"/>
-        <w:ind w:left="283" w:firstLine="0"/>
+        <w:ind w:left="283"/>
       </w:pPr>
       <w:r>
         <w:t>重要：限時測驗的時間自按下「開始作答」起計算，倒數歸零即自動提交。</w:t>
@@ -942,9 +2490,11 @@
       <w:pPr>
         <w:pStyle w:val="2"/>
       </w:pPr>
+      <w:bookmarkStart w:id="7" w:name="_Toc243386874"/>
       <w:r>
         <w:t>三、作答與跳題</w:t>
       </w:r>
+      <w:bookmarkEnd w:id="7"/>
     </w:p>
     <w:p>
       <w:pPr>
@@ -958,26 +2508,29 @@
       <w:pPr>
         <w:keepNext/>
         <w:spacing w:before="160" w:after="40"/>
-        <w:ind w:left="0" w:firstLine="0"/>
         <w:jc w:val="center"/>
       </w:pPr>
       <w:r>
+        <w:rPr>
+          <w:noProof/>
+        </w:rPr>
         <w:drawing>
-          <wp:inline xmlns:a="http://schemas.openxmlformats.org/drawingml/2006/main" xmlns:pic="http://schemas.openxmlformats.org/drawingml/2006/picture">
+          <wp:inline distT="0" distB="0" distL="0" distR="0">
             <wp:extent cx="5580000" cy="1781238"/>
+            <wp:effectExtent l="0" t="0" r="0" b="0"/>
             <wp:docPr id="2" name="Picture 2"/>
             <wp:cNvGraphicFramePr>
-              <a:graphicFrameLocks noChangeAspect="1"/>
+              <a:graphicFrameLocks xmlns:a="http://schemas.openxmlformats.org/drawingml/2006/main" noChangeAspect="1"/>
             </wp:cNvGraphicFramePr>
-            <a:graphic>
+            <a:graphic xmlns:a="http://schemas.openxmlformats.org/drawingml/2006/main">
               <a:graphicData uri="http://schemas.openxmlformats.org/drawingml/2006/picture">
-                <pic:pic>
+                <pic:pic xmlns:pic="http://schemas.openxmlformats.org/drawingml/2006/picture">
                   <pic:nvPicPr>
                     <pic:cNvPr id="0" name="et07-02.png"/>
                     <pic:cNvPicPr/>
                   </pic:nvPicPr>
                   <pic:blipFill>
-                    <a:blip r:embed="rId10"/>
+                    <a:blip r:embed="rId9"/>
                     <a:stretch>
                       <a:fillRect/>
                     </a:stretch>
@@ -987,7 +2540,9 @@
                       <a:off x="0" y="0"/>
                       <a:ext cx="5580000" cy="1781238"/>
                     </a:xfrm>
-                    <a:prstGeom prst="rect"/>
+                    <a:prstGeom prst="rect">
+                      <a:avLst/>
+                    </a:prstGeom>
                   </pic:spPr>
                 </pic:pic>
               </a:graphicData>
@@ -999,7 +2554,6 @@
     <w:p>
       <w:pPr>
         <w:spacing w:after="160"/>
-        <w:ind w:firstLine="0"/>
         <w:jc w:val="center"/>
       </w:pPr>
       <w:r>
@@ -1015,7 +2569,7 @@
         <w:pStyle w:val="af0"/>
         <w:numPr>
           <w:ilvl w:val="0"/>
-          <w:numId w:val="900"/>
+          <w:numId w:val="37"/>
         </w:numPr>
       </w:pPr>
       <w:r>
@@ -1027,7 +2581,7 @@
         <w:pStyle w:val="af0"/>
         <w:numPr>
           <w:ilvl w:val="0"/>
-          <w:numId w:val="900"/>
+          <w:numId w:val="37"/>
         </w:numPr>
       </w:pPr>
       <w:r>
@@ -1039,7 +2593,7 @@
         <w:pStyle w:val="af0"/>
         <w:numPr>
           <w:ilvl w:val="0"/>
-          <w:numId w:val="900"/>
+          <w:numId w:val="37"/>
         </w:numPr>
       </w:pPr>
       <w:r>
@@ -1049,7 +2603,7 @@
     <w:p>
       <w:pPr>
         <w:spacing w:before="80" w:after="80"/>
-        <w:ind w:left="283" w:firstLine="0"/>
+        <w:ind w:left="283"/>
       </w:pPr>
       <w:r>
         <w:t>重要：作答期間</w:t>
@@ -1085,12 +2639,15 @@
       <w:pPr>
         <w:pStyle w:val="2"/>
       </w:pPr>
+      <w:bookmarkStart w:id="8" w:name="_Toc243386875"/>
       <w:r>
         <w:t>四、離開作答畫面</w:t>
       </w:r>
+      <w:bookmarkEnd w:id="8"/>
     </w:p>
     <w:p>
       <w:pPr>
+        <w:keepNext/>
         <w:ind w:firstLine="482"/>
       </w:pPr>
       <w:r>
@@ -1109,26 +2666,23 @@
     <w:tbl>
       <w:tblPr>
         <w:tblStyle w:val="aff2"/>
-        <w:tblW w:type="auto" w:w="0"/>
+        <w:tblW w:w="0" w:type="auto"/>
         <w:tblLayout w:type="fixed"/>
-        <w:tblLook w:firstColumn="1" w:firstRow="1" w:lastColumn="0" w:lastRow="0" w:noHBand="0" w:noVBand="1" w:val="04A0"/>
-        <w:tblLayout w:type="fixed"/>
+        <w:tblLook w:val="04A0" w:firstRow="1" w:lastRow="0" w:firstColumn="1" w:lastColumn="0" w:noHBand="0" w:noVBand="1"/>
       </w:tblPr>
       <w:tblGrid>
-        <w:gridCol w:w="4680"/>
-        <w:gridCol w:w="4680"/>
+        <w:gridCol w:w="3012"/>
+        <w:gridCol w:w="6348"/>
       </w:tblGrid>
       <w:tr>
         <w:tc>
           <w:tcPr>
-            <w:tcW w:type="dxa" w:w="3012"/>
+            <w:tcW w:w="3012" w:type="dxa"/>
           </w:tcPr>
           <w:p>
-            <w:r>
-              <w:rPr>
-                <w:b/>
-              </w:rPr>
-            </w:r>
+            <w:pPr>
+              <w:spacing w:before="60" w:after="60"/>
+            </w:pPr>
             <w:r>
               <w:rPr>
                 <w:b/>
@@ -1139,14 +2693,12 @@
         </w:tc>
         <w:tc>
           <w:tcPr>
-            <w:tcW w:type="dxa" w:w="6348"/>
+            <w:tcW w:w="6348" w:type="dxa"/>
           </w:tcPr>
           <w:p>
-            <w:r>
-              <w:rPr>
-                <w:b/>
-              </w:rPr>
-            </w:r>
+            <w:pPr>
+              <w:spacing w:before="60" w:after="60"/>
+            </w:pPr>
             <w:r>
               <w:rPr>
                 <w:b/>
@@ -1159,22 +2711,34 @@
       <w:tr>
         <w:tc>
           <w:tcPr>
-            <w:tcW w:type="dxa" w:w="3012"/>
+            <w:tcW w:w="3012" w:type="dxa"/>
           </w:tcPr>
           <w:p>
-            <w:r/>
+            <w:pPr>
+              <w:spacing w:before="60" w:after="60"/>
+            </w:pPr>
             <w:r>
-              <w:t>切換到其他視窗或分頁、將視窗縮到最小、點瀏覽器網址列或跳出的系統通知</w:t>
+              <w:t>切換到其他視窗或分頁、將視窗縮到最小、點</w:t>
+            </w:r>
+            <w:r>
+              <w:t>瀏覽器網址列或跳出的系統通</w:t>
+            </w:r>
+            <w:r>
+              <w:lastRenderedPageBreak/>
+              <w:t>知</w:t>
             </w:r>
           </w:p>
         </w:tc>
         <w:tc>
           <w:tcPr>
-            <w:tcW w:type="dxa" w:w="6348"/>
+            <w:tcW w:w="6348" w:type="dxa"/>
           </w:tcPr>
           <w:p>
-            <w:r/>
+            <w:pPr>
+              <w:spacing w:before="60" w:after="60"/>
+            </w:pPr>
             <w:r>
+              <w:lastRenderedPageBreak/>
               <w:t>立即自動提交，不另確認</w:t>
             </w:r>
           </w:p>
@@ -1183,10 +2747,12 @@
       <w:tr>
         <w:tc>
           <w:tcPr>
-            <w:tcW w:type="dxa" w:w="3012"/>
+            <w:tcW w:w="3012" w:type="dxa"/>
           </w:tcPr>
           <w:p>
-            <w:r/>
+            <w:pPr>
+              <w:spacing w:before="60" w:after="60"/>
+            </w:pPr>
             <w:r>
               <w:t>點左側選單、瀏覽器「上一頁」或頁面上的連結</w:t>
             </w:r>
@@ -1194,10 +2760,12 @@
         </w:tc>
         <w:tc>
           <w:tcPr>
-            <w:tcW w:type="dxa" w:w="6348"/>
+            <w:tcW w:w="6348" w:type="dxa"/>
           </w:tcPr>
           <w:p>
-            <w:r/>
+            <w:pPr>
+              <w:spacing w:before="60" w:after="60"/>
+            </w:pPr>
             <w:r>
               <w:t>先跳出「離開作答」確認視窗：按「提交並離開」即交卷並前往該頁（顯示「已提交本次作答」）；按「繼續作答」則留在作答畫面，作答不變</w:t>
             </w:r>
@@ -1207,10 +2775,12 @@
       <w:tr>
         <w:tc>
           <w:tcPr>
-            <w:tcW w:type="dxa" w:w="3012"/>
+            <w:tcW w:w="3012" w:type="dxa"/>
           </w:tcPr>
           <w:p>
-            <w:r/>
+            <w:pPr>
+              <w:spacing w:before="60" w:after="60"/>
+            </w:pPr>
             <w:r>
               <w:t>重新整理或關閉瀏覽器</w:t>
             </w:r>
@@ -1218,10 +2788,12 @@
         </w:tc>
         <w:tc>
           <w:tcPr>
-            <w:tcW w:type="dxa" w:w="6348"/>
+            <w:tcW w:w="6348" w:type="dxa"/>
           </w:tcPr>
           <w:p>
-            <w:r/>
+            <w:pPr>
+              <w:spacing w:before="60" w:after="60"/>
+            </w:pPr>
             <w:r>
               <w:t>視為離開。測驗項目會提示「您上次的作答尚未提交。按「開始作答」將以已暫存的作答提交，並顯示該次成績。」；按「開始作答」後，結果頁上方顯示「您上次的作答未提交，已以暫存的作答自動提交。」，仍有剩餘次數者可再開始新的一次。有尚未提交的作答時，即使次數已用完或課程已關閉，「開始作答」仍可按，按下只結算那一次</w:t>
             </w:r>
@@ -1232,7 +2804,7 @@
     <w:p>
       <w:pPr>
         <w:spacing w:before="80" w:after="80"/>
-        <w:ind w:left="283" w:firstLine="0"/>
+        <w:ind w:left="283"/>
       </w:pPr>
       <w:r>
         <w:t>注意：每一次離開都計入一次作答次數。作答期間請留在作答畫面，完成後再按「提交」。</w:t>
@@ -1242,9 +2814,11 @@
       <w:pPr>
         <w:pStyle w:val="2"/>
       </w:pPr>
+      <w:bookmarkStart w:id="9" w:name="_Toc243386876"/>
       <w:r>
         <w:t>五、提交</w:t>
       </w:r>
+      <w:bookmarkEnd w:id="9"/>
     </w:p>
     <w:p>
       <w:pPr>
@@ -1260,7 +2834,10 @@
         <w:t>按下即交卷並立即閱卷</w:t>
       </w:r>
       <w:r>
-        <w:t>，不另跳確認視窗，交卷後作答不能再修改；請先由左側題目導覽確認每一題都已作答。</w:t>
+        <w:t>，不另跳確認視窗，交卷後作答不能再修改；請先由左側題目導覽確認每一</w:t>
+      </w:r>
+      <w:r>
+        <w:t>題都已作答。</w:t>
       </w:r>
     </w:p>
     <w:p>
@@ -1268,12 +2845,19 @@
         <w:ind w:firstLine="482"/>
       </w:pPr>
       <w:r>
-        <w:t>尚未作答的題目以 0 分計。按下「提交」時畫面上的所有作答（含正在作答、尚未切換離開的那一題）會一併送出計分。</w:t>
+        <w:t>尚未作答的題目以</w:t>
+      </w:r>
+      <w:r>
+        <w:t xml:space="preserve"> 0 </w:t>
+      </w:r>
+      <w:r>
+        <w:t>分計。按下「提交」時畫面上的所有作答（含正在作答、尚未切換離開的那一題）會一併送出計分。</w:t>
       </w:r>
     </w:p>
     <w:p>
       <w:pPr>
         <w:pStyle w:val="affa"/>
+        <w:keepNext/>
       </w:pPr>
       <w:r>
         <w:t>時間到自動提交</w:t>
@@ -1291,12 +2875,15 @@
       <w:pPr>
         <w:pStyle w:val="2"/>
       </w:pPr>
+      <w:bookmarkStart w:id="10" w:name="_Toc243386877"/>
       <w:r>
         <w:t>六、成績計算方式</w:t>
       </w:r>
+      <w:bookmarkEnd w:id="10"/>
     </w:p>
     <w:p>
       <w:pPr>
+        <w:keepNext/>
         <w:ind w:firstLine="482"/>
       </w:pPr>
       <w:r>
@@ -1306,26 +2893,23 @@
     <w:tbl>
       <w:tblPr>
         <w:tblStyle w:val="aff2"/>
-        <w:tblW w:type="auto" w:w="0"/>
+        <w:tblW w:w="0" w:type="auto"/>
         <w:tblLayout w:type="fixed"/>
-        <w:tblLook w:firstColumn="1" w:firstRow="1" w:lastColumn="0" w:lastRow="0" w:noHBand="0" w:noVBand="1" w:val="04A0"/>
-        <w:tblLayout w:type="fixed"/>
+        <w:tblLook w:val="04A0" w:firstRow="1" w:lastRow="0" w:firstColumn="1" w:lastColumn="0" w:noHBand="0" w:noVBand="1"/>
       </w:tblPr>
       <w:tblGrid>
-        <w:gridCol w:w="4680"/>
-        <w:gridCol w:w="4680"/>
+        <w:gridCol w:w="1007"/>
+        <w:gridCol w:w="8353"/>
       </w:tblGrid>
       <w:tr>
         <w:tc>
           <w:tcPr>
-            <w:tcW w:type="dxa" w:w="1007"/>
+            <w:tcW w:w="1007" w:type="dxa"/>
           </w:tcPr>
           <w:p>
-            <w:r>
-              <w:rPr>
-                <w:b/>
-              </w:rPr>
-            </w:r>
+            <w:pPr>
+              <w:spacing w:before="60" w:after="60"/>
+            </w:pPr>
             <w:r>
               <w:rPr>
                 <w:b/>
@@ -1336,14 +2920,12 @@
         </w:tc>
         <w:tc>
           <w:tcPr>
-            <w:tcW w:type="dxa" w:w="8353"/>
+            <w:tcW w:w="8353" w:type="dxa"/>
           </w:tcPr>
           <w:p>
-            <w:r>
-              <w:rPr>
-                <w:b/>
-              </w:rPr>
-            </w:r>
+            <w:pPr>
+              <w:spacing w:before="60" w:after="60"/>
+            </w:pPr>
             <w:r>
               <w:rPr>
                 <w:b/>
@@ -1356,10 +2938,12 @@
       <w:tr>
         <w:tc>
           <w:tcPr>
-            <w:tcW w:type="dxa" w:w="1007"/>
+            <w:tcW w:w="1007" w:type="dxa"/>
           </w:tcPr>
           <w:p>
-            <w:r/>
+            <w:pPr>
+              <w:spacing w:before="60" w:after="60"/>
+            </w:pPr>
             <w:r>
               <w:t>單選題</w:t>
             </w:r>
@@ -1367,12 +2951,20 @@
         </w:tc>
         <w:tc>
           <w:tcPr>
-            <w:tcW w:type="dxa" w:w="8353"/>
+            <w:tcW w:w="8353" w:type="dxa"/>
           </w:tcPr>
           <w:p>
-            <w:r/>
+            <w:pPr>
+              <w:spacing w:before="60" w:after="60"/>
+            </w:pPr>
             <w:r>
-              <w:t>選對得該題全部配分，選錯或未作答 0 分</w:t>
+              <w:t>選對得該題全部配分，選錯或未作答</w:t>
+            </w:r>
+            <w:r>
+              <w:t xml:space="preserve"> 0 </w:t>
+            </w:r>
+            <w:r>
+              <w:t>分</w:t>
             </w:r>
           </w:p>
         </w:tc>
@@ -1380,10 +2972,12 @@
       <w:tr>
         <w:tc>
           <w:tcPr>
-            <w:tcW w:type="dxa" w:w="1007"/>
+            <w:tcW w:w="1007" w:type="dxa"/>
           </w:tcPr>
           <w:p>
-            <w:r/>
+            <w:pPr>
+              <w:spacing w:before="60" w:after="60"/>
+            </w:pPr>
             <w:r>
               <w:t>多選題</w:t>
             </w:r>
@@ -1391,18 +2985,56 @@
         </w:tc>
         <w:tc>
           <w:tcPr>
-            <w:tcW w:type="dxa" w:w="8353"/>
+            <w:tcW w:w="8353" w:type="dxa"/>
           </w:tcPr>
           <w:p>
-            <w:r/>
+            <w:pPr>
+              <w:spacing w:before="60" w:after="60"/>
+            </w:pPr>
             <w:r>
-              <w:t>得分 =（選對的選項數 − 選錯的選項數）÷ 正確選項數 × 配分，</w:t>
+              <w:t>得分</w:t>
+            </w:r>
+            <w:r>
+              <w:t xml:space="preserve"> =</w:t>
+            </w:r>
+            <w:r>
+              <w:t>（選對的選項數</w:t>
+            </w:r>
+            <w:r>
+              <w:t xml:space="preserve"> − </w:t>
+            </w:r>
+            <w:r>
+              <w:t>選錯的選項數）</w:t>
+            </w:r>
+            <w:r>
+              <w:t xml:space="preserve">÷ </w:t>
+            </w:r>
+            <w:r>
+              <w:t>正確選項數</w:t>
+            </w:r>
+            <w:r>
+              <w:t xml:space="preserve"> × </w:t>
+            </w:r>
+            <w:r>
+              <w:t>配分，</w:t>
             </w:r>
             <w:r>
               <w:rPr>
                 <w:b/>
               </w:rPr>
-              <w:t>最低 0 分</w:t>
+              <w:t>最低</w:t>
+            </w:r>
+            <w:r>
+              <w:rPr>
+                <w:b/>
+              </w:rPr>
+              <w:t xml:space="preserve"> 0 </w:t>
+            </w:r>
+            <w:r>
+              <w:rPr>
+                <w:b/>
+              </w:rPr>
+              <w:t>分</w:t>
             </w:r>
             <w:r>
               <w:t>、不倒扣其他題</w:t>
@@ -1416,7 +3048,49 @@
         <w:ind w:firstLine="482"/>
       </w:pPr>
       <w:r>
-        <w:t>多選題舉例：某題配分 30、正確選項 3 個，選對 2 個又多選了 1 個錯的，得分為（2 − 1）÷ 3 × 30 = 10 分，結果標示「部分對」；選錯的數量不少於選對的數量時，該題 0 分。</w:t>
+        <w:t>多選題舉例：某題配分</w:t>
+      </w:r>
+      <w:r>
+        <w:t xml:space="preserve"> 30</w:t>
+      </w:r>
+      <w:r>
+        <w:t>、正確選項</w:t>
+      </w:r>
+      <w:r>
+        <w:t xml:space="preserve"> 3 </w:t>
+      </w:r>
+      <w:r>
+        <w:t>個，選對</w:t>
+      </w:r>
+      <w:r>
+        <w:t xml:space="preserve"> 2 </w:t>
+      </w:r>
+      <w:r>
+        <w:t>個又多選了</w:t>
+      </w:r>
+      <w:r>
+        <w:t xml:space="preserve"> 1 </w:t>
+      </w:r>
+      <w:r>
+        <w:t>個錯的，得分為（</w:t>
+      </w:r>
+      <w:r>
+        <w:t>2 − 1</w:t>
+      </w:r>
+      <w:r>
+        <w:t>）</w:t>
+      </w:r>
+      <w:r>
+        <w:t xml:space="preserve">÷ 3 × 30 = 10 </w:t>
+      </w:r>
+      <w:r>
+        <w:t>分，結果標示「部分對」；選錯的數量不少於選對的數量時，該題</w:t>
+      </w:r>
+      <w:r>
+        <w:t xml:space="preserve"> 0 </w:t>
+      </w:r>
+      <w:r>
+        <w:t>分。</w:t>
       </w:r>
     </w:p>
     <w:p>
@@ -1433,7 +3107,13 @@
         <w:t>達到及格分數即為合格</w:t>
       </w:r>
       <w:r>
-        <w:t>（配分總和為 100 時即為總分）。每一次作答都獨立計分、獨立保存；該測驗的</w:t>
+        <w:t>（配分總和為</w:t>
+      </w:r>
+      <w:r>
+        <w:t xml:space="preserve"> 100 </w:t>
+      </w:r>
+      <w:r>
+        <w:t>時即為總分）。每一次作答都獨立計分、獨立保存；該測驗的</w:t>
       </w:r>
       <w:r>
         <w:rPr>
@@ -1442,49 +3122,64 @@
         <w:t>結業成績取歷次作答的最高分</w:t>
       </w:r>
       <w:r>
-        <w:t>（百分制），ET02 學員學習表現的平均成績亦以各測驗的最高分計算。教師要求重新測驗後，只取重測之後的作答計算最高分。</w:t>
+        <w:t>（百分制），</w:t>
+      </w:r>
+      <w:r>
+        <w:t xml:space="preserve">ET02 </w:t>
+      </w:r>
+      <w:r>
+        <w:t>學員學習表現的平均成績亦以各測驗的最高分計算。教師要求重新測驗後，只取重測之後的作答計算最高分。</w:t>
       </w:r>
     </w:p>
     <w:p>
       <w:pPr>
         <w:pStyle w:val="2"/>
       </w:pPr>
+      <w:bookmarkStart w:id="11" w:name="_Toc243386878"/>
       <w:r>
+        <w:lastRenderedPageBreak/>
         <w:t>七、查看結果</w:t>
+      </w:r>
+      <w:bookmarkEnd w:id="11"/>
+    </w:p>
+    <w:p>
+      <w:pPr>
+        <w:ind w:firstLine="482"/>
+      </w:pPr>
+      <w:r>
+        <w:t>提交後進入結果頁，顯示</w:t>
+      </w:r>
+      <w:r>
+        <w:t>本次總分、合格與否、第幾次作答與剩餘可作答次數，下方為答題明細。</w:t>
       </w:r>
     </w:p>
     <w:p>
       <w:pPr>
-        <w:ind w:firstLine="482"/>
-      </w:pPr>
-      <w:r>
-        <w:t>提交後進入結果頁，顯示本次總分、合格與否、第幾次作答與剩餘可作答次數，下方為答題明細。</w:t>
-      </w:r>
-    </w:p>
-    <w:p>
-      <w:pPr>
         <w:keepNext/>
         <w:spacing w:before="160" w:after="40"/>
-        <w:ind w:left="0" w:firstLine="0"/>
         <w:jc w:val="center"/>
       </w:pPr>
       <w:r>
+        <w:rPr>
+          <w:noProof/>
+        </w:rPr>
         <w:drawing>
-          <wp:inline xmlns:a="http://schemas.openxmlformats.org/drawingml/2006/main" xmlns:pic="http://schemas.openxmlformats.org/drawingml/2006/picture">
+          <wp:inline distT="0" distB="0" distL="0" distR="0">
             <wp:extent cx="5580000" cy="2253811"/>
+            <wp:effectExtent l="0" t="0" r="0" b="0"/>
             <wp:docPr id="3" name="Picture 3"/>
             <wp:cNvGraphicFramePr>
-              <a:graphicFrameLocks noChangeAspect="1"/>
+              <a:graphicFrameLocks xmlns:a="http://schemas.openxmlformats.org/drawingml/2006/main" noChangeAspect="1"/>
             </wp:cNvGraphicFramePr>
-            <a:graphic>
+            <a:graphic xmlns:a="http://schemas.openxmlformats.org/drawingml/2006/main">
               <a:graphicData uri="http://schemas.openxmlformats.org/drawingml/2006/picture">
-                <pic:pic>
+                <pic:pic xmlns:pic="http://schemas.openxmlformats.org/drawingml/2006/picture">
                   <pic:nvPicPr>
                     <pic:cNvPr id="0" name="et07-03.png"/>
                     <pic:cNvPicPr/>
                   </pic:nvPicPr>
                   <pic:blipFill>
-                    <a:blip r:embed="rId11"/>
+                    <a:blip r:embed="rId10"/>
                     <a:stretch>
                       <a:fillRect/>
                     </a:stretch>
@@ -1494,7 +3189,9 @@
                       <a:off x="0" y="0"/>
                       <a:ext cx="5580000" cy="2253811"/>
                     </a:xfrm>
-                    <a:prstGeom prst="rect"/>
+                    <a:prstGeom prst="rect">
+                      <a:avLst/>
+                    </a:prstGeom>
                   </pic:spPr>
                 </pic:pic>
               </a:graphicData>
@@ -1506,7 +3203,6 @@
     <w:p>
       <w:pPr>
         <w:spacing w:after="160"/>
-        <w:ind w:firstLine="0"/>
         <w:jc w:val="center"/>
       </w:pPr>
       <w:r>
@@ -1522,7 +3218,7 @@
         <w:pStyle w:val="af0"/>
         <w:numPr>
           <w:ilvl w:val="0"/>
-          <w:numId w:val="900"/>
+          <w:numId w:val="37"/>
         </w:numPr>
       </w:pPr>
       <w:r>
@@ -1543,7 +3239,7 @@
         <w:pStyle w:val="af0"/>
         <w:numPr>
           <w:ilvl w:val="0"/>
-          <w:numId w:val="900"/>
+          <w:numId w:val="37"/>
         </w:numPr>
       </w:pPr>
       <w:r>
@@ -1554,26 +3250,29 @@
       <w:pPr>
         <w:keepNext/>
         <w:spacing w:before="160" w:after="40"/>
-        <w:ind w:left="0" w:firstLine="0"/>
         <w:jc w:val="center"/>
       </w:pPr>
       <w:r>
+        <w:rPr>
+          <w:noProof/>
+        </w:rPr>
         <w:drawing>
-          <wp:inline xmlns:a="http://schemas.openxmlformats.org/drawingml/2006/main" xmlns:pic="http://schemas.openxmlformats.org/drawingml/2006/picture">
-            <wp:extent cx="5580000" cy="2883000"/>
+          <wp:inline distT="0" distB="0" distL="0" distR="0">
+            <wp:extent cx="2726384" cy="1408632"/>
+            <wp:effectExtent l="0" t="0" r="0" b="0"/>
             <wp:docPr id="4" name="Picture 4"/>
             <wp:cNvGraphicFramePr>
-              <a:graphicFrameLocks noChangeAspect="1"/>
+              <a:graphicFrameLocks xmlns:a="http://schemas.openxmlformats.org/drawingml/2006/main" noChangeAspect="1"/>
             </wp:cNvGraphicFramePr>
-            <a:graphic>
+            <a:graphic xmlns:a="http://schemas.openxmlformats.org/drawingml/2006/main">
               <a:graphicData uri="http://schemas.openxmlformats.org/drawingml/2006/picture">
-                <pic:pic>
+                <pic:pic xmlns:pic="http://schemas.openxmlformats.org/drawingml/2006/picture">
                   <pic:nvPicPr>
                     <pic:cNvPr id="0" name="et07-04.png"/>
                     <pic:cNvPicPr/>
                   </pic:nvPicPr>
                   <pic:blipFill>
-                    <a:blip r:embed="rId12"/>
+                    <a:blip r:embed="rId11"/>
                     <a:stretch>
                       <a:fillRect/>
                     </a:stretch>
@@ -1581,9 +3280,11 @@
                   <pic:spPr>
                     <a:xfrm>
                       <a:off x="0" y="0"/>
-                      <a:ext cx="5580000" cy="2883000"/>
+                      <a:ext cx="2726384" cy="1408632"/>
                     </a:xfrm>
-                    <a:prstGeom prst="rect"/>
+                    <a:prstGeom prst="rect">
+                      <a:avLst/>
+                    </a:prstGeom>
                   </pic:spPr>
                 </pic:pic>
               </a:graphicData>
@@ -1595,7 +3296,6 @@
     <w:p>
       <w:pPr>
         <w:spacing w:after="160"/>
-        <w:ind w:firstLine="0"/>
         <w:jc w:val="center"/>
       </w:pPr>
       <w:r>
@@ -1609,6 +3309,7 @@
     <w:p>
       <w:pPr>
         <w:pStyle w:val="affa"/>
+        <w:keepNext/>
       </w:pPr>
       <w:r>
         <w:t>結果頁之後的動作</w:t>
@@ -1617,27 +3318,24 @@
     <w:tbl>
       <w:tblPr>
         <w:tblStyle w:val="aff2"/>
-        <w:tblW w:type="auto" w:w="0"/>
+        <w:tblW w:w="0" w:type="auto"/>
         <w:tblLayout w:type="fixed"/>
-        <w:tblLook w:firstColumn="1" w:firstRow="1" w:lastColumn="0" w:lastRow="0" w:noHBand="0" w:noVBand="1" w:val="04A0"/>
-        <w:tblLayout w:type="fixed"/>
+        <w:tblLook w:val="04A0" w:firstRow="1" w:lastRow="0" w:firstColumn="1" w:lastColumn="0" w:noHBand="0" w:noVBand="1"/>
       </w:tblPr>
       <w:tblGrid>
-        <w:gridCol w:w="3120"/>
-        <w:gridCol w:w="3120"/>
-        <w:gridCol w:w="3120"/>
+        <w:gridCol w:w="2567"/>
+        <w:gridCol w:w="2047"/>
+        <w:gridCol w:w="4746"/>
       </w:tblGrid>
       <w:tr>
         <w:tc>
           <w:tcPr>
-            <w:tcW w:type="dxa" w:w="2567"/>
+            <w:tcW w:w="2567" w:type="dxa"/>
           </w:tcPr>
           <w:p>
-            <w:r>
-              <w:rPr>
-                <w:b/>
-              </w:rPr>
-            </w:r>
+            <w:pPr>
+              <w:spacing w:before="60" w:after="60"/>
+            </w:pPr>
             <w:r>
               <w:rPr>
                 <w:b/>
@@ -1648,14 +3346,12 @@
         </w:tc>
         <w:tc>
           <w:tcPr>
-            <w:tcW w:type="dxa" w:w="2047"/>
+            <w:tcW w:w="2047" w:type="dxa"/>
           </w:tcPr>
           <w:p>
-            <w:r>
-              <w:rPr>
-                <w:b/>
-              </w:rPr>
-            </w:r>
+            <w:pPr>
+              <w:spacing w:before="60" w:after="60"/>
+            </w:pPr>
             <w:r>
               <w:rPr>
                 <w:b/>
@@ -1666,14 +3362,12 @@
         </w:tc>
         <w:tc>
           <w:tcPr>
-            <w:tcW w:type="dxa" w:w="4746"/>
+            <w:tcW w:w="4746" w:type="dxa"/>
           </w:tcPr>
           <w:p>
-            <w:r>
-              <w:rPr>
-                <w:b/>
-              </w:rPr>
-            </w:r>
+            <w:pPr>
+              <w:spacing w:before="60" w:after="60"/>
+            </w:pPr>
             <w:r>
               <w:rPr>
                 <w:b/>
@@ -1686,10 +3380,12 @@
       <w:tr>
         <w:tc>
           <w:tcPr>
-            <w:tcW w:type="dxa" w:w="2567"/>
+            <w:tcW w:w="2567" w:type="dxa"/>
           </w:tcPr>
           <w:p>
-            <w:r/>
+            <w:pPr>
+              <w:spacing w:before="60" w:after="60"/>
+            </w:pPr>
             <w:r>
               <w:t>合格</w:t>
             </w:r>
@@ -1697,10 +3393,12 @@
         </w:tc>
         <w:tc>
           <w:tcPr>
-            <w:tcW w:type="dxa" w:w="2047"/>
+            <w:tcW w:w="2047" w:type="dxa"/>
           </w:tcPr>
           <w:p>
-            <w:r/>
+            <w:pPr>
+              <w:spacing w:before="60" w:after="60"/>
+            </w:pPr>
             <w:r>
               <w:t>返回課程</w:t>
             </w:r>
@@ -1708,10 +3406,12 @@
         </w:tc>
         <w:tc>
           <w:tcPr>
-            <w:tcW w:type="dxa" w:w="4746"/>
+            <w:tcW w:w="4746" w:type="dxa"/>
           </w:tcPr>
           <w:p>
-            <w:r/>
+            <w:pPr>
+              <w:spacing w:before="60" w:after="60"/>
+            </w:pPr>
             <w:r>
               <w:t>回到課程學習頁，後續項目已解鎖</w:t>
             </w:r>
@@ -1721,10 +3421,12 @@
       <w:tr>
         <w:tc>
           <w:tcPr>
-            <w:tcW w:type="dxa" w:w="2567"/>
+            <w:tcW w:w="2567" w:type="dxa"/>
           </w:tcPr>
           <w:p>
-            <w:r/>
+            <w:pPr>
+              <w:spacing w:before="60" w:after="60"/>
+            </w:pPr>
             <w:r>
               <w:t>未合格，仍有次數</w:t>
             </w:r>
@@ -1732,10 +3434,12 @@
         </w:tc>
         <w:tc>
           <w:tcPr>
-            <w:tcW w:type="dxa" w:w="2047"/>
+            <w:tcW w:w="2047" w:type="dxa"/>
           </w:tcPr>
           <w:p>
-            <w:r/>
+            <w:pPr>
+              <w:spacing w:before="60" w:after="60"/>
+            </w:pPr>
             <w:r>
               <w:t>回課程重新作答</w:t>
             </w:r>
@@ -1743,10 +3447,12 @@
         </w:tc>
         <w:tc>
           <w:tcPr>
-            <w:tcW w:type="dxa" w:w="4746"/>
+            <w:tcW w:w="4746" w:type="dxa"/>
           </w:tcPr>
           <w:p>
-            <w:r/>
+            <w:pPr>
+              <w:spacing w:before="60" w:after="60"/>
+            </w:pPr>
             <w:r>
               <w:t>回到課程學習頁並停在該測驗，閱讀注意事項後再按「開始作答」</w:t>
             </w:r>
@@ -1756,10 +3462,12 @@
       <w:tr>
         <w:tc>
           <w:tcPr>
-            <w:tcW w:type="dxa" w:w="2567"/>
+            <w:tcW w:w="2567" w:type="dxa"/>
           </w:tcPr>
           <w:p>
-            <w:r/>
+            <w:pPr>
+              <w:spacing w:before="60" w:after="60"/>
+            </w:pPr>
             <w:r>
               <w:t>未合格，次數已用完</w:t>
             </w:r>
@@ -1767,10 +3475,12 @@
         </w:tc>
         <w:tc>
           <w:tcPr>
-            <w:tcW w:type="dxa" w:w="2047"/>
+            <w:tcW w:w="2047" w:type="dxa"/>
           </w:tcPr>
           <w:p>
-            <w:r/>
+            <w:pPr>
+              <w:spacing w:before="60" w:after="60"/>
+            </w:pPr>
             <w:r>
               <w:t>返回課程</w:t>
             </w:r>
@@ -1778,10 +3488,12 @@
         </w:tc>
         <w:tc>
           <w:tcPr>
-            <w:tcW w:type="dxa" w:w="4746"/>
+            <w:tcW w:w="4746" w:type="dxa"/>
           </w:tcPr>
           <w:p>
-            <w:r/>
+            <w:pPr>
+              <w:spacing w:before="60" w:after="60"/>
+            </w:pPr>
             <w:r>
               <w:t>見〈重考次數用完〉</w:t>
             </w:r>
@@ -1810,9 +3522,12 @@
       <w:pPr>
         <w:pStyle w:val="2"/>
       </w:pPr>
+      <w:bookmarkStart w:id="12" w:name="_Toc243386879"/>
       <w:r>
+        <w:lastRenderedPageBreak/>
         <w:t>八、回看歷次作答</w:t>
       </w:r>
+      <w:bookmarkEnd w:id="12"/>
     </w:p>
     <w:p>
       <w:pPr>
@@ -1827,11 +3542,15 @@
         <w:ind w:firstLine="482"/>
       </w:pPr>
       <w:r>
-        <w:t>回看較早的作答時，結果頁只有「返回課程」；要再作答，請回到測驗項目按「開始作答」。</w:t>
+        <w:t>回看較早的作答時，結果頁只有「返回課程」；要再作答，請回到測驗項目按</w:t>
+      </w:r>
+      <w:r>
+        <w:t>「開始作答」。</w:t>
       </w:r>
     </w:p>
     <w:p>
       <w:pPr>
+        <w:keepNext/>
         <w:ind w:firstLine="482"/>
       </w:pPr>
       <w:r>
@@ -1841,26 +3560,23 @@
     <w:tbl>
       <w:tblPr>
         <w:tblStyle w:val="aff2"/>
-        <w:tblW w:type="auto" w:w="0"/>
+        <w:tblW w:w="0" w:type="auto"/>
         <w:tblLayout w:type="fixed"/>
-        <w:tblLook w:firstColumn="1" w:firstRow="1" w:lastColumn="0" w:lastRow="0" w:noHBand="0" w:noVBand="1" w:val="04A0"/>
-        <w:tblLayout w:type="fixed"/>
+        <w:tblLook w:val="04A0" w:firstRow="1" w:lastRow="0" w:firstColumn="1" w:lastColumn="0" w:noHBand="0" w:noVBand="1"/>
       </w:tblPr>
       <w:tblGrid>
-        <w:gridCol w:w="4680"/>
-        <w:gridCol w:w="4680"/>
+        <w:gridCol w:w="3450"/>
+        <w:gridCol w:w="5910"/>
       </w:tblGrid>
       <w:tr>
         <w:tc>
           <w:tcPr>
-            <w:tcW w:type="dxa" w:w="3450"/>
+            <w:tcW w:w="3450" w:type="dxa"/>
           </w:tcPr>
           <w:p>
-            <w:r>
-              <w:rPr>
-                <w:b/>
-              </w:rPr>
-            </w:r>
+            <w:pPr>
+              <w:spacing w:before="60" w:after="60"/>
+            </w:pPr>
             <w:r>
               <w:rPr>
                 <w:b/>
@@ -1871,14 +3587,12 @@
         </w:tc>
         <w:tc>
           <w:tcPr>
-            <w:tcW w:type="dxa" w:w="5910"/>
+            <w:tcW w:w="5910" w:type="dxa"/>
           </w:tcPr>
           <w:p>
-            <w:r>
-              <w:rPr>
-                <w:b/>
-              </w:rPr>
-            </w:r>
+            <w:pPr>
+              <w:spacing w:before="60" w:after="60"/>
+            </w:pPr>
             <w:r>
               <w:rPr>
                 <w:b/>
@@ -1891,10 +3605,12 @@
       <w:tr>
         <w:tc>
           <w:tcPr>
-            <w:tcW w:type="dxa" w:w="3450"/>
+            <w:tcW w:w="3450" w:type="dxa"/>
           </w:tcPr>
           <w:p>
-            <w:r/>
+            <w:pPr>
+              <w:spacing w:before="60" w:after="60"/>
+            </w:pPr>
             <w:r>
               <w:t>教師要求重測（測驗內容已更新）</w:t>
             </w:r>
@@ -1902,10 +3618,12 @@
         </w:tc>
         <w:tc>
           <w:tcPr>
-            <w:tcW w:type="dxa" w:w="5910"/>
+            <w:tcW w:w="5910" w:type="dxa"/>
           </w:tcPr>
           <w:p>
-            <w:r/>
+            <w:pPr>
+              <w:spacing w:before="60" w:after="60"/>
+            </w:pPr>
             <w:r>
               <w:t>教師修改了測驗內容。此列之前的作答以灰色顯示並標「前一輪」，</w:t>
             </w:r>
@@ -1924,10 +3642,12 @@
       <w:tr>
         <w:tc>
           <w:tcPr>
-            <w:tcW w:type="dxa" w:w="3450"/>
+            <w:tcW w:w="3450" w:type="dxa"/>
           </w:tcPr>
           <w:p>
-            <w:r/>
+            <w:pPr>
+              <w:spacing w:before="60" w:after="60"/>
+            </w:pPr>
             <w:r>
               <w:t>重考次數已重置</w:t>
             </w:r>
@@ -1935,10 +3655,12 @@
         </w:tc>
         <w:tc>
           <w:tcPr>
-            <w:tcW w:type="dxa" w:w="5910"/>
+            <w:tcW w:w="5910" w:type="dxa"/>
           </w:tcPr>
           <w:p>
-            <w:r/>
+            <w:pPr>
+              <w:spacing w:before="60" w:after="60"/>
+            </w:pPr>
             <w:r>
               <w:t>教師恢復了作答次數。此列之前的作答照常顯示，最高分照舊計入</w:t>
             </w:r>
@@ -1958,26 +3680,29 @@
       <w:pPr>
         <w:keepNext/>
         <w:spacing w:before="160" w:after="40"/>
-        <w:ind w:left="0" w:firstLine="0"/>
         <w:jc w:val="center"/>
       </w:pPr>
       <w:r>
+        <w:rPr>
+          <w:noProof/>
+        </w:rPr>
         <w:drawing>
-          <wp:inline xmlns:a="http://schemas.openxmlformats.org/drawingml/2006/main" xmlns:pic="http://schemas.openxmlformats.org/drawingml/2006/picture">
-            <wp:extent cx="5580000" cy="3697590"/>
+          <wp:inline distT="0" distB="0" distL="0" distR="0">
+            <wp:extent cx="4148648" cy="2749104"/>
+            <wp:effectExtent l="0" t="0" r="0" b="0"/>
             <wp:docPr id="5" name="Picture 5"/>
             <wp:cNvGraphicFramePr>
-              <a:graphicFrameLocks noChangeAspect="1"/>
+              <a:graphicFrameLocks xmlns:a="http://schemas.openxmlformats.org/drawingml/2006/main" noChangeAspect="1"/>
             </wp:cNvGraphicFramePr>
-            <a:graphic>
+            <a:graphic xmlns:a="http://schemas.openxmlformats.org/drawingml/2006/main">
               <a:graphicData uri="http://schemas.openxmlformats.org/drawingml/2006/picture">
-                <pic:pic>
+                <pic:pic xmlns:pic="http://schemas.openxmlformats.org/drawingml/2006/picture">
                   <pic:nvPicPr>
                     <pic:cNvPr id="0" name="et07-05.png"/>
                     <pic:cNvPicPr/>
                   </pic:nvPicPr>
                   <pic:blipFill>
-                    <a:blip r:embed="rId13"/>
+                    <a:blip r:embed="rId12"/>
                     <a:stretch>
                       <a:fillRect/>
                     </a:stretch>
@@ -1985,9 +3710,11 @@
                   <pic:spPr>
                     <a:xfrm>
                       <a:off x="0" y="0"/>
-                      <a:ext cx="5580000" cy="3697590"/>
+                      <a:ext cx="4148648" cy="2749104"/>
                     </a:xfrm>
-                    <a:prstGeom prst="rect"/>
+                    <a:prstGeom prst="rect">
+                      <a:avLst/>
+                    </a:prstGeom>
                   </pic:spPr>
                 </pic:pic>
               </a:graphicData>
@@ -1999,7 +3726,6 @@
     <w:p>
       <w:pPr>
         <w:spacing w:after="160"/>
-        <w:ind w:firstLine="0"/>
         <w:jc w:val="center"/>
       </w:pPr>
       <w:r>
@@ -2014,16 +3740,24 @@
       <w:pPr>
         <w:pStyle w:val="2"/>
       </w:pPr>
+      <w:bookmarkStart w:id="13" w:name="_Toc243386880"/>
       <w:r>
         <w:t>九、重考次數用完</w:t>
       </w:r>
+      <w:bookmarkEnd w:id="13"/>
     </w:p>
     <w:p>
       <w:pPr>
         <w:ind w:firstLine="482"/>
       </w:pPr>
       <w:r>
-        <w:t>未及格且剩餘可作答次數為 0 時，測驗項目顯示「重考次數已用完，請聯繫教師重置」，「開始作答」無法按（仍有尚未提交的作答時例外，按下只結算那一次）；歷次作答紀錄仍可點閱，供複習錯在哪裡。</w:t>
+        <w:t>未及格且剩餘可作答次數為</w:t>
+      </w:r>
+      <w:r>
+        <w:t xml:space="preserve"> 0 </w:t>
+      </w:r>
+      <w:r>
+        <w:t>時，測驗項目顯示「重考次數已用完，請聯繫教師重置」，「開始作答」無法按（仍有尚未提交的作答時例外，按下只結算那一次）；歷次作答紀錄仍可點閱，供複習錯在哪裡。</w:t>
       </w:r>
     </w:p>
     <w:p>
@@ -2031,7 +3765,13 @@
         <w:ind w:firstLine="482"/>
       </w:pPr>
       <w:r>
-        <w:t>此時請聯繫課程教師。教師於 ET02 學員學習表現對該測驗「重置重考次數」後，剩餘可作答次數</w:t>
+        <w:t>此時請聯繫課程教師。教師於</w:t>
+      </w:r>
+      <w:r>
+        <w:t xml:space="preserve"> ET02 </w:t>
+      </w:r>
+      <w:r>
+        <w:t>學員學習表現對該測驗「重置重考次數」後，剩餘可作答次數</w:t>
       </w:r>
       <w:r>
         <w:rPr>
@@ -2040,25 +3780,37 @@
         <w:t>恢復為完整的一輪</w:t>
       </w:r>
       <w:r>
-        <w:t>（重考次數上限加 1），即可再開始作答。重置不會刪除任何先前的作答紀錄與成績，最高分照舊計入。</w:t>
+        <w:t>（重考次數上限加</w:t>
+      </w:r>
+      <w:r>
+        <w:t xml:space="preserve"> 1</w:t>
+      </w:r>
+      <w:r>
+        <w:t>），即可再開始作答。重置不會刪除任何先前的作答紀錄與成績，最高分照舊計入。</w:t>
       </w:r>
     </w:p>
     <w:p>
       <w:pPr>
         <w:spacing w:before="80" w:after="80"/>
-        <w:ind w:left="283" w:firstLine="0"/>
+        <w:ind w:left="283"/>
       </w:pPr>
       <w:r>
-        <w:t>注意：教師修改測驗內容並要求重新測驗時，作答過該測驗的學員（不論是否已通過）該測驗會回到未完成、作答次數重新計算，並收到通知信；原本已及格者，之後的章節也會回到鎖定，須重新作答及格。最高分改為只計重測之後的作答。</w:t>
+        <w:lastRenderedPageBreak/>
+        <w:t>注意：教師修改測驗內容並要求重新測驗時，作答過該測驗的學員（不論是否已通過）該測驗會回到未完成、作答次數重新計算，並收到通知信；原本已及格者，之後的章</w:t>
+      </w:r>
+      <w:r>
+        <w:t>節也會回到鎖定，須重新作答及格。最高分改為只計重測之後的作答。</w:t>
       </w:r>
     </w:p>
     <w:p>
       <w:pPr>
         <w:pStyle w:val="2"/>
       </w:pPr>
+      <w:bookmarkStart w:id="14" w:name="_Toc243386881"/>
       <w:r>
         <w:t>十、課程關閉後</w:t>
       </w:r>
+      <w:bookmarkEnd w:id="14"/>
     </w:p>
     <w:p>
       <w:pPr>
@@ -2088,7 +3840,7 @@
     <w:p>
       <w:pPr>
         <w:spacing w:before="80" w:after="80"/>
-        <w:ind w:left="283" w:firstLine="0"/>
+        <w:ind w:left="283"/>
       </w:pPr>
       <w:r>
         <w:t>注意：課程關閉期間，教師無法重置重考次數。</w:t>
@@ -2098,41 +3850,43 @@
       <w:pPr>
         <w:pStyle w:val="1"/>
       </w:pPr>
+      <w:bookmarkStart w:id="15" w:name="_Toc243386882"/>
       <w:r>
+        <w:lastRenderedPageBreak/>
         <w:t>參、常見訊息與處置</w:t>
       </w:r>
+      <w:bookmarkEnd w:id="15"/>
     </w:p>
     <w:p>
       <w:pPr>
         <w:pStyle w:val="2"/>
       </w:pPr>
+      <w:bookmarkStart w:id="16" w:name="_Toc243386883"/>
       <w:r>
         <w:t>一、被擋下（動作沒有完成）</w:t>
       </w:r>
+      <w:bookmarkEnd w:id="16"/>
     </w:p>
     <w:tbl>
       <w:tblPr>
         <w:tblStyle w:val="aff2"/>
-        <w:tblW w:type="auto" w:w="0"/>
+        <w:tblW w:w="0" w:type="auto"/>
         <w:tblLayout w:type="fixed"/>
-        <w:tblLook w:firstColumn="1" w:firstRow="1" w:lastColumn="0" w:lastRow="0" w:noHBand="0" w:noVBand="1" w:val="04A0"/>
-        <w:tblLayout w:type="fixed"/>
+        <w:tblLook w:val="04A0" w:firstRow="1" w:lastRow="0" w:firstColumn="1" w:lastColumn="0" w:noHBand="0" w:noVBand="1"/>
       </w:tblPr>
       <w:tblGrid>
-        <w:gridCol w:w="4680"/>
-        <w:gridCol w:w="4680"/>
+        <w:gridCol w:w="3592"/>
+        <w:gridCol w:w="5768"/>
       </w:tblGrid>
       <w:tr>
         <w:tc>
           <w:tcPr>
-            <w:tcW w:type="dxa" w:w="3592"/>
+            <w:tcW w:w="3592" w:type="dxa"/>
           </w:tcPr>
           <w:p>
-            <w:r>
-              <w:rPr>
-                <w:b/>
-              </w:rPr>
-            </w:r>
+            <w:pPr>
+              <w:spacing w:before="60" w:after="60"/>
+            </w:pPr>
             <w:r>
               <w:rPr>
                 <w:b/>
@@ -2143,14 +3897,12 @@
         </w:tc>
         <w:tc>
           <w:tcPr>
-            <w:tcW w:type="dxa" w:w="5768"/>
+            <w:tcW w:w="5768" w:type="dxa"/>
           </w:tcPr>
           <w:p>
-            <w:r>
-              <w:rPr>
-                <w:b/>
-              </w:rPr>
-            </w:r>
+            <w:pPr>
+              <w:spacing w:before="60" w:after="60"/>
+            </w:pPr>
             <w:r>
               <w:rPr>
                 <w:b/>
@@ -2163,10 +3915,12 @@
       <w:tr>
         <w:tc>
           <w:tcPr>
-            <w:tcW w:type="dxa" w:w="3592"/>
+            <w:tcW w:w="3592" w:type="dxa"/>
           </w:tcPr>
           <w:p>
-            <w:r/>
+            <w:pPr>
+              <w:spacing w:before="60" w:after="60"/>
+            </w:pPr>
             <w:r>
               <w:t>「重考次數已用完，請聯繫教師重置」</w:t>
             </w:r>
@@ -2174,12 +3928,20 @@
         </w:tc>
         <w:tc>
           <w:tcPr>
-            <w:tcW w:type="dxa" w:w="5768"/>
+            <w:tcW w:w="5768" w:type="dxa"/>
           </w:tcPr>
           <w:p>
-            <w:r/>
+            <w:pPr>
+              <w:spacing w:before="60" w:after="60"/>
+            </w:pPr>
             <w:r>
-              <w:t>本輪次數已用完且未及格。請課程教師於 ET02 學員學習表現重置重考次數</w:t>
+              <w:t>本輪次數已用完且未及格。請課程教師於</w:t>
+            </w:r>
+            <w:r>
+              <w:t xml:space="preserve"> ET02 </w:t>
+            </w:r>
+            <w:r>
+              <w:t>學員學習表現重置重考次數</w:t>
             </w:r>
           </w:p>
         </w:tc>
@@ -2187,10 +3949,12 @@
       <w:tr>
         <w:tc>
           <w:tcPr>
-            <w:tcW w:type="dxa" w:w="3592"/>
+            <w:tcW w:w="3592" w:type="dxa"/>
           </w:tcPr>
           <w:p>
-            <w:r/>
+            <w:pPr>
+              <w:spacing w:before="60" w:after="60"/>
+            </w:pPr>
             <w:r>
               <w:t>「此課程已關閉，無法再開新作答」</w:t>
             </w:r>
@@ -2198,10 +3962,12 @@
         </w:tc>
         <w:tc>
           <w:tcPr>
-            <w:tcW w:type="dxa" w:w="5768"/>
+            <w:tcW w:w="5768" w:type="dxa"/>
           </w:tcPr>
           <w:p>
-            <w:r/>
+            <w:pPr>
+              <w:spacing w:before="60" w:after="60"/>
+            </w:pPr>
             <w:r>
               <w:t>課程已關閉或已過課程訖止時間，無法開始新的作答；已交卷的成績仍可回看。需要再作答請洽課程教師再開課</w:t>
             </w:r>
@@ -2211,10 +3977,12 @@
       <w:tr>
         <w:tc>
           <w:tcPr>
-            <w:tcW w:type="dxa" w:w="3592"/>
+            <w:tcW w:w="3592" w:type="dxa"/>
           </w:tcPr>
           <w:p>
-            <w:r/>
+            <w:pPr>
+              <w:spacing w:before="60" w:after="60"/>
+            </w:pPr>
             <w:r>
               <w:t>「此課程目前關閉中，無法開始新的作答」</w:t>
             </w:r>
@@ -2222,10 +3990,12 @@
         </w:tc>
         <w:tc>
           <w:tcPr>
-            <w:tcW w:type="dxa" w:w="5768"/>
+            <w:tcW w:w="5768" w:type="dxa"/>
           </w:tcPr>
           <w:p>
-            <w:r/>
+            <w:pPr>
+              <w:spacing w:before="60" w:after="60"/>
+            </w:pPr>
             <w:r>
               <w:t>畫面開啟期間課程被關閉。重新點一次測驗項目查看最新狀態</w:t>
             </w:r>
@@ -2235,10 +4005,12 @@
       <w:tr>
         <w:tc>
           <w:tcPr>
-            <w:tcW w:type="dxa" w:w="3592"/>
+            <w:tcW w:w="3592" w:type="dxa"/>
           </w:tcPr>
           <w:p>
-            <w:r/>
+            <w:pPr>
+              <w:spacing w:before="60" w:after="60"/>
+            </w:pPr>
             <w:r>
               <w:t>「請先通過測驗「（測驗名稱）」後解鎖」</w:t>
             </w:r>
@@ -2246,10 +4018,12 @@
         </w:tc>
         <w:tc>
           <w:tcPr>
-            <w:tcW w:type="dxa" w:w="5768"/>
+            <w:tcW w:w="5768" w:type="dxa"/>
           </w:tcPr>
           <w:p>
-            <w:r/>
+            <w:pPr>
+              <w:spacing w:before="60" w:after="60"/>
+            </w:pPr>
             <w:r>
               <w:t>於課程學習頁點了鎖定中的項目。先通過提示中的測驗，後續項目才會解鎖</w:t>
             </w:r>
@@ -2261,33 +4035,35 @@
       <w:pPr>
         <w:pStyle w:val="2"/>
       </w:pPr>
+      <w:bookmarkStart w:id="17" w:name="_Toc243386884"/>
       <w:r>
-        <w:t>二、有警告（動作完成但需判斷）</w:t>
+        <w:t>二、有警告（動</w:t>
       </w:r>
+      <w:r>
+        <w:t>作完成但需判斷）</w:t>
+      </w:r>
+      <w:bookmarkEnd w:id="17"/>
     </w:p>
     <w:tbl>
       <w:tblPr>
         <w:tblStyle w:val="aff2"/>
-        <w:tblW w:type="auto" w:w="0"/>
+        <w:tblW w:w="0" w:type="auto"/>
         <w:tblLayout w:type="fixed"/>
-        <w:tblLook w:firstColumn="1" w:firstRow="1" w:lastColumn="0" w:lastRow="0" w:noHBand="0" w:noVBand="1" w:val="04A0"/>
-        <w:tblLayout w:type="fixed"/>
+        <w:tblLook w:val="04A0" w:firstRow="1" w:lastRow="0" w:firstColumn="1" w:lastColumn="0" w:noHBand="0" w:noVBand="1"/>
       </w:tblPr>
       <w:tblGrid>
-        <w:gridCol w:w="4680"/>
-        <w:gridCol w:w="4680"/>
+        <w:gridCol w:w="4539"/>
+        <w:gridCol w:w="4821"/>
       </w:tblGrid>
       <w:tr>
         <w:tc>
           <w:tcPr>
-            <w:tcW w:type="dxa" w:w="4539"/>
+            <w:tcW w:w="4539" w:type="dxa"/>
           </w:tcPr>
           <w:p>
-            <w:r>
-              <w:rPr>
-                <w:b/>
-              </w:rPr>
-            </w:r>
+            <w:pPr>
+              <w:spacing w:before="60" w:after="60"/>
+            </w:pPr>
             <w:r>
               <w:rPr>
                 <w:b/>
@@ -2298,14 +4074,12 @@
         </w:tc>
         <w:tc>
           <w:tcPr>
-            <w:tcW w:type="dxa" w:w="4821"/>
+            <w:tcW w:w="4821" w:type="dxa"/>
           </w:tcPr>
           <w:p>
-            <w:r>
-              <w:rPr>
-                <w:b/>
-              </w:rPr>
-            </w:r>
+            <w:pPr>
+              <w:spacing w:before="60" w:after="60"/>
+            </w:pPr>
             <w:r>
               <w:rPr>
                 <w:b/>
@@ -2318,10 +4092,12 @@
       <w:tr>
         <w:tc>
           <w:tcPr>
-            <w:tcW w:type="dxa" w:w="4539"/>
+            <w:tcW w:w="4539" w:type="dxa"/>
           </w:tcPr>
           <w:p>
-            <w:r/>
+            <w:pPr>
+              <w:spacing w:before="60" w:after="60"/>
+            </w:pPr>
             <w:r>
               <w:t>「因離開作答視窗，本次作答已自動提交。」</w:t>
             </w:r>
@@ -2329,10 +4105,12 @@
         </w:tc>
         <w:tc>
           <w:tcPr>
-            <w:tcW w:type="dxa" w:w="4821"/>
+            <w:tcW w:w="4821" w:type="dxa"/>
           </w:tcPr>
           <w:p>
-            <w:r/>
+            <w:pPr>
+              <w:spacing w:before="60" w:after="60"/>
+            </w:pPr>
             <w:r>
               <w:t>作答期間切換到其他視窗或分頁，本次作答已交卷並計分，計入一次作答次數</w:t>
             </w:r>
@@ -2342,10 +4120,12 @@
       <w:tr>
         <w:tc>
           <w:tcPr>
-            <w:tcW w:type="dxa" w:w="4539"/>
+            <w:tcW w:w="4539" w:type="dxa"/>
           </w:tcPr>
           <w:p>
-            <w:r/>
+            <w:pPr>
+              <w:spacing w:before="60" w:after="60"/>
+            </w:pPr>
             <w:r>
               <w:t>「（作答時間到，已自動提交）」</w:t>
             </w:r>
@@ -2353,10 +4133,12 @@
         </w:tc>
         <w:tc>
           <w:tcPr>
-            <w:tcW w:type="dxa" w:w="4821"/>
+            <w:tcW w:w="4821" w:type="dxa"/>
           </w:tcPr>
           <w:p>
-            <w:r/>
+            <w:pPr>
+              <w:spacing w:before="60" w:after="60"/>
+            </w:pPr>
             <w:r>
               <w:t>限時測驗時間已到，系統以時間到之前的作答交卷並照常計分</w:t>
             </w:r>
@@ -2366,10 +4148,12 @@
       <w:tr>
         <w:tc>
           <w:tcPr>
-            <w:tcW w:type="dxa" w:w="4539"/>
+            <w:tcW w:w="4539" w:type="dxa"/>
           </w:tcPr>
           <w:p>
-            <w:r/>
+            <w:pPr>
+              <w:spacing w:before="60" w:after="60"/>
+            </w:pPr>
             <w:r>
               <w:t>「此課程已關閉，無法再開新作答」（結果頁）</w:t>
             </w:r>
@@ -2377,10 +4161,12 @@
         </w:tc>
         <w:tc>
           <w:tcPr>
-            <w:tcW w:type="dxa" w:w="4821"/>
+            <w:tcW w:w="4821" w:type="dxa"/>
           </w:tcPr>
           <w:p>
-            <w:r/>
+            <w:pPr>
+              <w:spacing w:before="60" w:after="60"/>
+            </w:pPr>
             <w:r>
               <w:t>本次作答照常計分，但課程已關閉，之後不能再重新作答</w:t>
             </w:r>
@@ -2390,10 +4176,12 @@
       <w:tr>
         <w:tc>
           <w:tcPr>
-            <w:tcW w:type="dxa" w:w="4539"/>
+            <w:tcW w:w="4539" w:type="dxa"/>
           </w:tcPr>
           <w:p>
-            <w:r/>
+            <w:pPr>
+              <w:spacing w:before="60" w:after="60"/>
+            </w:pPr>
             <w:r>
               <w:t>「未達及格分數，您仍有重考機會」</w:t>
             </w:r>
@@ -2401,10 +4189,12 @@
         </w:tc>
         <w:tc>
           <w:tcPr>
-            <w:tcW w:type="dxa" w:w="4821"/>
+            <w:tcW w:w="4821" w:type="dxa"/>
           </w:tcPr>
           <w:p>
-            <w:r/>
+            <w:pPr>
+              <w:spacing w:before="60" w:after="60"/>
+            </w:pPr>
             <w:r>
               <w:t>本次未及格，仍有剩餘次數。按「回課程重新作答」回到測驗項目再開始作答</w:t>
             </w:r>
@@ -2414,10 +4204,12 @@
       <w:tr>
         <w:tc>
           <w:tcPr>
-            <w:tcW w:type="dxa" w:w="4539"/>
+            <w:tcW w:w="4539" w:type="dxa"/>
           </w:tcPr>
           <w:p>
-            <w:r/>
+            <w:pPr>
+              <w:spacing w:before="60" w:after="60"/>
+            </w:pPr>
             <w:r>
               <w:t>「教師已要求重測，重新作答後才會計算結業成績。」</w:t>
             </w:r>
@@ -2425,10 +4217,12 @@
         </w:tc>
         <w:tc>
           <w:tcPr>
-            <w:tcW w:type="dxa" w:w="4821"/>
+            <w:tcW w:w="4821" w:type="dxa"/>
           </w:tcPr>
           <w:p>
-            <w:r/>
+            <w:pPr>
+              <w:spacing w:before="60" w:after="60"/>
+            </w:pPr>
             <w:r>
               <w:t>教師修改了測驗內容並要求重新測驗，重測之前的成績不再計入。按「開始作答」重新作答</w:t>
             </w:r>
@@ -2438,10 +4232,12 @@
       <w:tr>
         <w:tc>
           <w:tcPr>
-            <w:tcW w:type="dxa" w:w="4539"/>
+            <w:tcW w:w="4539" w:type="dxa"/>
           </w:tcPr>
           <w:p>
-            <w:r/>
+            <w:pPr>
+              <w:spacing w:before="60" w:after="60"/>
+            </w:pPr>
             <w:r>
               <w:t>「您上次的作答尚未提交。按「開始作答」將以已暫存的作答提交，並顯示該次成績。」</w:t>
             </w:r>
@@ -2449,10 +4245,12 @@
         </w:tc>
         <w:tc>
           <w:tcPr>
-            <w:tcW w:type="dxa" w:w="4821"/>
+            <w:tcW w:w="4821" w:type="dxa"/>
           </w:tcPr>
           <w:p>
-            <w:r/>
+            <w:pPr>
+              <w:spacing w:before="60" w:after="60"/>
+            </w:pPr>
             <w:r>
               <w:t>上一次作答在交卷前離開（如重新整理或關閉瀏覽器）。按「開始作答」即以已暫存的作答提交計分</w:t>
             </w:r>
@@ -2462,10 +4260,12 @@
       <w:tr>
         <w:tc>
           <w:tcPr>
-            <w:tcW w:type="dxa" w:w="4539"/>
+            <w:tcW w:w="4539" w:type="dxa"/>
           </w:tcPr>
           <w:p>
-            <w:r/>
+            <w:pPr>
+              <w:spacing w:before="60" w:after="60"/>
+            </w:pPr>
             <w:r>
               <w:t>「您上次的作答未提交，已以暫存的作答自動提交。」（結果頁）</w:t>
             </w:r>
@@ -2473,10 +4273,12 @@
         </w:tc>
         <w:tc>
           <w:tcPr>
-            <w:tcW w:type="dxa" w:w="4821"/>
+            <w:tcW w:w="4821" w:type="dxa"/>
           </w:tcPr>
           <w:p>
-            <w:r/>
+            <w:pPr>
+              <w:spacing w:before="60" w:after="60"/>
+            </w:pPr>
             <w:r>
               <w:t>上一次未提交的作答已以暫存內容交卷並計分，計入一次作答次數</w:t>
             </w:r>
@@ -2488,33 +4290,32 @@
       <w:pPr>
         <w:pStyle w:val="2"/>
       </w:pPr>
+      <w:bookmarkStart w:id="18" w:name="_Toc243386885"/>
       <w:r>
         <w:t>三、送出後的結果訊息</w:t>
       </w:r>
+      <w:bookmarkEnd w:id="18"/>
     </w:p>
     <w:tbl>
       <w:tblPr>
         <w:tblStyle w:val="aff2"/>
-        <w:tblW w:type="auto" w:w="0"/>
+        <w:tblW w:w="0" w:type="auto"/>
         <w:tblLayout w:type="fixed"/>
-        <w:tblLook w:firstColumn="1" w:firstRow="1" w:lastColumn="0" w:lastRow="0" w:noHBand="0" w:noVBand="1" w:val="04A0"/>
-        <w:tblLayout w:type="fixed"/>
+        <w:tblLook w:val="04A0" w:firstRow="1" w:lastRow="0" w:firstColumn="1" w:lastColumn="0" w:noHBand="0" w:noVBand="1"/>
       </w:tblPr>
       <w:tblGrid>
-        <w:gridCol w:w="4680"/>
-        <w:gridCol w:w="4680"/>
+        <w:gridCol w:w="3737"/>
+        <w:gridCol w:w="5623"/>
       </w:tblGrid>
       <w:tr>
         <w:tc>
           <w:tcPr>
-            <w:tcW w:type="dxa" w:w="3737"/>
+            <w:tcW w:w="3737" w:type="dxa"/>
           </w:tcPr>
           <w:p>
-            <w:r>
-              <w:rPr>
-                <w:b/>
-              </w:rPr>
-            </w:r>
+            <w:pPr>
+              <w:spacing w:before="60" w:after="60"/>
+            </w:pPr>
             <w:r>
               <w:rPr>
                 <w:b/>
@@ -2525,14 +4326,12 @@
         </w:tc>
         <w:tc>
           <w:tcPr>
-            <w:tcW w:type="dxa" w:w="5623"/>
+            <w:tcW w:w="5623" w:type="dxa"/>
           </w:tcPr>
           <w:p>
-            <w:r>
-              <w:rPr>
-                <w:b/>
-              </w:rPr>
-            </w:r>
+            <w:pPr>
+              <w:spacing w:before="60" w:after="60"/>
+            </w:pPr>
             <w:r>
               <w:rPr>
                 <w:b/>
@@ -2545,21 +4344,26 @@
       <w:tr>
         <w:tc>
           <w:tcPr>
-            <w:tcW w:type="dxa" w:w="3737"/>
+            <w:tcW w:w="3737" w:type="dxa"/>
           </w:tcPr>
           <w:p>
-            <w:r/>
+            <w:pPr>
+              <w:spacing w:before="60" w:after="60"/>
+            </w:pPr>
             <w:r>
+              <w:lastRenderedPageBreak/>
               <w:t>「已提交並完成閱卷」</w:t>
             </w:r>
           </w:p>
         </w:tc>
         <w:tc>
           <w:tcPr>
-            <w:tcW w:type="dxa" w:w="5623"/>
+            <w:tcW w:w="5623" w:type="dxa"/>
           </w:tcPr>
           <w:p>
-            <w:r/>
+            <w:pPr>
+              <w:spacing w:before="60" w:after="60"/>
+            </w:pPr>
             <w:r>
               <w:t>已交卷，結果頁顯示本次成績與答題明細</w:t>
             </w:r>
@@ -2569,10 +4373,12 @@
       <w:tr>
         <w:tc>
           <w:tcPr>
-            <w:tcW w:type="dxa" w:w="3737"/>
+            <w:tcW w:w="3737" w:type="dxa"/>
           </w:tcPr>
           <w:p>
-            <w:r/>
+            <w:pPr>
+              <w:spacing w:before="60" w:after="60"/>
+            </w:pPr>
             <w:r>
               <w:t>「已離開作答視窗，本次作答已自動提交」</w:t>
             </w:r>
@@ -2580,10 +4386,12 @@
         </w:tc>
         <w:tc>
           <w:tcPr>
-            <w:tcW w:type="dxa" w:w="5623"/>
+            <w:tcW w:w="5623" w:type="dxa"/>
           </w:tcPr>
           <w:p>
-            <w:r/>
+            <w:pPr>
+              <w:spacing w:before="60" w:after="60"/>
+            </w:pPr>
             <w:r>
               <w:t>因離開作答視窗而自動交卷，結果頁顯示本次成績</w:t>
             </w:r>
@@ -2593,10 +4401,12 @@
       <w:tr>
         <w:tc>
           <w:tcPr>
-            <w:tcW w:type="dxa" w:w="3737"/>
+            <w:tcW w:w="3737" w:type="dxa"/>
           </w:tcPr>
           <w:p>
-            <w:r/>
+            <w:pPr>
+              <w:spacing w:before="60" w:after="60"/>
+            </w:pPr>
             <w:r>
               <w:t>「已提交本次作答」</w:t>
             </w:r>
@@ -2604,10 +4414,12 @@
         </w:tc>
         <w:tc>
           <w:tcPr>
-            <w:tcW w:type="dxa" w:w="5623"/>
+            <w:tcW w:w="5623" w:type="dxa"/>
           </w:tcPr>
           <w:p>
-            <w:r/>
+            <w:pPr>
+              <w:spacing w:before="60" w:after="60"/>
+            </w:pPr>
             <w:r>
               <w:t>由左側選單、上一頁或頁面連結離開，並於確認視窗按「提交並離開」；已交卷並前往所點的頁面</w:t>
             </w:r>
@@ -2619,33 +4431,32 @@
       <w:pPr>
         <w:pStyle w:val="2"/>
       </w:pPr>
+      <w:bookmarkStart w:id="19" w:name="_Toc243386886"/>
       <w:r>
         <w:t>四、其他情況</w:t>
       </w:r>
+      <w:bookmarkEnd w:id="19"/>
     </w:p>
     <w:tbl>
       <w:tblPr>
         <w:tblStyle w:val="aff2"/>
-        <w:tblW w:type="auto" w:w="0"/>
+        <w:tblW w:w="0" w:type="auto"/>
         <w:tblLayout w:type="fixed"/>
-        <w:tblLook w:firstColumn="1" w:firstRow="1" w:lastColumn="0" w:lastRow="0" w:noHBand="0" w:noVBand="1" w:val="04A0"/>
-        <w:tblLayout w:type="fixed"/>
+        <w:tblLook w:val="04A0" w:firstRow="1" w:lastRow="0" w:firstColumn="1" w:lastColumn="0" w:noHBand="0" w:noVBand="1"/>
       </w:tblPr>
       <w:tblGrid>
-        <w:gridCol w:w="4680"/>
-        <w:gridCol w:w="4680"/>
+        <w:gridCol w:w="3852"/>
+        <w:gridCol w:w="5508"/>
       </w:tblGrid>
       <w:tr>
         <w:tc>
           <w:tcPr>
-            <w:tcW w:type="dxa" w:w="3852"/>
+            <w:tcW w:w="3852" w:type="dxa"/>
           </w:tcPr>
           <w:p>
-            <w:r>
-              <w:rPr>
-                <w:b/>
-              </w:rPr>
-            </w:r>
+            <w:pPr>
+              <w:spacing w:before="60" w:after="60"/>
+            </w:pPr>
             <w:r>
               <w:rPr>
                 <w:b/>
@@ -2656,14 +4467,12 @@
         </w:tc>
         <w:tc>
           <w:tcPr>
-            <w:tcW w:type="dxa" w:w="5508"/>
+            <w:tcW w:w="5508" w:type="dxa"/>
           </w:tcPr>
           <w:p>
-            <w:r>
-              <w:rPr>
-                <w:b/>
-              </w:rPr>
-            </w:r>
+            <w:pPr>
+              <w:spacing w:before="60" w:after="60"/>
+            </w:pPr>
             <w:r>
               <w:rPr>
                 <w:b/>
@@ -2676,10 +4485,12 @@
       <w:tr>
         <w:tc>
           <w:tcPr>
-            <w:tcW w:type="dxa" w:w="3852"/>
+            <w:tcW w:w="3852" w:type="dxa"/>
           </w:tcPr>
           <w:p>
-            <w:r/>
+            <w:pPr>
+              <w:spacing w:before="60" w:after="60"/>
+            </w:pPr>
             <w:r>
               <w:t>作答畫面顯示「本次作答已提交，無法再變更。」</w:t>
             </w:r>
@@ -2687,10 +4498,12 @@
         </w:tc>
         <w:tc>
           <w:tcPr>
-            <w:tcW w:type="dxa" w:w="5508"/>
+            <w:tcW w:w="5508" w:type="dxa"/>
           </w:tcPr>
           <w:p>
-            <w:r/>
+            <w:pPr>
+              <w:spacing w:before="60" w:after="60"/>
+            </w:pPr>
             <w:r>
               <w:t>這次作答已交卷（例如已在其他分頁交卷後，又開啟這次作答的畫面）。按「查看成績」查看該次結果</w:t>
             </w:r>
@@ -2700,10 +4513,12 @@
       <w:tr>
         <w:tc>
           <w:tcPr>
-            <w:tcW w:type="dxa" w:w="3852"/>
+            <w:tcW w:w="3852" w:type="dxa"/>
           </w:tcPr>
           <w:p>
-            <w:r/>
+            <w:pPr>
+              <w:spacing w:before="60" w:after="60"/>
+            </w:pPr>
             <w:r>
               <w:t>點測驗項目只看到題目、沒有「開始作答」</w:t>
             </w:r>
@@ -2711,10 +4526,12 @@
         </w:tc>
         <w:tc>
           <w:tcPr>
-            <w:tcW w:type="dxa" w:w="5508"/>
+            <w:tcW w:w="5508" w:type="dxa"/>
           </w:tcPr>
           <w:p>
-            <w:r/>
+            <w:pPr>
+              <w:spacing w:before="60" w:after="60"/>
+            </w:pPr>
             <w:r>
               <w:t>本人為教師或管理者，正以預覽方式檢視課程；預覽只能看題目，不能作答</w:t>
             </w:r>
@@ -2722,8 +4539,9 @@
         </w:tc>
       </w:tr>
     </w:tbl>
+    <w:p/>
     <w:sectPr>
-      <w:footerReference w:type="default" r:id="rId46"/>
+      <w:footerReference w:type="default" r:id="rId13"/>
       <w:pgSz w:w="12240" w:h="15840"/>
       <w:pgMar w:top="1440" w:right="1440" w:bottom="1440" w:left="1440" w:header="720" w:footer="720" w:gutter="0"/>
       <w:pgNumType w:start="1"/>
@@ -2764,16 +4582,6 @@
   <w:p>
     <w:pPr>
       <w:pStyle w:val="a5"/>
-    </w:pPr>
-  </w:p>
-</w:ftr>
-</file>
-
-<file path=word/footer2.xml><?xml version="1.0" encoding="utf-8"?>
-<w:ftr xmlns:wpc="http://schemas.microsoft.com/office/word/2010/wordprocessingCanvas" xmlns:cx="http://schemas.microsoft.com/office/drawing/2014/chartex" xmlns:cx1="http://schemas.microsoft.com/office/drawing/2015/9/8/chartex" xmlns:cx2="http://schemas.microsoft.com/office/drawing/2015/10/21/chartex" xmlns:cx3="http://schemas.microsoft.com/office/drawing/2016/5/9/chartex" xmlns:cx4="http://schemas.microsoft.com/office/drawing/2016/5/10/chartex" xmlns:cx5="http://schemas.microsoft.com/office/drawing/2016/5/11/chartex" xmlns:cx6="http://schemas.microsoft.com/office/drawing/2016/5/12/chartex" xmlns:cx7="http://schemas.microsoft.com/office/drawing/2016/5/13/chartex" xmlns:cx8="http://schemas.microsoft.com/office/drawing/2016/5/14/chartex" xmlns:mc="http://schemas.openxmlformats.org/markup-compatibility/2006" xmlns:aink="http://schemas.microsoft.com/office/drawing/2016/ink" xmlns:am3d="http://schemas.microsoft.com/office/drawing/2017/model3d" xmlns:o="urn:schemas-microsoft-com:office:office" xmlns:r="http://schemas.openxmlformats.org/officeDocument/2006/relationships" xmlns:m="http://schemas.openxmlformats.org/officeDocument/2006/math" xmlns:v="urn:schemas-microsoft-com:vml" xmlns:wp14="http://schemas.microsoft.com/office/word/2010/wordprocessingDrawing" xmlns:wp="http://schemas.openxmlformats.org/drawingml/2006/wordprocessingDrawing" xmlns:w10="urn:schemas-microsoft-com:office:word" xmlns:w="http://schemas.openxmlformats.org/wordprocessingml/2006/main" xmlns:w14="http://schemas.microsoft.com/office/word/2010/wordml" xmlns:w15="http://schemas.microsoft.com/office/word/2012/wordml" xmlns:w16cid="http://schemas.microsoft.com/office/word/2016/wordml/cid" xmlns:w16se="http://schemas.microsoft.com/office/word/2015/wordml/symex" xmlns:wpg="http://schemas.microsoft.com/office/word/2010/wordprocessingGroup" xmlns:wpi="http://schemas.microsoft.com/office/word/2010/wordprocessingInk" xmlns:wne="http://schemas.microsoft.com/office/word/2006/wordml" xmlns:wps="http://schemas.microsoft.com/office/word/2010/wordprocessingShape" mc:Ignorable="w14 w15 w16se w16cid wp14">
-  <w:p>
-    <w:pPr>
-      <w:pStyle w:val="a5"/>
       <w:jc w:val="center"/>
     </w:pPr>
     <w:r>
@@ -2837,7 +4645,7 @@
         <w:noProof/>
         <w:sz w:val="20"/>
       </w:rPr>
-      <w:t>39</w:t>
+      <w:t>9</w:t>
     </w:r>
     <w:r>
       <w:rPr>
@@ -2877,6 +4685,64 @@
 <file path=word/numbering.xml><?xml version="1.0" encoding="utf-8"?>
 <w:numbering xmlns:wpc="http://schemas.microsoft.com/office/word/2010/wordprocessingCanvas" xmlns:cx="http://schemas.microsoft.com/office/drawing/2014/chartex" xmlns:cx1="http://schemas.microsoft.com/office/drawing/2015/9/8/chartex" xmlns:cx2="http://schemas.microsoft.com/office/drawing/2015/10/21/chartex" xmlns:cx3="http://schemas.microsoft.com/office/drawing/2016/5/9/chartex" xmlns:cx4="http://schemas.microsoft.com/office/drawing/2016/5/10/chartex" xmlns:cx5="http://schemas.microsoft.com/office/drawing/2016/5/11/chartex" xmlns:cx6="http://schemas.microsoft.com/office/drawing/2016/5/12/chartex" xmlns:cx7="http://schemas.microsoft.com/office/drawing/2016/5/13/chartex" xmlns:cx8="http://schemas.microsoft.com/office/drawing/2016/5/14/chartex" xmlns:mc="http://schemas.openxmlformats.org/markup-compatibility/2006" xmlns:aink="http://schemas.microsoft.com/office/drawing/2016/ink" xmlns:am3d="http://schemas.microsoft.com/office/drawing/2017/model3d" xmlns:o="urn:schemas-microsoft-com:office:office" xmlns:r="http://schemas.openxmlformats.org/officeDocument/2006/relationships" xmlns:m="http://schemas.openxmlformats.org/officeDocument/2006/math" xmlns:v="urn:schemas-microsoft-com:vml" xmlns:wp14="http://schemas.microsoft.com/office/word/2010/wordprocessingDrawing" xmlns:wp="http://schemas.openxmlformats.org/drawingml/2006/wordprocessingDrawing" xmlns:w10="urn:schemas-microsoft-com:office:word" xmlns:w="http://schemas.openxmlformats.org/wordprocessingml/2006/main" xmlns:w14="http://schemas.microsoft.com/office/word/2010/wordml" xmlns:w15="http://schemas.microsoft.com/office/word/2012/wordml" xmlns:w16cid="http://schemas.microsoft.com/office/word/2016/wordml/cid" xmlns:w16se="http://schemas.microsoft.com/office/word/2015/wordml/symex" xmlns:wpg="http://schemas.microsoft.com/office/word/2010/wordprocessingGroup" xmlns:wpi="http://schemas.microsoft.com/office/word/2010/wordprocessingInk" xmlns:wne="http://schemas.microsoft.com/office/word/2006/wordml" xmlns:wps="http://schemas.microsoft.com/office/word/2010/wordprocessingShape" mc:Ignorable="w14 w15 w16se w16cid wp14">
   <w:abstractNum w:abstractNumId="0" w15:restartNumberingAfterBreak="0">
+    <w:nsid w:val="018171D1"/>
+    <w:multiLevelType w:val="multilevel"/>
+    <w:tmpl w:val="6FC8A628"/>
+    <w:lvl w:ilvl="0">
+      <w:start w:val="1"/>
+      <w:numFmt w:val="bullet"/>
+      <w:lvlText w:val="●"/>
+      <w:lvlJc w:val="left"/>
+      <w:pPr>
+        <w:ind w:left="482" w:hanging="482"/>
+      </w:pPr>
+    </w:lvl>
+    <w:lvl w:ilvl="1">
+      <w:start w:val="1"/>
+      <w:numFmt w:val="bullet"/>
+      <w:lvlText w:val="●"/>
+      <w:lvlJc w:val="left"/>
+      <w:pPr>
+        <w:ind w:left="1440" w:hanging="480"/>
+      </w:pPr>
+    </w:lvl>
+    <w:lvl w:ilvl="2">
+      <w:numFmt w:val="decimal"/>
+      <w:lvlText w:val=""/>
+      <w:lvlJc w:val="left"/>
+    </w:lvl>
+    <w:lvl w:ilvl="3">
+      <w:numFmt w:val="decimal"/>
+      <w:lvlText w:val=""/>
+      <w:lvlJc w:val="left"/>
+    </w:lvl>
+    <w:lvl w:ilvl="4">
+      <w:numFmt w:val="decimal"/>
+      <w:lvlText w:val=""/>
+      <w:lvlJc w:val="left"/>
+    </w:lvl>
+    <w:lvl w:ilvl="5">
+      <w:numFmt w:val="decimal"/>
+      <w:lvlText w:val=""/>
+      <w:lvlJc w:val="left"/>
+    </w:lvl>
+    <w:lvl w:ilvl="6">
+      <w:numFmt w:val="decimal"/>
+      <w:lvlText w:val=""/>
+      <w:lvlJc w:val="left"/>
+    </w:lvl>
+    <w:lvl w:ilvl="7">
+      <w:numFmt w:val="decimal"/>
+      <w:lvlText w:val=""/>
+      <w:lvlJc w:val="left"/>
+    </w:lvl>
+    <w:lvl w:ilvl="8">
+      <w:numFmt w:val="decimal"/>
+      <w:lvlText w:val=""/>
+      <w:lvlJc w:val="left"/>
+    </w:lvl>
+  </w:abstractNum>
+  <w:abstractNum w:abstractNumId="1" w15:restartNumberingAfterBreak="0">
     <w:nsid w:val="1ABC44C1"/>
     <w:multiLevelType w:val="singleLevel"/>
     <w:tmpl w:val="DB806158"/>
@@ -2893,7 +4759,7 @@
       </w:rPr>
     </w:lvl>
   </w:abstractNum>
-  <w:abstractNum w:abstractNumId="1" w15:restartNumberingAfterBreak="0">
+  <w:abstractNum w:abstractNumId="2" w15:restartNumberingAfterBreak="0">
     <w:nsid w:val="7CDE1FC3"/>
     <w:multiLevelType w:val="hybridMultilevel"/>
     <w:tmpl w:val="7EACF0CE"/>
@@ -2957,237 +4823,226 @@
       <w:lvlJc w:val="left"/>
     </w:lvl>
   </w:abstractNum>
-  <w:abstractNum w:abstractNumId="900">
-    <w:lvl w:ilvl="0">
-      <w:start w:val="1"/>
-      <w:numFmt w:val="bullet"/>
-      <w:lvlText w:val="●"/>
-      <w:lvlJc w:val="left"/>
-      <w:pPr>
-        <w:ind w:left="482" w:hanging="482"/>
-      </w:pPr>
-    </w:lvl>
-  </w:abstractNum>
   <w:num w:numId="1">
-    <w:abstractNumId w:val="0"/>
+    <w:abstractNumId w:val="1"/>
     <w:lvlOverride w:ilvl="0">
       <w:startOverride w:val="1"/>
     </w:lvlOverride>
   </w:num>
   <w:num w:numId="2">
-    <w:abstractNumId w:val="0"/>
+    <w:abstractNumId w:val="1"/>
     <w:lvlOverride w:ilvl="0">
       <w:startOverride w:val="1"/>
     </w:lvlOverride>
   </w:num>
   <w:num w:numId="3">
-    <w:abstractNumId w:val="0"/>
+    <w:abstractNumId w:val="1"/>
     <w:lvlOverride w:ilvl="0">
       <w:startOverride w:val="1"/>
     </w:lvlOverride>
   </w:num>
   <w:num w:numId="4">
+    <w:abstractNumId w:val="2"/>
+    <w:lvlOverride w:ilvl="0">
+      <w:startOverride w:val="1"/>
+    </w:lvlOverride>
+  </w:num>
+  <w:num w:numId="5">
     <w:abstractNumId w:val="1"/>
     <w:lvlOverride w:ilvl="0">
       <w:startOverride w:val="1"/>
     </w:lvlOverride>
   </w:num>
-  <w:num w:numId="5">
-    <w:abstractNumId w:val="0"/>
-    <w:lvlOverride w:ilvl="0">
-      <w:startOverride w:val="1"/>
-    </w:lvlOverride>
-  </w:num>
   <w:num w:numId="6">
-    <w:abstractNumId w:val="0"/>
+    <w:abstractNumId w:val="1"/>
     <w:lvlOverride w:ilvl="0">
       <w:startOverride w:val="1"/>
     </w:lvlOverride>
   </w:num>
   <w:num w:numId="7">
-    <w:abstractNumId w:val="0"/>
+    <w:abstractNumId w:val="1"/>
     <w:lvlOverride w:ilvl="0">
       <w:startOverride w:val="1"/>
     </w:lvlOverride>
   </w:num>
   <w:num w:numId="8">
-    <w:abstractNumId w:val="0"/>
+    <w:abstractNumId w:val="1"/>
     <w:lvlOverride w:ilvl="0">
       <w:startOverride w:val="1"/>
     </w:lvlOverride>
   </w:num>
   <w:num w:numId="9">
-    <w:abstractNumId w:val="0"/>
+    <w:abstractNumId w:val="1"/>
     <w:lvlOverride w:ilvl="0">
       <w:startOverride w:val="1"/>
     </w:lvlOverride>
   </w:num>
   <w:num w:numId="10">
-    <w:abstractNumId w:val="0"/>
+    <w:abstractNumId w:val="1"/>
     <w:lvlOverride w:ilvl="0">
       <w:startOverride w:val="1"/>
     </w:lvlOverride>
   </w:num>
   <w:num w:numId="11">
-    <w:abstractNumId w:val="0"/>
+    <w:abstractNumId w:val="1"/>
     <w:lvlOverride w:ilvl="0">
       <w:startOverride w:val="1"/>
     </w:lvlOverride>
   </w:num>
   <w:num w:numId="12">
-    <w:abstractNumId w:val="0"/>
+    <w:abstractNumId w:val="1"/>
     <w:lvlOverride w:ilvl="0">
       <w:startOverride w:val="1"/>
     </w:lvlOverride>
   </w:num>
   <w:num w:numId="13">
-    <w:abstractNumId w:val="0"/>
+    <w:abstractNumId w:val="1"/>
     <w:lvlOverride w:ilvl="0">
       <w:startOverride w:val="1"/>
     </w:lvlOverride>
   </w:num>
   <w:num w:numId="14">
-    <w:abstractNumId w:val="0"/>
+    <w:abstractNumId w:val="1"/>
     <w:lvlOverride w:ilvl="0">
       <w:startOverride w:val="1"/>
     </w:lvlOverride>
   </w:num>
   <w:num w:numId="15">
-    <w:abstractNumId w:val="0"/>
+    <w:abstractNumId w:val="1"/>
     <w:lvlOverride w:ilvl="0">
       <w:startOverride w:val="1"/>
     </w:lvlOverride>
   </w:num>
   <w:num w:numId="16">
-    <w:abstractNumId w:val="0"/>
+    <w:abstractNumId w:val="1"/>
     <w:lvlOverride w:ilvl="0">
       <w:startOverride w:val="1"/>
     </w:lvlOverride>
   </w:num>
   <w:num w:numId="17">
-    <w:abstractNumId w:val="0"/>
+    <w:abstractNumId w:val="1"/>
     <w:lvlOverride w:ilvl="0">
       <w:startOverride w:val="1"/>
     </w:lvlOverride>
   </w:num>
   <w:num w:numId="18">
-    <w:abstractNumId w:val="0"/>
+    <w:abstractNumId w:val="1"/>
     <w:lvlOverride w:ilvl="0">
       <w:startOverride w:val="1"/>
     </w:lvlOverride>
   </w:num>
   <w:num w:numId="19">
-    <w:abstractNumId w:val="0"/>
+    <w:abstractNumId w:val="1"/>
     <w:lvlOverride w:ilvl="0">
       <w:startOverride w:val="1"/>
     </w:lvlOverride>
   </w:num>
   <w:num w:numId="20">
-    <w:abstractNumId w:val="0"/>
+    <w:abstractNumId w:val="1"/>
     <w:lvlOverride w:ilvl="0">
       <w:startOverride w:val="1"/>
     </w:lvlOverride>
   </w:num>
   <w:num w:numId="21">
-    <w:abstractNumId w:val="0"/>
+    <w:abstractNumId w:val="1"/>
     <w:lvlOverride w:ilvl="0">
       <w:startOverride w:val="1"/>
     </w:lvlOverride>
   </w:num>
   <w:num w:numId="22">
-    <w:abstractNumId w:val="0"/>
+    <w:abstractNumId w:val="1"/>
     <w:lvlOverride w:ilvl="0">
       <w:startOverride w:val="1"/>
     </w:lvlOverride>
   </w:num>
   <w:num w:numId="23">
-    <w:abstractNumId w:val="0"/>
+    <w:abstractNumId w:val="1"/>
     <w:lvlOverride w:ilvl="0">
       <w:startOverride w:val="1"/>
     </w:lvlOverride>
   </w:num>
   <w:num w:numId="24">
-    <w:abstractNumId w:val="0"/>
+    <w:abstractNumId w:val="1"/>
     <w:lvlOverride w:ilvl="0">
       <w:startOverride w:val="1"/>
     </w:lvlOverride>
   </w:num>
   <w:num w:numId="25">
-    <w:abstractNumId w:val="0"/>
+    <w:abstractNumId w:val="1"/>
     <w:lvlOverride w:ilvl="0">
       <w:startOverride w:val="1"/>
     </w:lvlOverride>
   </w:num>
   <w:num w:numId="26">
-    <w:abstractNumId w:val="0"/>
+    <w:abstractNumId w:val="1"/>
     <w:lvlOverride w:ilvl="0">
       <w:startOverride w:val="1"/>
     </w:lvlOverride>
   </w:num>
   <w:num w:numId="27">
-    <w:abstractNumId w:val="0"/>
+    <w:abstractNumId w:val="1"/>
     <w:lvlOverride w:ilvl="0">
       <w:startOverride w:val="1"/>
     </w:lvlOverride>
   </w:num>
   <w:num w:numId="28">
-    <w:abstractNumId w:val="0"/>
+    <w:abstractNumId w:val="1"/>
     <w:lvlOverride w:ilvl="0">
       <w:startOverride w:val="1"/>
     </w:lvlOverride>
   </w:num>
   <w:num w:numId="29">
-    <w:abstractNumId w:val="0"/>
+    <w:abstractNumId w:val="1"/>
     <w:lvlOverride w:ilvl="0">
       <w:startOverride w:val="1"/>
     </w:lvlOverride>
   </w:num>
   <w:num w:numId="30">
-    <w:abstractNumId w:val="0"/>
+    <w:abstractNumId w:val="1"/>
     <w:lvlOverride w:ilvl="0">
       <w:startOverride w:val="1"/>
     </w:lvlOverride>
   </w:num>
   <w:num w:numId="31">
-    <w:abstractNumId w:val="0"/>
+    <w:abstractNumId w:val="1"/>
     <w:lvlOverride w:ilvl="0">
       <w:startOverride w:val="1"/>
     </w:lvlOverride>
   </w:num>
   <w:num w:numId="32">
-    <w:abstractNumId w:val="0"/>
+    <w:abstractNumId w:val="1"/>
     <w:lvlOverride w:ilvl="0">
       <w:startOverride w:val="1"/>
     </w:lvlOverride>
   </w:num>
   <w:num w:numId="33">
-    <w:abstractNumId w:val="0"/>
+    <w:abstractNumId w:val="1"/>
     <w:lvlOverride w:ilvl="0">
       <w:startOverride w:val="1"/>
     </w:lvlOverride>
   </w:num>
   <w:num w:numId="34">
-    <w:abstractNumId w:val="0"/>
+    <w:abstractNumId w:val="1"/>
     <w:lvlOverride w:ilvl="0">
       <w:startOverride w:val="1"/>
     </w:lvlOverride>
   </w:num>
   <w:num w:numId="35">
-    <w:abstractNumId w:val="0"/>
+    <w:abstractNumId w:val="1"/>
     <w:lvlOverride w:ilvl="0">
       <w:startOverride w:val="1"/>
     </w:lvlOverride>
   </w:num>
   <w:num w:numId="36">
-    <w:abstractNumId w:val="0"/>
+    <w:abstractNumId w:val="1"/>
     <w:lvlOverride w:ilvl="0">
       <w:startOverride w:val="1"/>
     </w:lvlOverride>
   </w:num>
+  <w:num w:numId="37">
+    <w:abstractNumId w:val="0"/>
+  </w:num>
   <w:numIdMacAtCleanup w:val="36"/>
-  <w:num w:numId="900">
-    <w:abstractNumId w:val="900"/>
-  </w:num>
 </w:numbering>
 </file>
 
@@ -14953,7 +16808,7 @@
 </file>
 
 <file path=customXml/itemProps1.xml><?xml version="1.0" encoding="utf-8"?>
-<ds:datastoreItem xmlns:ds="http://schemas.openxmlformats.org/officeDocument/2006/customXml" ds:itemID="{F5433768-CC8D-4AF3-B2C9-4B3C2D302557}">
+<ds:datastoreItem xmlns:ds="http://schemas.openxmlformats.org/officeDocument/2006/customXml" ds:itemID="{5E7FE173-1CCC-4B03-8929-E7E0F9A1CD25}">
   <ds:schemaRefs>
     <ds:schemaRef ds:uri="http://schemas.openxmlformats.org/officeDocument/2006/bibliography"/>
   </ds:schemaRefs>

--- a/docs/manuals/et/ET07-線上測驗.docx
+++ b/docs/manuals/et/ET07-線上測驗.docx
@@ -516,7 +516,7 @@
       <w:r>
         <w:fldChar w:fldCharType="separate"/>
       </w:r>
-      <w:hyperlink w:anchor="_Toc243386868" w:history="1">
+      <w:hyperlink w:anchor="_Toc243399650" w:history="1">
         <w:r>
           <w:rPr>
             <w:rStyle w:val="affb"/>
@@ -544,7 +544,7 @@
             <w:noProof/>
             <w:webHidden/>
           </w:rPr>
-          <w:instrText xml:space="preserve"> PAGEREF _Toc243386868 \h </w:instrText>
+          <w:instrText xml:space="preserve"> PAGEREF _Toc243399650 \h </w:instrText>
         </w:r>
         <w:r>
           <w:rPr>
@@ -589,7 +589,7 @@
           <w:szCs w:val="22"/>
         </w:rPr>
       </w:pPr>
-      <w:hyperlink w:anchor="_Toc243386869" w:history="1">
+      <w:hyperlink w:anchor="_Toc243399651" w:history="1">
         <w:r>
           <w:rPr>
             <w:rStyle w:val="affb"/>
@@ -617,7 +617,7 @@
             <w:noProof/>
             <w:webHidden/>
           </w:rPr>
-          <w:instrText xml:space="preserve"> PAGEREF _Toc243386869 \h </w:instrText>
+          <w:instrText xml:space="preserve"> PAGEREF _Toc243399651 \h </w:instrText>
         </w:r>
         <w:r>
           <w:rPr>
@@ -662,7 +662,7 @@
           <w:szCs w:val="22"/>
         </w:rPr>
       </w:pPr>
-      <w:hyperlink w:anchor="_Toc243386870" w:history="1">
+      <w:hyperlink w:anchor="_Toc243399652" w:history="1">
         <w:r>
           <w:rPr>
             <w:rStyle w:val="affb"/>
@@ -690,7 +690,7 @@
             <w:noProof/>
             <w:webHidden/>
           </w:rPr>
-          <w:instrText xml:space="preserve"> PAGEREF _Toc243386870 \h </w:instrText>
+          <w:instrText xml:space="preserve"> PAGEREF _Toc243399652 \h </w:instrText>
         </w:r>
         <w:r>
           <w:rPr>
@@ -735,7 +735,7 @@
           <w:szCs w:val="22"/>
         </w:rPr>
       </w:pPr>
-      <w:hyperlink w:anchor="_Toc243386871" w:history="1">
+      <w:hyperlink w:anchor="_Toc243399653" w:history="1">
         <w:r>
           <w:rPr>
             <w:rStyle w:val="affb"/>
@@ -763,7 +763,7 @@
             <w:noProof/>
             <w:webHidden/>
           </w:rPr>
-          <w:instrText xml:space="preserve"> PAGEREF _Toc243386871 \h </w:instrText>
+          <w:instrText xml:space="preserve"> PAGEREF _Toc243399653 \h </w:instrText>
         </w:r>
         <w:r>
           <w:rPr>
@@ -808,7 +808,7 @@
           <w:szCs w:val="22"/>
         </w:rPr>
       </w:pPr>
-      <w:hyperlink w:anchor="_Toc243386872" w:history="1">
+      <w:hyperlink w:anchor="_Toc243399654" w:history="1">
         <w:r>
           <w:rPr>
             <w:rStyle w:val="affb"/>
@@ -836,7 +836,7 @@
             <w:noProof/>
             <w:webHidden/>
           </w:rPr>
-          <w:instrText xml:space="preserve"> PAGEREF _Toc243386872 \h </w:instrText>
+          <w:instrText xml:space="preserve"> PAGEREF _Toc243399654 \h </w:instrText>
         </w:r>
         <w:r>
           <w:rPr>
@@ -881,7 +881,7 @@
           <w:szCs w:val="22"/>
         </w:rPr>
       </w:pPr>
-      <w:hyperlink w:anchor="_Toc243386873" w:history="1">
+      <w:hyperlink w:anchor="_Toc243399655" w:history="1">
         <w:r>
           <w:rPr>
             <w:rStyle w:val="affb"/>
@@ -909,7 +909,7 @@
             <w:noProof/>
             <w:webHidden/>
           </w:rPr>
-          <w:instrText xml:space="preserve"> PAGEREF _Toc243386873 \h </w:instrText>
+          <w:instrText xml:space="preserve"> PAGEREF _Toc243399655 \h </w:instrText>
         </w:r>
         <w:r>
           <w:rPr>
@@ -954,7 +954,7 @@
           <w:szCs w:val="22"/>
         </w:rPr>
       </w:pPr>
-      <w:hyperlink w:anchor="_Toc243386874" w:history="1">
+      <w:hyperlink w:anchor="_Toc243399656" w:history="1">
         <w:r>
           <w:rPr>
             <w:rStyle w:val="affb"/>
@@ -982,7 +982,7 @@
             <w:noProof/>
             <w:webHidden/>
           </w:rPr>
-          <w:instrText xml:space="preserve"> PAGEREF _Toc243386874 \h </w:instrText>
+          <w:instrText xml:space="preserve"> PAGEREF _Toc243399656 \h </w:instrText>
         </w:r>
         <w:r>
           <w:rPr>
@@ -1027,7 +1027,7 @@
           <w:szCs w:val="22"/>
         </w:rPr>
       </w:pPr>
-      <w:hyperlink w:anchor="_Toc243386875" w:history="1">
+      <w:hyperlink w:anchor="_Toc243399657" w:history="1">
         <w:r>
           <w:rPr>
             <w:rStyle w:val="affb"/>
@@ -1055,7 +1055,7 @@
             <w:noProof/>
             <w:webHidden/>
           </w:rPr>
-          <w:instrText xml:space="preserve"> PAGEREF _Toc243386875 \h </w:instrText>
+          <w:instrText xml:space="preserve"> PAGEREF _Toc243399657 \h </w:instrText>
         </w:r>
         <w:r>
           <w:rPr>
@@ -1100,7 +1100,7 @@
           <w:szCs w:val="22"/>
         </w:rPr>
       </w:pPr>
-      <w:hyperlink w:anchor="_Toc243386876" w:history="1">
+      <w:hyperlink w:anchor="_Toc243399658" w:history="1">
         <w:r>
           <w:rPr>
             <w:rStyle w:val="affb"/>
@@ -1128,7 +1128,7 @@
             <w:noProof/>
             <w:webHidden/>
           </w:rPr>
-          <w:instrText xml:space="preserve"> PAGEREF _Toc243386876 \h </w:instrText>
+          <w:instrText xml:space="preserve"> PAGEREF _Toc243399658 \h </w:instrText>
         </w:r>
         <w:r>
           <w:rPr>
@@ -1173,7 +1173,7 @@
           <w:szCs w:val="22"/>
         </w:rPr>
       </w:pPr>
-      <w:hyperlink w:anchor="_Toc243386877" w:history="1">
+      <w:hyperlink w:anchor="_Toc243399659" w:history="1">
         <w:r>
           <w:rPr>
             <w:rStyle w:val="affb"/>
@@ -1201,7 +1201,7 @@
             <w:noProof/>
             <w:webHidden/>
           </w:rPr>
-          <w:instrText xml:space="preserve"> PAGEREF _Toc243386877 \h </w:instrText>
+          <w:instrText xml:space="preserve"> PAGEREF _Toc243399659 \h </w:instrText>
         </w:r>
         <w:r>
           <w:rPr>
@@ -1246,7 +1246,7 @@
           <w:szCs w:val="22"/>
         </w:rPr>
       </w:pPr>
-      <w:hyperlink w:anchor="_Toc243386878" w:history="1">
+      <w:hyperlink w:anchor="_Toc243399660" w:history="1">
         <w:r>
           <w:rPr>
             <w:rStyle w:val="affb"/>
@@ -1274,7 +1274,7 @@
             <w:noProof/>
             <w:webHidden/>
           </w:rPr>
-          <w:instrText xml:space="preserve"> PAGEREF _Toc243386878 \h </w:instrText>
+          <w:instrText xml:space="preserve"> PAGEREF _Toc243399660 \h </w:instrText>
         </w:r>
         <w:r>
           <w:rPr>
@@ -1319,7 +1319,7 @@
           <w:szCs w:val="22"/>
         </w:rPr>
       </w:pPr>
-      <w:hyperlink w:anchor="_Toc243386879" w:history="1">
+      <w:hyperlink w:anchor="_Toc243399661" w:history="1">
         <w:r>
           <w:rPr>
             <w:rStyle w:val="affb"/>
@@ -1347,7 +1347,7 @@
             <w:noProof/>
             <w:webHidden/>
           </w:rPr>
-          <w:instrText xml:space="preserve"> PAGEREF _Toc243386879 \h </w:instrText>
+          <w:instrText xml:space="preserve"> PAGEREF _Toc243399661 \h </w:instrText>
         </w:r>
         <w:r>
           <w:rPr>
@@ -1392,7 +1392,7 @@
           <w:szCs w:val="22"/>
         </w:rPr>
       </w:pPr>
-      <w:hyperlink w:anchor="_Toc243386880" w:history="1">
+      <w:hyperlink w:anchor="_Toc243399662" w:history="1">
         <w:r>
           <w:rPr>
             <w:rStyle w:val="affb"/>
@@ -1420,7 +1420,7 @@
             <w:noProof/>
             <w:webHidden/>
           </w:rPr>
-          <w:instrText xml:space="preserve"> PAGEREF _Toc243386880 \h </w:instrText>
+          <w:instrText xml:space="preserve"> PAGEREF _Toc243399662 \h </w:instrText>
         </w:r>
         <w:r>
           <w:rPr>
@@ -1465,7 +1465,7 @@
           <w:szCs w:val="22"/>
         </w:rPr>
       </w:pPr>
-      <w:hyperlink w:anchor="_Toc243386881" w:history="1">
+      <w:hyperlink w:anchor="_Toc243399663" w:history="1">
         <w:r>
           <w:rPr>
             <w:rStyle w:val="affb"/>
@@ -1493,7 +1493,7 @@
             <w:noProof/>
             <w:webHidden/>
           </w:rPr>
-          <w:instrText xml:space="preserve"> PAGEREF _Toc243386881 \h </w:instrText>
+          <w:instrText xml:space="preserve"> PAGEREF _Toc243399663 \h </w:instrText>
         </w:r>
         <w:r>
           <w:rPr>
@@ -1538,7 +1538,7 @@
           <w:szCs w:val="22"/>
         </w:rPr>
       </w:pPr>
-      <w:hyperlink w:anchor="_Toc243386882" w:history="1">
+      <w:hyperlink w:anchor="_Toc243399664" w:history="1">
         <w:r>
           <w:rPr>
             <w:rStyle w:val="affb"/>
@@ -1566,7 +1566,7 @@
             <w:noProof/>
             <w:webHidden/>
           </w:rPr>
-          <w:instrText xml:space="preserve"> PAGEREF _Toc243386882 \h </w:instrText>
+          <w:instrText xml:space="preserve"> PAGEREF _Toc243399664 \h </w:instrText>
         </w:r>
         <w:r>
           <w:rPr>
@@ -1611,7 +1611,7 @@
           <w:szCs w:val="22"/>
         </w:rPr>
       </w:pPr>
-      <w:hyperlink w:anchor="_Toc243386883" w:history="1">
+      <w:hyperlink w:anchor="_Toc243399665" w:history="1">
         <w:r>
           <w:rPr>
             <w:rStyle w:val="affb"/>
@@ -1639,7 +1639,7 @@
             <w:noProof/>
             <w:webHidden/>
           </w:rPr>
-          <w:instrText xml:space="preserve"> PAGEREF _Toc243386883 \h </w:instrText>
+          <w:instrText xml:space="preserve"> PAGEREF _Toc243399665 \h </w:instrText>
         </w:r>
         <w:r>
           <w:rPr>
@@ -1684,7 +1684,7 @@
           <w:szCs w:val="22"/>
         </w:rPr>
       </w:pPr>
-      <w:hyperlink w:anchor="_Toc243386884" w:history="1">
+      <w:hyperlink w:anchor="_Toc243399666" w:history="1">
         <w:r>
           <w:rPr>
             <w:rStyle w:val="affb"/>
@@ -1712,7 +1712,7 @@
             <w:noProof/>
             <w:webHidden/>
           </w:rPr>
-          <w:instrText xml:space="preserve"> PAGEREF _Toc243386884 \h </w:instrText>
+          <w:instrText xml:space="preserve"> PAGEREF _Toc243399666 \h </w:instrText>
         </w:r>
         <w:r>
           <w:rPr>
@@ -1757,7 +1757,7 @@
           <w:szCs w:val="22"/>
         </w:rPr>
       </w:pPr>
-      <w:hyperlink w:anchor="_Toc243386885" w:history="1">
+      <w:hyperlink w:anchor="_Toc243399667" w:history="1">
         <w:r>
           <w:rPr>
             <w:rStyle w:val="affb"/>
@@ -1785,7 +1785,7 @@
             <w:noProof/>
             <w:webHidden/>
           </w:rPr>
-          <w:instrText xml:space="preserve"> PAGEREF _Toc243386885 \h </w:instrText>
+          <w:instrText xml:space="preserve"> PAGEREF _Toc243399667 \h </w:instrText>
         </w:r>
         <w:r>
           <w:rPr>
@@ -1830,7 +1830,7 @@
           <w:szCs w:val="22"/>
         </w:rPr>
       </w:pPr>
-      <w:hyperlink w:anchor="_Toc243386886" w:history="1">
+      <w:hyperlink w:anchor="_Toc243399668" w:history="1">
         <w:r>
           <w:rPr>
             <w:rStyle w:val="affb"/>
@@ -1858,7 +1858,7 @@
             <w:noProof/>
             <w:webHidden/>
           </w:rPr>
-          <w:instrText xml:space="preserve"> PAGEREF _Toc243386886 \h </w:instrText>
+          <w:instrText xml:space="preserve"> PAGEREF _Toc243399668 \h </w:instrText>
         </w:r>
         <w:r>
           <w:rPr>
@@ -1908,7 +1908,7 @@
       <w:pPr>
         <w:pStyle w:val="1"/>
       </w:pPr>
-      <w:bookmarkStart w:id="1" w:name="_Toc243386868"/>
+      <w:bookmarkStart w:id="1" w:name="_Toc243399650"/>
       <w:r>
         <w:lastRenderedPageBreak/>
         <w:t>壹、作業說明</w:t>
@@ -1919,7 +1919,7 @@
       <w:pPr>
         <w:pStyle w:val="2"/>
       </w:pPr>
-      <w:bookmarkStart w:id="2" w:name="_Toc243386869"/>
+      <w:bookmarkStart w:id="2" w:name="_Toc243399651"/>
       <w:r>
         <w:t>一、使用情境</w:t>
       </w:r>
@@ -2092,7 +2092,7 @@
       <w:pPr>
         <w:pStyle w:val="2"/>
       </w:pPr>
-      <w:bookmarkStart w:id="3" w:name="_Toc243386870"/>
+      <w:bookmarkStart w:id="3" w:name="_Toc243399652"/>
       <w:r>
         <w:t>二、進入路徑</w:t>
       </w:r>
@@ -2125,7 +2125,7 @@
       <w:pPr>
         <w:pStyle w:val="1"/>
       </w:pPr>
-      <w:bookmarkStart w:id="4" w:name="_Toc243386871"/>
+      <w:bookmarkStart w:id="4" w:name="_Toc243399653"/>
       <w:r>
         <w:lastRenderedPageBreak/>
         <w:t>貳、操作說明</w:t>
@@ -2136,7 +2136,7 @@
       <w:pPr>
         <w:pStyle w:val="2"/>
       </w:pPr>
-      <w:bookmarkStart w:id="5" w:name="_Toc243386872"/>
+      <w:bookmarkStart w:id="5" w:name="_Toc243399654"/>
       <w:r>
         <w:t>一、畫面與前置設定</w:t>
       </w:r>
@@ -2426,7 +2426,7 @@
       <w:pPr>
         <w:pStyle w:val="2"/>
       </w:pPr>
-      <w:bookmarkStart w:id="6" w:name="_Toc243386873"/>
+      <w:bookmarkStart w:id="6" w:name="_Toc243399655"/>
       <w:r>
         <w:lastRenderedPageBreak/>
         <w:t>二、開始作答</w:t>
@@ -2490,7 +2490,7 @@
       <w:pPr>
         <w:pStyle w:val="2"/>
       </w:pPr>
-      <w:bookmarkStart w:id="7" w:name="_Toc243386874"/>
+      <w:bookmarkStart w:id="7" w:name="_Toc243399656"/>
       <w:r>
         <w:t>三、作答與跳題</w:t>
       </w:r>
@@ -2639,7 +2639,7 @@
       <w:pPr>
         <w:pStyle w:val="2"/>
       </w:pPr>
-      <w:bookmarkStart w:id="8" w:name="_Toc243386875"/>
+      <w:bookmarkStart w:id="8" w:name="_Toc243399657"/>
       <w:r>
         <w:t>四、離開作答畫面</w:t>
       </w:r>
@@ -2671,13 +2671,13 @@
         <w:tblLook w:val="04A0" w:firstRow="1" w:lastRow="0" w:firstColumn="1" w:lastColumn="0" w:noHBand="0" w:noVBand="1"/>
       </w:tblPr>
       <w:tblGrid>
-        <w:gridCol w:w="3012"/>
-        <w:gridCol w:w="6348"/>
+        <w:gridCol w:w="2757"/>
+        <w:gridCol w:w="6603"/>
       </w:tblGrid>
       <w:tr>
         <w:tc>
           <w:tcPr>
-            <w:tcW w:w="3012" w:type="dxa"/>
+            <w:tcW w:w="2757" w:type="dxa"/>
           </w:tcPr>
           <w:p>
             <w:pPr>
@@ -2693,7 +2693,7 @@
         </w:tc>
         <w:tc>
           <w:tcPr>
-            <w:tcW w:w="6348" w:type="dxa"/>
+            <w:tcW w:w="6603" w:type="dxa"/>
           </w:tcPr>
           <w:p>
             <w:pPr>
@@ -2711,7 +2711,7 @@
       <w:tr>
         <w:tc>
           <w:tcPr>
-            <w:tcW w:w="3012" w:type="dxa"/>
+            <w:tcW w:w="2757" w:type="dxa"/>
           </w:tcPr>
           <w:p>
             <w:pPr>
@@ -2721,17 +2721,17 @@
               <w:t>切換到其他視窗或分頁、將視窗縮到最小、點</w:t>
             </w:r>
             <w:r>
-              <w:t>瀏覽器網址列或跳出的系統通</w:t>
+              <w:t>瀏覽器網址列或跳出</w:t>
             </w:r>
             <w:r>
               <w:lastRenderedPageBreak/>
-              <w:t>知</w:t>
+              <w:t>的系統通知</w:t>
             </w:r>
           </w:p>
         </w:tc>
         <w:tc>
           <w:tcPr>
-            <w:tcW w:w="6348" w:type="dxa"/>
+            <w:tcW w:w="6603" w:type="dxa"/>
           </w:tcPr>
           <w:p>
             <w:pPr>
@@ -2747,7 +2747,7 @@
       <w:tr>
         <w:tc>
           <w:tcPr>
-            <w:tcW w:w="3012" w:type="dxa"/>
+            <w:tcW w:w="2757" w:type="dxa"/>
           </w:tcPr>
           <w:p>
             <w:pPr>
@@ -2760,7 +2760,7 @@
         </w:tc>
         <w:tc>
           <w:tcPr>
-            <w:tcW w:w="6348" w:type="dxa"/>
+            <w:tcW w:w="6603" w:type="dxa"/>
           </w:tcPr>
           <w:p>
             <w:pPr>
@@ -2775,7 +2775,7 @@
       <w:tr>
         <w:tc>
           <w:tcPr>
-            <w:tcW w:w="3012" w:type="dxa"/>
+            <w:tcW w:w="2757" w:type="dxa"/>
           </w:tcPr>
           <w:p>
             <w:pPr>
@@ -2788,14 +2788,14 @@
         </w:tc>
         <w:tc>
           <w:tcPr>
-            <w:tcW w:w="6348" w:type="dxa"/>
+            <w:tcW w:w="6603" w:type="dxa"/>
           </w:tcPr>
           <w:p>
             <w:pPr>
               <w:spacing w:before="60" w:after="60"/>
             </w:pPr>
             <w:r>
-              <w:t>視為離開。測驗項目會提示「您上次的作答尚未提交。按「開始作答」將以已暫存的作答提交，並顯示該次成績。」；按「開始作答」後，結果頁上方顯示「您上次的作答未提交，已以暫存的作答自動提交。」，仍有剩餘次數者可再開始新的一次。有尚未提交的作答時，即使次數已用完或課程已關閉，「開始作答」仍可按，按下只結算那一次</w:t>
+              <w:t>視為離開，本次作答即自動提交。若提交未及完成（例如瀏覽器程式被強制結束），該次作答保留為尚未提交，測驗項目會提示「您上次的作答尚未提交。按「開始作答」將以已暫存的作答提交，並顯示該次成績。」；按「開始作答」後，結果頁上方顯示「您上次的作答未提交，已以暫存的作答自動提交。」，仍有剩餘次數者可再開始新的一次。有尚未提交的作答時，即使次數已用完或課程已關閉，「開始作答」仍可按，按下只結算那一次</w:t>
             </w:r>
           </w:p>
         </w:tc>
@@ -2814,7 +2814,7 @@
       <w:pPr>
         <w:pStyle w:val="2"/>
       </w:pPr>
-      <w:bookmarkStart w:id="9" w:name="_Toc243386876"/>
+      <w:bookmarkStart w:id="9" w:name="_Toc243399658"/>
       <w:r>
         <w:t>五、提交</w:t>
       </w:r>
@@ -2825,7 +2825,10 @@
         <w:ind w:firstLine="482"/>
       </w:pPr>
       <w:r>
-        <w:t>作答完成後按上方的「提交」。</w:t>
+        <w:t>作答完成後按上方的「提交」</w:t>
+      </w:r>
+      <w:r>
+        <w:t>。</w:t>
       </w:r>
       <w:r>
         <w:rPr>
@@ -2834,10 +2837,7 @@
         <w:t>按下即交卷並立即閱卷</w:t>
       </w:r>
       <w:r>
-        <w:t>，不另跳確認視窗，交卷後作答不能再修改；請先由左側題目導覽確認每一</w:t>
-      </w:r>
-      <w:r>
-        <w:t>題都已作答。</w:t>
+        <w:t>，不另跳確認視窗，交卷後作答不能再修改；請先由左側題目導覽確認每一題都已作答。</w:t>
       </w:r>
     </w:p>
     <w:p>
@@ -2875,7 +2875,7 @@
       <w:pPr>
         <w:pStyle w:val="2"/>
       </w:pPr>
-      <w:bookmarkStart w:id="10" w:name="_Toc243386877"/>
+      <w:bookmarkStart w:id="10" w:name="_Toc243399659"/>
       <w:r>
         <w:t>六、成績計算方式</w:t>
       </w:r>
@@ -3128,14 +3128,17 @@
         <w:t xml:space="preserve">ET02 </w:t>
       </w:r>
       <w:r>
-        <w:t>學員學習表現的平均成績亦以各測驗的最高分計算。教師要求重新測驗後，只取重測之後的作答計算最高分。</w:t>
+        <w:t>學員學習表現的平均成績亦以各測驗的最高分計算。</w:t>
+      </w:r>
+      <w:r>
+        <w:t>教師要求重新測驗後，只取重測之後的作答計算最高分。</w:t>
       </w:r>
     </w:p>
     <w:p>
       <w:pPr>
         <w:pStyle w:val="2"/>
       </w:pPr>
-      <w:bookmarkStart w:id="11" w:name="_Toc243386878"/>
+      <w:bookmarkStart w:id="11" w:name="_Toc243399660"/>
       <w:r>
         <w:lastRenderedPageBreak/>
         <w:t>七、查看結果</w:t>
@@ -3147,10 +3150,7 @@
         <w:ind w:firstLine="482"/>
       </w:pPr>
       <w:r>
-        <w:t>提交後進入結果頁，顯示</w:t>
-      </w:r>
-      <w:r>
-        <w:t>本次總分、合格與否、第幾次作答與剩餘可作答次數，下方為答題明細。</w:t>
+        <w:t>提交後進入結果頁，顯示本次總分、合格與否、第幾次作答與剩餘可作答次數，下方為答題明細。</w:t>
       </w:r>
     </w:p>
     <w:p>
@@ -3356,7 +3356,13 @@
               <w:rPr>
                 <w:b/>
               </w:rPr>
-              <w:t>結果頁的按鈕</w:t>
+              <w:t>結果頁的按</w:t>
+            </w:r>
+            <w:r>
+              <w:rPr>
+                <w:b/>
+              </w:rPr>
+              <w:t>鈕</w:t>
             </w:r>
           </w:p>
         </w:tc>
@@ -3522,7 +3528,7 @@
       <w:pPr>
         <w:pStyle w:val="2"/>
       </w:pPr>
-      <w:bookmarkStart w:id="12" w:name="_Toc243386879"/>
+      <w:bookmarkStart w:id="12" w:name="_Toc243399661"/>
       <w:r>
         <w:lastRenderedPageBreak/>
         <w:t>八、回看歷次作答</w:t>
@@ -3542,10 +3548,7 @@
         <w:ind w:firstLine="482"/>
       </w:pPr>
       <w:r>
-        <w:t>回看較早的作答時，結果頁只有「返回課程」；要再作答，請回到測驗項目按</w:t>
-      </w:r>
-      <w:r>
-        <w:t>「開始作答」。</w:t>
+        <w:t>回看較早的作答時，結果頁只有「返回課程」；要再作答，請回到測驗項目按「開始作答」。</w:t>
       </w:r>
     </w:p>
     <w:p>
@@ -3740,7 +3743,7 @@
       <w:pPr>
         <w:pStyle w:val="2"/>
       </w:pPr>
-      <w:bookmarkStart w:id="13" w:name="_Toc243386880"/>
+      <w:bookmarkStart w:id="13" w:name="_Toc243399662"/>
       <w:r>
         <w:t>九、重考次數用完</w:t>
       </w:r>
@@ -3780,7 +3783,10 @@
         <w:t>恢復為完整的一輪</w:t>
       </w:r>
       <w:r>
-        <w:t>（重考次數上限加</w:t>
+        <w:t>（重考次數</w:t>
+      </w:r>
+      <w:r>
+        <w:t>上限加</w:t>
       </w:r>
       <w:r>
         <w:t xml:space="preserve"> 1</w:t>
@@ -3796,17 +3802,14 @@
       </w:pPr>
       <w:r>
         <w:lastRenderedPageBreak/>
-        <w:t>注意：教師修改測驗內容並要求重新測驗時，作答過該測驗的學員（不論是否已通過）該測驗會回到未完成、作答次數重新計算，並收到通知信；原本已及格者，之後的章</w:t>
-      </w:r>
-      <w:r>
-        <w:t>節也會回到鎖定，須重新作答及格。最高分改為只計重測之後的作答。</w:t>
+        <w:t>注意：教師修改測驗內容並要求重新測驗時，作答過該測驗的學員（不論是否已通過）該測驗會回到未完成、作答次數重新計算，並收到通知信；原本已及格者，之後尚未完成的項目也會回到鎖定（已完成的項目仍可開啟回看），須重新作答及格才會開放。最高分改為只計重測之後的作答。</w:t>
       </w:r>
     </w:p>
     <w:p>
       <w:pPr>
         <w:pStyle w:val="2"/>
       </w:pPr>
-      <w:bookmarkStart w:id="14" w:name="_Toc243386881"/>
+      <w:bookmarkStart w:id="14" w:name="_Toc243399663"/>
       <w:r>
         <w:t>十、課程關閉後</w:t>
       </w:r>
@@ -3834,7 +3837,10 @@
         <w:ind w:firstLine="482"/>
       </w:pPr>
       <w:r>
-        <w:t>課程關閉後測驗項目顯示「此課程已關閉，無法再開新作答」，「開始作答」無法按（仍有尚未提交的作答時例外，按下只結算那一次）；已交卷的成績與歷次作答明細仍可回看。教師再開課後即恢復作答，先前的作答次數與成績接續保留。</w:t>
+        <w:t>課</w:t>
+      </w:r>
+      <w:r>
+        <w:t>程關閉後測驗項目顯示「此課程已關閉，無法再開新作答」，「開始作答」無法按（仍有尚未提交的作答時例外，按下只結算那一次）；已交卷的成績與歷次作答明細仍可回看。教師再開課後即恢復作答，先前的作答次數與成績接續保留。</w:t>
       </w:r>
     </w:p>
     <w:p>
@@ -3850,7 +3856,7 @@
       <w:pPr>
         <w:pStyle w:val="1"/>
       </w:pPr>
-      <w:bookmarkStart w:id="15" w:name="_Toc243386882"/>
+      <w:bookmarkStart w:id="15" w:name="_Toc243399664"/>
       <w:r>
         <w:lastRenderedPageBreak/>
         <w:t>參、常見訊息與處置</w:t>
@@ -3861,7 +3867,7 @@
       <w:pPr>
         <w:pStyle w:val="2"/>
       </w:pPr>
-      <w:bookmarkStart w:id="16" w:name="_Toc243386883"/>
+      <w:bookmarkStart w:id="16" w:name="_Toc243399665"/>
       <w:r>
         <w:t>一、被擋下（動作沒有完成）</w:t>
       </w:r>
@@ -4035,12 +4041,9 @@
       <w:pPr>
         <w:pStyle w:val="2"/>
       </w:pPr>
-      <w:bookmarkStart w:id="17" w:name="_Toc243386884"/>
+      <w:bookmarkStart w:id="17" w:name="_Toc243399666"/>
       <w:r>
-        <w:t>二、有警告（動</w:t>
-      </w:r>
-      <w:r>
-        <w:t>作完成但需判斷）</w:t>
+        <w:t>二、有警告（動作完成但需判斷）</w:t>
       </w:r>
       <w:bookmarkEnd w:id="17"/>
     </w:p>
@@ -4252,7 +4255,10 @@
               <w:spacing w:before="60" w:after="60"/>
             </w:pPr>
             <w:r>
-              <w:t>上一次作答在交卷前離開（如重新整理或關閉瀏覽器）。按「開始作答」即以已暫存的作答提交計分</w:t>
+              <w:t>上一次作答在交卷前離開（如重新整理或</w:t>
+            </w:r>
+            <w:r>
+              <w:t>關閉瀏覽器）。按「開始作答」即以已暫存的作答提交計分</w:t>
             </w:r>
           </w:p>
         </w:tc>
@@ -4290,7 +4296,7 @@
       <w:pPr>
         <w:pStyle w:val="2"/>
       </w:pPr>
-      <w:bookmarkStart w:id="18" w:name="_Toc243386885"/>
+      <w:bookmarkStart w:id="18" w:name="_Toc243399667"/>
       <w:r>
         <w:t>三、送出後的結果訊息</w:t>
       </w:r>
@@ -4431,7 +4437,7 @@
       <w:pPr>
         <w:pStyle w:val="2"/>
       </w:pPr>
-      <w:bookmarkStart w:id="19" w:name="_Toc243386886"/>
+      <w:bookmarkStart w:id="19" w:name="_Toc243399668"/>
       <w:r>
         <w:t>四、其他情況</w:t>
       </w:r>
@@ -4685,9 +4691,9 @@
 <file path=word/numbering.xml><?xml version="1.0" encoding="utf-8"?>
 <w:numbering xmlns:wpc="http://schemas.microsoft.com/office/word/2010/wordprocessingCanvas" xmlns:cx="http://schemas.microsoft.com/office/drawing/2014/chartex" xmlns:cx1="http://schemas.microsoft.com/office/drawing/2015/9/8/chartex" xmlns:cx2="http://schemas.microsoft.com/office/drawing/2015/10/21/chartex" xmlns:cx3="http://schemas.microsoft.com/office/drawing/2016/5/9/chartex" xmlns:cx4="http://schemas.microsoft.com/office/drawing/2016/5/10/chartex" xmlns:cx5="http://schemas.microsoft.com/office/drawing/2016/5/11/chartex" xmlns:cx6="http://schemas.microsoft.com/office/drawing/2016/5/12/chartex" xmlns:cx7="http://schemas.microsoft.com/office/drawing/2016/5/13/chartex" xmlns:cx8="http://schemas.microsoft.com/office/drawing/2016/5/14/chartex" xmlns:mc="http://schemas.openxmlformats.org/markup-compatibility/2006" xmlns:aink="http://schemas.microsoft.com/office/drawing/2016/ink" xmlns:am3d="http://schemas.microsoft.com/office/drawing/2017/model3d" xmlns:o="urn:schemas-microsoft-com:office:office" xmlns:r="http://schemas.openxmlformats.org/officeDocument/2006/relationships" xmlns:m="http://schemas.openxmlformats.org/officeDocument/2006/math" xmlns:v="urn:schemas-microsoft-com:vml" xmlns:wp14="http://schemas.microsoft.com/office/word/2010/wordprocessingDrawing" xmlns:wp="http://schemas.openxmlformats.org/drawingml/2006/wordprocessingDrawing" xmlns:w10="urn:schemas-microsoft-com:office:word" xmlns:w="http://schemas.openxmlformats.org/wordprocessingml/2006/main" xmlns:w14="http://schemas.microsoft.com/office/word/2010/wordml" xmlns:w15="http://schemas.microsoft.com/office/word/2012/wordml" xmlns:w16cid="http://schemas.microsoft.com/office/word/2016/wordml/cid" xmlns:w16se="http://schemas.microsoft.com/office/word/2015/wordml/symex" xmlns:wpg="http://schemas.microsoft.com/office/word/2010/wordprocessingGroup" xmlns:wpi="http://schemas.microsoft.com/office/word/2010/wordprocessingInk" xmlns:wne="http://schemas.microsoft.com/office/word/2006/wordml" xmlns:wps="http://schemas.microsoft.com/office/word/2010/wordprocessingShape" mc:Ignorable="w14 w15 w16se w16cid wp14">
   <w:abstractNum w:abstractNumId="0" w15:restartNumberingAfterBreak="0">
-    <w:nsid w:val="018171D1"/>
+    <w:nsid w:val="14F94584"/>
     <w:multiLevelType w:val="multilevel"/>
-    <w:tmpl w:val="6FC8A628"/>
+    <w:tmpl w:val="14DC82FE"/>
     <w:lvl w:ilvl="0">
       <w:start w:val="1"/>
       <w:numFmt w:val="bullet"/>
@@ -16808,7 +16814,7 @@
 </file>
 
 <file path=customXml/itemProps1.xml><?xml version="1.0" encoding="utf-8"?>
-<ds:datastoreItem xmlns:ds="http://schemas.openxmlformats.org/officeDocument/2006/customXml" ds:itemID="{5E7FE173-1CCC-4B03-8929-E7E0F9A1CD25}">
+<ds:datastoreItem xmlns:ds="http://schemas.openxmlformats.org/officeDocument/2006/customXml" ds:itemID="{35ABF451-11E3-4AAC-ACF1-2879419B4CB5}">
   <ds:schemaRefs>
     <ds:schemaRef ds:uri="http://schemas.openxmlformats.org/officeDocument/2006/bibliography"/>
   </ds:schemaRefs>
